--- a/LAB4/11_ĐH_CNPM2-LAB4_1150080113-ChauThiNgocQuyen.docx
+++ b/LAB4/11_ĐH_CNPM2-LAB4_1150080113-ChauThiNgocQuyen.docx
@@ -10,6 +10,8 @@
           <w:rFonts w:hint="default" w:ascii="Times New Roman" w:hAnsi="Times New Roman" w:cs="Times New Roman"/>
           <w:b/>
           <w:bCs/>
+          <w:sz w:val="26"/>
+          <w:szCs w:val="26"/>
           <w:lang w:val="en-US"/>
         </w:rPr>
       </w:pPr>
@@ -18,6 +20,8 @@
           <w:rFonts w:hint="default" w:ascii="Times New Roman" w:hAnsi="Times New Roman" w:cs="Times New Roman"/>
           <w:b/>
           <w:bCs/>
+          <w:sz w:val="26"/>
+          <w:szCs w:val="26"/>
           <w:lang w:val="en-US"/>
         </w:rPr>
         <w:t>LAB 4</w:t>
@@ -29,31 +33,150 @@
         <w:jc w:val="center"/>
         <w:rPr>
           <w:rFonts w:hint="default" w:ascii="Times New Roman" w:hAnsi="Times New Roman" w:cs="Times New Roman"/>
-          <w:lang w:val="en-US"/>
-        </w:rPr>
-      </w:pPr>
-      <w:r>
-        <w:rPr>
-          <w:rFonts w:hint="default" w:ascii="Times New Roman" w:hAnsi="Times New Roman" w:cs="Times New Roman"/>
-          <w:lang w:val="en-US"/>
-        </w:rPr>
-        <w:t>Video - https://youtu.be/OkhwQBs-DVA</w:t>
-      </w:r>
+          <w:sz w:val="26"/>
+          <w:szCs w:val="26"/>
+          <w:lang w:val="en-US"/>
+        </w:rPr>
+      </w:pPr>
+      <w:r>
+        <w:rPr>
+          <w:rFonts w:hint="default" w:ascii="Times New Roman" w:hAnsi="Times New Roman" w:cs="Times New Roman"/>
+          <w:sz w:val="26"/>
+          <w:szCs w:val="26"/>
+          <w:lang w:val="en-US"/>
+        </w:rPr>
+        <w:t xml:space="preserve">Video - </w:t>
+      </w:r>
+      <w:r>
+        <w:rPr>
+          <w:rFonts w:hint="default" w:ascii="Times New Roman" w:hAnsi="Times New Roman" w:cs="Times New Roman"/>
+          <w:sz w:val="26"/>
+          <w:szCs w:val="26"/>
+          <w:lang w:val="en-US"/>
+        </w:rPr>
+        <w:fldChar w:fldCharType="begin"/>
+      </w:r>
+      <w:r>
+        <w:rPr>
+          <w:rFonts w:hint="default" w:ascii="Times New Roman" w:hAnsi="Times New Roman" w:cs="Times New Roman"/>
+          <w:sz w:val="26"/>
+          <w:szCs w:val="26"/>
+          <w:lang w:val="en-US"/>
+        </w:rPr>
+        <w:instrText xml:space="preserve"> HYPERLINK "https://youtu.be/OkhwQBs-DVA" </w:instrText>
+      </w:r>
+      <w:r>
+        <w:rPr>
+          <w:rFonts w:hint="default" w:ascii="Times New Roman" w:hAnsi="Times New Roman" w:cs="Times New Roman"/>
+          <w:sz w:val="26"/>
+          <w:szCs w:val="26"/>
+          <w:lang w:val="en-US"/>
+        </w:rPr>
+        <w:fldChar w:fldCharType="separate"/>
+      </w:r>
+      <w:r>
+        <w:rPr>
+          <w:rStyle w:val="4"/>
+          <w:rFonts w:hint="default" w:ascii="Times New Roman" w:hAnsi="Times New Roman" w:cs="Times New Roman"/>
+          <w:sz w:val="26"/>
+          <w:szCs w:val="26"/>
+          <w:lang w:val="en-US"/>
+        </w:rPr>
+        <w:t>https://youtu.be/OkhwQBs-DVA</w:t>
+      </w:r>
+      <w:r>
+        <w:rPr>
+          <w:rFonts w:hint="default" w:ascii="Times New Roman" w:hAnsi="Times New Roman" w:cs="Times New Roman"/>
+          <w:sz w:val="26"/>
+          <w:szCs w:val="26"/>
+          <w:lang w:val="en-US"/>
+        </w:rPr>
+        <w:fldChar w:fldCharType="end"/>
+      </w:r>
+    </w:p>
+    <w:p>
+      <w:pPr>
+        <w:spacing w:line="360" w:lineRule="auto"/>
+        <w:jc w:val="center"/>
+        <w:rPr>
+          <w:rFonts w:hint="default" w:ascii="Times New Roman" w:hAnsi="Times New Roman" w:cs="Times New Roman"/>
+          <w:sz w:val="26"/>
+          <w:szCs w:val="26"/>
+          <w:lang w:val="en-US"/>
+        </w:rPr>
+      </w:pPr>
+      <w:r>
+        <w:rPr>
+          <w:rFonts w:hint="default" w:ascii="Times New Roman" w:hAnsi="Times New Roman" w:cs="Times New Roman"/>
+          <w:sz w:val="26"/>
+          <w:szCs w:val="26"/>
+          <w:lang w:val="en-US"/>
+        </w:rPr>
+        <w:t xml:space="preserve">Video - </w:t>
+      </w:r>
+      <w:r>
+        <w:rPr>
+          <w:rFonts w:hint="default" w:ascii="Times New Roman" w:hAnsi="Times New Roman" w:cs="Times New Roman"/>
+          <w:sz w:val="26"/>
+          <w:szCs w:val="26"/>
+          <w:lang w:val="en-US"/>
+        </w:rPr>
+        <w:fldChar w:fldCharType="begin"/>
+      </w:r>
+      <w:r>
+        <w:rPr>
+          <w:rFonts w:hint="default" w:ascii="Times New Roman" w:hAnsi="Times New Roman" w:cs="Times New Roman"/>
+          <w:sz w:val="26"/>
+          <w:szCs w:val="26"/>
+          <w:lang w:val="en-US"/>
+        </w:rPr>
+        <w:instrText xml:space="preserve"> HYPERLINK "https://youtu.be/I67jidQDIeY" </w:instrText>
+      </w:r>
+      <w:r>
+        <w:rPr>
+          <w:rFonts w:hint="default" w:ascii="Times New Roman" w:hAnsi="Times New Roman" w:cs="Times New Roman"/>
+          <w:sz w:val="26"/>
+          <w:szCs w:val="26"/>
+          <w:lang w:val="en-US"/>
+        </w:rPr>
+        <w:fldChar w:fldCharType="separate"/>
+      </w:r>
+      <w:r>
+        <w:rPr>
+          <w:rStyle w:val="4"/>
+          <w:rFonts w:hint="default" w:ascii="Times New Roman" w:hAnsi="Times New Roman" w:cs="Times New Roman"/>
+          <w:sz w:val="26"/>
+          <w:szCs w:val="26"/>
+          <w:lang w:val="en-US"/>
+        </w:rPr>
+        <w:t>https://youtu.be/I67jidQDIeY</w:t>
+      </w:r>
+      <w:r>
+        <w:rPr>
+          <w:rFonts w:hint="default" w:ascii="Times New Roman" w:hAnsi="Times New Roman" w:cs="Times New Roman"/>
+          <w:sz w:val="26"/>
+          <w:szCs w:val="26"/>
+          <w:lang w:val="en-US"/>
+        </w:rPr>
+        <w:fldChar w:fldCharType="end"/>
+      </w:r>
+    </w:p>
+    <w:p>
+      <w:pPr>
+        <w:spacing w:line="360" w:lineRule="auto"/>
+        <w:jc w:val="both"/>
+        <w:rPr>
+          <w:rFonts w:hint="default" w:ascii="Times New Roman" w:hAnsi="Times New Roman" w:cs="Times New Roman"/>
+          <w:sz w:val="26"/>
+          <w:szCs w:val="26"/>
+          <w:lang w:val="en-US"/>
+        </w:rPr>
+      </w:pPr>
       <w:bookmarkStart w:id="0" w:name="_GoBack"/>
       <w:bookmarkEnd w:id="0"/>
     </w:p>
     <w:p>
       <w:pPr>
-        <w:spacing w:line="360" w:lineRule="auto"/>
-        <w:jc w:val="both"/>
-        <w:rPr>
-          <w:rFonts w:hint="default" w:ascii="Times New Roman" w:hAnsi="Times New Roman" w:cs="Times New Roman"/>
-          <w:lang w:val="en-US"/>
-        </w:rPr>
-      </w:pPr>
-    </w:p>
-    <w:p>
-      <w:pPr>
         <w:numPr>
           <w:ilvl w:val="1"/>
           <w:numId w:val="1"/>
@@ -64,8 +187,8 @@
           <w:rFonts w:hint="default" w:ascii="Times New Roman" w:hAnsi="Times New Roman" w:eastAsia="SimSun" w:cs="Times New Roman"/>
           <w:b/>
           <w:bCs/>
-          <w:sz w:val="24"/>
-          <w:szCs w:val="24"/>
+          <w:sz w:val="26"/>
+          <w:szCs w:val="26"/>
         </w:rPr>
       </w:pPr>
       <w:r>
@@ -73,8 +196,8 @@
           <w:rFonts w:hint="default" w:ascii="Times New Roman" w:hAnsi="Times New Roman" w:eastAsia="SimSun" w:cs="Times New Roman"/>
           <w:b/>
           <w:bCs/>
-          <w:sz w:val="24"/>
-          <w:szCs w:val="24"/>
+          <w:sz w:val="26"/>
+          <w:szCs w:val="26"/>
         </w:rPr>
         <w:t>Chuẩn bị môi trường</w:t>
       </w:r>
@@ -84,20 +207,21 @@
         <w:numPr>
           <w:numId w:val="0"/>
         </w:numPr>
-        <w:ind w:leftChars="0"/>
-        <w:jc w:val="both"/>
-        <w:rPr>
-          <w:rFonts w:hint="default" w:ascii="Times New Roman" w:hAnsi="Times New Roman" w:eastAsia="SimSun" w:cs="Times New Roman"/>
-          <w:sz w:val="24"/>
-          <w:szCs w:val="24"/>
-          <w:lang w:val="en-US"/>
-        </w:rPr>
-      </w:pPr>
-      <w:r>
-        <w:rPr>
-          <w:rFonts w:hint="default" w:ascii="Times New Roman" w:hAnsi="Times New Roman" w:eastAsia="SimSun" w:cs="Times New Roman"/>
-          <w:sz w:val="24"/>
-          <w:szCs w:val="24"/>
+        <w:spacing w:line="360" w:lineRule="auto"/>
+        <w:ind w:leftChars="0"/>
+        <w:jc w:val="both"/>
+        <w:rPr>
+          <w:rFonts w:hint="default" w:ascii="Times New Roman" w:hAnsi="Times New Roman" w:eastAsia="SimSun" w:cs="Times New Roman"/>
+          <w:sz w:val="26"/>
+          <w:szCs w:val="26"/>
+          <w:lang w:val="en-US"/>
+        </w:rPr>
+      </w:pPr>
+      <w:r>
+        <w:rPr>
+          <w:rFonts w:hint="default" w:ascii="Times New Roman" w:hAnsi="Times New Roman" w:eastAsia="SimSun" w:cs="Times New Roman"/>
+          <w:sz w:val="26"/>
+          <w:szCs w:val="26"/>
           <w:lang w:val="en-US"/>
         </w:rPr>
         <w:t>- Máy tấn công:  Kali linux</w:t>
@@ -108,20 +232,21 @@
         <w:numPr>
           <w:numId w:val="0"/>
         </w:numPr>
-        <w:ind w:leftChars="0"/>
-        <w:jc w:val="both"/>
-        <w:rPr>
-          <w:rFonts w:hint="default" w:ascii="Times New Roman" w:hAnsi="Times New Roman" w:eastAsia="SimSun" w:cs="Times New Roman"/>
-          <w:sz w:val="24"/>
-          <w:szCs w:val="24"/>
-          <w:lang w:val="en-US"/>
-        </w:rPr>
-      </w:pPr>
-      <w:r>
-        <w:rPr>
-          <w:rFonts w:hint="default" w:ascii="Times New Roman" w:hAnsi="Times New Roman" w:eastAsia="SimSun" w:cs="Times New Roman"/>
-          <w:sz w:val="24"/>
-          <w:szCs w:val="24"/>
+        <w:spacing w:line="360" w:lineRule="auto"/>
+        <w:ind w:leftChars="0"/>
+        <w:jc w:val="both"/>
+        <w:rPr>
+          <w:rFonts w:hint="default" w:ascii="Times New Roman" w:hAnsi="Times New Roman" w:eastAsia="SimSun" w:cs="Times New Roman"/>
+          <w:sz w:val="26"/>
+          <w:szCs w:val="26"/>
+          <w:lang w:val="en-US"/>
+        </w:rPr>
+      </w:pPr>
+      <w:r>
+        <w:rPr>
+          <w:rFonts w:hint="default" w:ascii="Times New Roman" w:hAnsi="Times New Roman" w:eastAsia="SimSun" w:cs="Times New Roman"/>
+          <w:sz w:val="26"/>
+          <w:szCs w:val="26"/>
           <w:lang w:val="en-US"/>
         </w:rPr>
         <w:t>- Máy mục tiêu chính: Metasploitable 2</w:t>
@@ -132,20 +257,21 @@
         <w:numPr>
           <w:numId w:val="0"/>
         </w:numPr>
-        <w:ind w:leftChars="0"/>
-        <w:jc w:val="both"/>
-        <w:rPr>
-          <w:rFonts w:hint="default" w:ascii="Times New Roman" w:hAnsi="Times New Roman" w:eastAsia="SimSun" w:cs="Times New Roman"/>
-          <w:sz w:val="24"/>
-          <w:szCs w:val="24"/>
-          <w:lang w:val="en-US"/>
-        </w:rPr>
-      </w:pPr>
-      <w:r>
-        <w:rPr>
-          <w:rFonts w:hint="default" w:ascii="Times New Roman" w:hAnsi="Times New Roman" w:eastAsia="SimSun" w:cs="Times New Roman"/>
-          <w:sz w:val="24"/>
-          <w:szCs w:val="24"/>
+        <w:spacing w:line="360" w:lineRule="auto"/>
+        <w:ind w:leftChars="0"/>
+        <w:jc w:val="both"/>
+        <w:rPr>
+          <w:rFonts w:hint="default" w:ascii="Times New Roman" w:hAnsi="Times New Roman" w:eastAsia="SimSun" w:cs="Times New Roman"/>
+          <w:sz w:val="26"/>
+          <w:szCs w:val="26"/>
+          <w:lang w:val="en-US"/>
+        </w:rPr>
+      </w:pPr>
+      <w:r>
+        <w:rPr>
+          <w:rFonts w:hint="default" w:ascii="Times New Roman" w:hAnsi="Times New Roman" w:eastAsia="SimSun" w:cs="Times New Roman"/>
+          <w:sz w:val="26"/>
+          <w:szCs w:val="26"/>
           <w:lang w:val="en-US"/>
         </w:rPr>
         <w:t>- Máy mục tiêu đối chiếu: Window 10</w:t>
@@ -156,35 +282,37 @@
         <w:numPr>
           <w:numId w:val="0"/>
         </w:numPr>
-        <w:ind w:leftChars="0"/>
-        <w:jc w:val="both"/>
-        <w:rPr>
-          <w:rFonts w:hint="default" w:ascii="Times New Roman" w:hAnsi="Times New Roman" w:eastAsia="SimSun" w:cs="Times New Roman"/>
-          <w:sz w:val="24"/>
-          <w:szCs w:val="24"/>
-          <w:lang w:val="en-US"/>
-        </w:rPr>
-      </w:pPr>
-    </w:p>
-    <w:p>
-      <w:pPr>
-        <w:numPr>
-          <w:numId w:val="0"/>
-        </w:numPr>
-        <w:ind w:leftChars="0"/>
-        <w:jc w:val="both"/>
-        <w:rPr>
-          <w:rFonts w:hint="default" w:ascii="Times New Roman" w:hAnsi="Times New Roman" w:eastAsia="SimSun" w:cs="Times New Roman"/>
-          <w:sz w:val="24"/>
-          <w:szCs w:val="24"/>
-          <w:lang w:val="en-US"/>
-        </w:rPr>
-      </w:pPr>
-      <w:r>
-        <w:rPr>
-          <w:rFonts w:hint="default" w:ascii="Times New Roman" w:hAnsi="Times New Roman" w:eastAsia="SimSun" w:cs="Times New Roman"/>
-          <w:sz w:val="24"/>
-          <w:szCs w:val="24"/>
+        <w:spacing w:line="360" w:lineRule="auto"/>
+        <w:ind w:leftChars="0"/>
+        <w:jc w:val="both"/>
+        <w:rPr>
+          <w:rFonts w:hint="default" w:ascii="Times New Roman" w:hAnsi="Times New Roman" w:eastAsia="SimSun" w:cs="Times New Roman"/>
+          <w:sz w:val="26"/>
+          <w:szCs w:val="26"/>
+          <w:lang w:val="en-US"/>
+        </w:rPr>
+      </w:pPr>
+    </w:p>
+    <w:p>
+      <w:pPr>
+        <w:numPr>
+          <w:numId w:val="0"/>
+        </w:numPr>
+        <w:spacing w:line="360" w:lineRule="auto"/>
+        <w:ind w:leftChars="0"/>
+        <w:jc w:val="both"/>
+        <w:rPr>
+          <w:rFonts w:hint="default" w:ascii="Times New Roman" w:hAnsi="Times New Roman" w:eastAsia="SimSun" w:cs="Times New Roman"/>
+          <w:sz w:val="26"/>
+          <w:szCs w:val="26"/>
+          <w:lang w:val="en-US"/>
+        </w:rPr>
+      </w:pPr>
+      <w:r>
+        <w:rPr>
+          <w:rFonts w:hint="default" w:ascii="Times New Roman" w:hAnsi="Times New Roman" w:eastAsia="SimSun" w:cs="Times New Roman"/>
+          <w:sz w:val="26"/>
+          <w:szCs w:val="26"/>
           <w:lang w:val="en-US"/>
         </w:rPr>
         <w:t>VMWare</w:t>
@@ -195,10 +323,21 @@
         <w:numPr>
           <w:numId w:val="0"/>
         </w:numPr>
-        <w:ind w:leftChars="0"/>
-        <w:jc w:val="both"/>
-      </w:pPr>
-      <w:r>
+        <w:spacing w:line="360" w:lineRule="auto"/>
+        <w:ind w:leftChars="0"/>
+        <w:jc w:val="both"/>
+        <w:rPr>
+          <w:rFonts w:hint="default" w:ascii="Times New Roman" w:hAnsi="Times New Roman" w:cs="Times New Roman"/>
+          <w:sz w:val="26"/>
+          <w:szCs w:val="26"/>
+        </w:rPr>
+      </w:pPr>
+      <w:r>
+        <w:rPr>
+          <w:rFonts w:hint="default" w:ascii="Times New Roman" w:hAnsi="Times New Roman" w:cs="Times New Roman"/>
+          <w:sz w:val="26"/>
+          <w:szCs w:val="26"/>
+        </w:rPr>
         <w:drawing>
           <wp:inline distT="0" distB="0" distL="114300" distR="114300">
             <wp:extent cx="2564130" cy="2575560"/>
@@ -249,16 +388,21 @@
         <w:numPr>
           <w:numId w:val="0"/>
         </w:numPr>
-        <w:ind w:leftChars="0"/>
-        <w:jc w:val="both"/>
-        <w:rPr>
-          <w:rFonts w:hint="default"/>
-          <w:lang w:val="en-US"/>
-        </w:rPr>
-      </w:pPr>
-      <w:r>
-        <w:rPr>
-          <w:rFonts w:hint="default"/>
+        <w:spacing w:line="360" w:lineRule="auto"/>
+        <w:ind w:leftChars="0"/>
+        <w:jc w:val="both"/>
+        <w:rPr>
+          <w:rFonts w:hint="default" w:ascii="Times New Roman" w:hAnsi="Times New Roman" w:cs="Times New Roman"/>
+          <w:sz w:val="26"/>
+          <w:szCs w:val="26"/>
+          <w:lang w:val="en-US"/>
+        </w:rPr>
+      </w:pPr>
+      <w:r>
+        <w:rPr>
+          <w:rFonts w:hint="default" w:ascii="Times New Roman" w:hAnsi="Times New Roman" w:cs="Times New Roman"/>
+          <w:sz w:val="26"/>
+          <w:szCs w:val="26"/>
           <w:lang w:val="en-US"/>
         </w:rPr>
         <w:t>Window 10</w:t>
@@ -269,10 +413,21 @@
         <w:numPr>
           <w:numId w:val="0"/>
         </w:numPr>
-        <w:ind w:leftChars="0"/>
-        <w:jc w:val="both"/>
-      </w:pPr>
-      <w:r>
+        <w:spacing w:line="360" w:lineRule="auto"/>
+        <w:ind w:leftChars="0"/>
+        <w:jc w:val="both"/>
+        <w:rPr>
+          <w:rFonts w:hint="default" w:ascii="Times New Roman" w:hAnsi="Times New Roman" w:cs="Times New Roman"/>
+          <w:sz w:val="26"/>
+          <w:szCs w:val="26"/>
+        </w:rPr>
+      </w:pPr>
+      <w:r>
+        <w:rPr>
+          <w:rFonts w:hint="default" w:ascii="Times New Roman" w:hAnsi="Times New Roman" w:cs="Times New Roman"/>
+          <w:sz w:val="26"/>
+          <w:szCs w:val="26"/>
+        </w:rPr>
         <w:drawing>
           <wp:inline distT="0" distB="0" distL="114300" distR="114300">
             <wp:extent cx="5264150" cy="2341245"/>
@@ -323,16 +478,21 @@
         <w:numPr>
           <w:numId w:val="0"/>
         </w:numPr>
-        <w:ind w:leftChars="0"/>
-        <w:jc w:val="both"/>
-        <w:rPr>
-          <w:rFonts w:hint="default"/>
-          <w:lang w:val="en-US"/>
-        </w:rPr>
-      </w:pPr>
-      <w:r>
-        <w:rPr>
-          <w:rFonts w:hint="default"/>
+        <w:spacing w:line="360" w:lineRule="auto"/>
+        <w:ind w:leftChars="0"/>
+        <w:jc w:val="both"/>
+        <w:rPr>
+          <w:rFonts w:hint="default" w:ascii="Times New Roman" w:hAnsi="Times New Roman" w:cs="Times New Roman"/>
+          <w:sz w:val="26"/>
+          <w:szCs w:val="26"/>
+          <w:lang w:val="en-US"/>
+        </w:rPr>
+      </w:pPr>
+      <w:r>
+        <w:rPr>
+          <w:rFonts w:hint="default" w:ascii="Times New Roman" w:hAnsi="Times New Roman" w:cs="Times New Roman"/>
+          <w:sz w:val="26"/>
+          <w:szCs w:val="26"/>
           <w:lang w:val="en-US"/>
         </w:rPr>
         <w:t>Kali linux</w:t>
@@ -343,19 +503,36 @@
         <w:numPr>
           <w:numId w:val="0"/>
         </w:numPr>
-        <w:ind w:leftChars="0"/>
-        <w:jc w:val="both"/>
-      </w:pPr>
-    </w:p>
-    <w:p>
-      <w:pPr>
-        <w:numPr>
-          <w:numId w:val="0"/>
-        </w:numPr>
-        <w:ind w:leftChars="0"/>
-        <w:jc w:val="both"/>
-      </w:pPr>
-      <w:r>
+        <w:spacing w:line="360" w:lineRule="auto"/>
+        <w:ind w:leftChars="0"/>
+        <w:jc w:val="both"/>
+        <w:rPr>
+          <w:rFonts w:hint="default" w:ascii="Times New Roman" w:hAnsi="Times New Roman" w:cs="Times New Roman"/>
+          <w:sz w:val="26"/>
+          <w:szCs w:val="26"/>
+        </w:rPr>
+      </w:pPr>
+    </w:p>
+    <w:p>
+      <w:pPr>
+        <w:numPr>
+          <w:numId w:val="0"/>
+        </w:numPr>
+        <w:spacing w:line="360" w:lineRule="auto"/>
+        <w:ind w:leftChars="0"/>
+        <w:jc w:val="both"/>
+        <w:rPr>
+          <w:rFonts w:hint="default" w:ascii="Times New Roman" w:hAnsi="Times New Roman" w:cs="Times New Roman"/>
+          <w:sz w:val="26"/>
+          <w:szCs w:val="26"/>
+        </w:rPr>
+      </w:pPr>
+      <w:r>
+        <w:rPr>
+          <w:rFonts w:hint="default" w:ascii="Times New Roman" w:hAnsi="Times New Roman" w:cs="Times New Roman"/>
+          <w:sz w:val="26"/>
+          <w:szCs w:val="26"/>
+        </w:rPr>
         <w:drawing>
           <wp:inline distT="0" distB="0" distL="114300" distR="114300">
             <wp:extent cx="5265420" cy="2473325"/>
@@ -406,16 +583,21 @@
         <w:numPr>
           <w:numId w:val="0"/>
         </w:numPr>
-        <w:ind w:leftChars="0"/>
-        <w:jc w:val="both"/>
-        <w:rPr>
-          <w:rFonts w:hint="default"/>
-          <w:lang w:val="en-US"/>
-        </w:rPr>
-      </w:pPr>
-      <w:r>
-        <w:rPr>
-          <w:rFonts w:hint="default"/>
+        <w:spacing w:line="360" w:lineRule="auto"/>
+        <w:ind w:leftChars="0"/>
+        <w:jc w:val="both"/>
+        <w:rPr>
+          <w:rFonts w:hint="default" w:ascii="Times New Roman" w:hAnsi="Times New Roman" w:cs="Times New Roman"/>
+          <w:sz w:val="26"/>
+          <w:szCs w:val="26"/>
+          <w:lang w:val="en-US"/>
+        </w:rPr>
+      </w:pPr>
+      <w:r>
+        <w:rPr>
+          <w:rFonts w:hint="default" w:ascii="Times New Roman" w:hAnsi="Times New Roman" w:cs="Times New Roman"/>
+          <w:sz w:val="26"/>
+          <w:szCs w:val="26"/>
           <w:lang w:val="en-US"/>
         </w:rPr>
         <w:t>Tạo take Snapshot</w:t>
@@ -426,10 +608,21 @@
         <w:numPr>
           <w:numId w:val="0"/>
         </w:numPr>
-        <w:ind w:leftChars="0"/>
-        <w:jc w:val="both"/>
-      </w:pPr>
-      <w:r>
+        <w:spacing w:line="360" w:lineRule="auto"/>
+        <w:ind w:leftChars="0"/>
+        <w:jc w:val="both"/>
+        <w:rPr>
+          <w:rFonts w:hint="default" w:ascii="Times New Roman" w:hAnsi="Times New Roman" w:cs="Times New Roman"/>
+          <w:sz w:val="26"/>
+          <w:szCs w:val="26"/>
+        </w:rPr>
+      </w:pPr>
+      <w:r>
+        <w:rPr>
+          <w:rFonts w:hint="default" w:ascii="Times New Roman" w:hAnsi="Times New Roman" w:cs="Times New Roman"/>
+          <w:sz w:val="26"/>
+          <w:szCs w:val="26"/>
+        </w:rPr>
         <w:drawing>
           <wp:inline distT="0" distB="0" distL="114300" distR="114300">
             <wp:extent cx="2922905" cy="1994535"/>
@@ -480,14 +673,22 @@
         <w:numPr>
           <w:numId w:val="0"/>
         </w:numPr>
-        <w:ind w:leftChars="0"/>
-        <w:jc w:val="both"/>
-        <w:rPr>
-          <w:rFonts w:hint="default"/>
-          <w:lang w:val="en-US"/>
-        </w:rPr>
-      </w:pPr>
-      <w:r>
+        <w:spacing w:line="360" w:lineRule="auto"/>
+        <w:ind w:leftChars="0"/>
+        <w:jc w:val="both"/>
+        <w:rPr>
+          <w:rFonts w:hint="default" w:ascii="Times New Roman" w:hAnsi="Times New Roman" w:cs="Times New Roman"/>
+          <w:sz w:val="26"/>
+          <w:szCs w:val="26"/>
+          <w:lang w:val="en-US"/>
+        </w:rPr>
+      </w:pPr>
+      <w:r>
+        <w:rPr>
+          <w:rFonts w:hint="default" w:ascii="Times New Roman" w:hAnsi="Times New Roman" w:cs="Times New Roman"/>
+          <w:sz w:val="26"/>
+          <w:szCs w:val="26"/>
+        </w:rPr>
         <w:drawing>
           <wp:inline distT="0" distB="0" distL="114300" distR="114300">
             <wp:extent cx="2905760" cy="2049145"/>
@@ -535,8 +736,5962 @@
     </w:p>
     <w:p>
       <w:pPr>
-        <w:rPr>
-          <w:rFonts w:hint="default" w:ascii="Times New Roman" w:hAnsi="Times New Roman" w:cs="Times New Roman"/>
+        <w:spacing w:line="360" w:lineRule="auto"/>
+        <w:rPr>
+          <w:rFonts w:hint="default" w:ascii="Times New Roman" w:hAnsi="Times New Roman" w:cs="Times New Roman"/>
+          <w:sz w:val="26"/>
+          <w:szCs w:val="26"/>
+          <w:lang w:val="en-US"/>
+        </w:rPr>
+      </w:pPr>
+    </w:p>
+    <w:p>
+      <w:pPr>
+        <w:spacing w:line="360" w:lineRule="auto"/>
+        <w:rPr>
+          <w:rFonts w:hint="default" w:ascii="Times New Roman" w:hAnsi="Times New Roman" w:cs="Times New Roman"/>
+          <w:sz w:val="26"/>
+          <w:szCs w:val="26"/>
+          <w:lang w:val="en-US"/>
+        </w:rPr>
+      </w:pPr>
+      <w:r>
+        <w:rPr>
+          <w:rFonts w:hint="default" w:ascii="Times New Roman" w:hAnsi="Times New Roman" w:cs="Times New Roman"/>
+          <w:sz w:val="26"/>
+          <w:szCs w:val="26"/>
+          <w:lang w:val="en-US"/>
+        </w:rPr>
+        <w:t>Màn hình  ifconfig của metasploitable</w:t>
+      </w:r>
+    </w:p>
+    <w:p>
+      <w:pPr>
+        <w:spacing w:line="360" w:lineRule="auto"/>
+        <w:rPr>
+          <w:rFonts w:hint="default" w:ascii="Times New Roman" w:hAnsi="Times New Roman" w:cs="Times New Roman"/>
+          <w:sz w:val="26"/>
+          <w:szCs w:val="26"/>
+        </w:rPr>
+      </w:pPr>
+      <w:r>
+        <w:rPr>
+          <w:rFonts w:hint="default" w:ascii="Times New Roman" w:hAnsi="Times New Roman" w:cs="Times New Roman"/>
+          <w:sz w:val="26"/>
+          <w:szCs w:val="26"/>
+        </w:rPr>
+        <w:drawing>
+          <wp:inline distT="0" distB="0" distL="114300" distR="114300">
+            <wp:extent cx="5264150" cy="3049270"/>
+            <wp:effectExtent l="9525" t="9525" r="14605" b="19685"/>
+            <wp:docPr id="6" name="Picture 6"/>
+            <wp:cNvGraphicFramePr>
+              <a:graphicFrameLocks xmlns:a="http://schemas.openxmlformats.org/drawingml/2006/main" noChangeAspect="1"/>
+            </wp:cNvGraphicFramePr>
+            <a:graphic xmlns:a="http://schemas.openxmlformats.org/drawingml/2006/main">
+              <a:graphicData uri="http://schemas.openxmlformats.org/drawingml/2006/picture">
+                <pic:pic xmlns:pic="http://schemas.openxmlformats.org/drawingml/2006/picture">
+                  <pic:nvPicPr>
+                    <pic:cNvPr id="6" name="Picture 6"/>
+                    <pic:cNvPicPr>
+                      <a:picLocks noChangeAspect="1"/>
+                    </pic:cNvPicPr>
+                  </pic:nvPicPr>
+                  <pic:blipFill>
+                    <a:blip r:embed="rId9"/>
+                    <a:stretch>
+                      <a:fillRect/>
+                    </a:stretch>
+                  </pic:blipFill>
+                  <pic:spPr>
+                    <a:xfrm>
+                      <a:off x="0" y="0"/>
+                      <a:ext cx="5264150" cy="3049270"/>
+                    </a:xfrm>
+                    <a:prstGeom prst="rect">
+                      <a:avLst/>
+                    </a:prstGeom>
+                    <a:noFill/>
+                    <a:ln>
+                      <a:solidFill>
+                        <a:schemeClr val="tx1"/>
+                      </a:solidFill>
+                    </a:ln>
+                  </pic:spPr>
+                </pic:pic>
+              </a:graphicData>
+            </a:graphic>
+          </wp:inline>
+        </w:drawing>
+      </w:r>
+    </w:p>
+    <w:p>
+      <w:pPr>
+        <w:spacing w:line="360" w:lineRule="auto"/>
+        <w:rPr>
+          <w:rFonts w:hint="default" w:ascii="Times New Roman" w:hAnsi="Times New Roman" w:cs="Times New Roman"/>
+          <w:sz w:val="26"/>
+          <w:szCs w:val="26"/>
+          <w:lang w:val="en-US"/>
+        </w:rPr>
+      </w:pPr>
+      <w:r>
+        <w:rPr>
+          <w:rFonts w:hint="default" w:ascii="Times New Roman" w:hAnsi="Times New Roman" w:cs="Times New Roman"/>
+          <w:sz w:val="26"/>
+          <w:szCs w:val="26"/>
+          <w:lang w:val="en-US"/>
+        </w:rPr>
+        <w:t>Ip của kali</w:t>
+      </w:r>
+    </w:p>
+    <w:p>
+      <w:pPr>
+        <w:spacing w:line="360" w:lineRule="auto"/>
+        <w:rPr>
+          <w:rFonts w:hint="default" w:ascii="Times New Roman" w:hAnsi="Times New Roman" w:cs="Times New Roman"/>
+          <w:sz w:val="26"/>
+          <w:szCs w:val="26"/>
+        </w:rPr>
+      </w:pPr>
+      <w:r>
+        <w:rPr>
+          <w:rFonts w:hint="default" w:ascii="Times New Roman" w:hAnsi="Times New Roman" w:cs="Times New Roman"/>
+          <w:sz w:val="26"/>
+          <w:szCs w:val="26"/>
+        </w:rPr>
+        <w:drawing>
+          <wp:inline distT="0" distB="0" distL="114300" distR="114300">
+            <wp:extent cx="5267325" cy="3129280"/>
+            <wp:effectExtent l="9525" t="9525" r="11430" b="15875"/>
+            <wp:docPr id="7" name="Picture 7"/>
+            <wp:cNvGraphicFramePr>
+              <a:graphicFrameLocks xmlns:a="http://schemas.openxmlformats.org/drawingml/2006/main" noChangeAspect="1"/>
+            </wp:cNvGraphicFramePr>
+            <a:graphic xmlns:a="http://schemas.openxmlformats.org/drawingml/2006/main">
+              <a:graphicData uri="http://schemas.openxmlformats.org/drawingml/2006/picture">
+                <pic:pic xmlns:pic="http://schemas.openxmlformats.org/drawingml/2006/picture">
+                  <pic:nvPicPr>
+                    <pic:cNvPr id="7" name="Picture 7"/>
+                    <pic:cNvPicPr>
+                      <a:picLocks noChangeAspect="1"/>
+                    </pic:cNvPicPr>
+                  </pic:nvPicPr>
+                  <pic:blipFill>
+                    <a:blip r:embed="rId10"/>
+                    <a:stretch>
+                      <a:fillRect/>
+                    </a:stretch>
+                  </pic:blipFill>
+                  <pic:spPr>
+                    <a:xfrm>
+                      <a:off x="0" y="0"/>
+                      <a:ext cx="5267325" cy="3129280"/>
+                    </a:xfrm>
+                    <a:prstGeom prst="rect">
+                      <a:avLst/>
+                    </a:prstGeom>
+                    <a:noFill/>
+                    <a:ln>
+                      <a:solidFill>
+                        <a:schemeClr val="tx1"/>
+                      </a:solidFill>
+                    </a:ln>
+                  </pic:spPr>
+                </pic:pic>
+              </a:graphicData>
+            </a:graphic>
+          </wp:inline>
+        </w:drawing>
+      </w:r>
+    </w:p>
+    <w:p>
+      <w:pPr>
+        <w:spacing w:line="360" w:lineRule="auto"/>
+        <w:rPr>
+          <w:rFonts w:hint="default" w:ascii="Times New Roman" w:hAnsi="Times New Roman" w:cs="Times New Roman"/>
+          <w:sz w:val="26"/>
+          <w:szCs w:val="26"/>
+          <w:lang w:val="en-US"/>
+        </w:rPr>
+      </w:pPr>
+      <w:r>
+        <w:rPr>
+          <w:rFonts w:hint="default" w:ascii="Times New Roman" w:hAnsi="Times New Roman" w:cs="Times New Roman"/>
+          <w:sz w:val="26"/>
+          <w:szCs w:val="26"/>
+          <w:lang w:val="en-US"/>
+        </w:rPr>
+        <w:t>Window 10</w:t>
+      </w:r>
+    </w:p>
+    <w:p>
+      <w:pPr>
+        <w:spacing w:line="360" w:lineRule="auto"/>
+        <w:rPr>
+          <w:rFonts w:hint="default" w:ascii="Times New Roman" w:hAnsi="Times New Roman" w:cs="Times New Roman"/>
+          <w:sz w:val="26"/>
+          <w:szCs w:val="26"/>
+        </w:rPr>
+      </w:pPr>
+      <w:r>
+        <w:rPr>
+          <w:rFonts w:hint="default" w:ascii="Times New Roman" w:hAnsi="Times New Roman" w:cs="Times New Roman"/>
+          <w:sz w:val="26"/>
+          <w:szCs w:val="26"/>
+        </w:rPr>
+        <w:drawing>
+          <wp:inline distT="0" distB="0" distL="114300" distR="114300">
+            <wp:extent cx="5273040" cy="3352165"/>
+            <wp:effectExtent l="9525" t="9525" r="20955" b="21590"/>
+            <wp:docPr id="8" name="Picture 8"/>
+            <wp:cNvGraphicFramePr>
+              <a:graphicFrameLocks xmlns:a="http://schemas.openxmlformats.org/drawingml/2006/main" noChangeAspect="1"/>
+            </wp:cNvGraphicFramePr>
+            <a:graphic xmlns:a="http://schemas.openxmlformats.org/drawingml/2006/main">
+              <a:graphicData uri="http://schemas.openxmlformats.org/drawingml/2006/picture">
+                <pic:pic xmlns:pic="http://schemas.openxmlformats.org/drawingml/2006/picture">
+                  <pic:nvPicPr>
+                    <pic:cNvPr id="8" name="Picture 8"/>
+                    <pic:cNvPicPr>
+                      <a:picLocks noChangeAspect="1"/>
+                    </pic:cNvPicPr>
+                  </pic:nvPicPr>
+                  <pic:blipFill>
+                    <a:blip r:embed="rId11"/>
+                    <a:stretch>
+                      <a:fillRect/>
+                    </a:stretch>
+                  </pic:blipFill>
+                  <pic:spPr>
+                    <a:xfrm>
+                      <a:off x="0" y="0"/>
+                      <a:ext cx="5273040" cy="3352165"/>
+                    </a:xfrm>
+                    <a:prstGeom prst="rect">
+                      <a:avLst/>
+                    </a:prstGeom>
+                    <a:noFill/>
+                    <a:ln>
+                      <a:solidFill>
+                        <a:schemeClr val="tx1"/>
+                      </a:solidFill>
+                    </a:ln>
+                  </pic:spPr>
+                </pic:pic>
+              </a:graphicData>
+            </a:graphic>
+          </wp:inline>
+        </w:drawing>
+      </w:r>
+    </w:p>
+    <w:p>
+      <w:pPr>
+        <w:spacing w:line="360" w:lineRule="auto"/>
+        <w:rPr>
+          <w:rFonts w:hint="default" w:ascii="Times New Roman" w:hAnsi="Times New Roman" w:cs="Times New Roman"/>
+          <w:sz w:val="26"/>
+          <w:szCs w:val="26"/>
+        </w:rPr>
+      </w:pPr>
+    </w:p>
+    <w:p>
+      <w:pPr>
+        <w:spacing w:line="360" w:lineRule="auto"/>
+        <w:rPr>
+          <w:rFonts w:hint="default" w:ascii="Times New Roman" w:hAnsi="Times New Roman" w:cs="Times New Roman"/>
+          <w:sz w:val="26"/>
+          <w:szCs w:val="26"/>
+        </w:rPr>
+      </w:pPr>
+    </w:p>
+    <w:tbl>
+      <w:tblPr>
+        <w:tblStyle w:val="5"/>
+        <w:tblW w:w="0" w:type="auto"/>
+        <w:tblInd w:w="122" w:type="dxa"/>
+        <w:tblBorders>
+          <w:top w:val="single" w:color="auto" w:sz="4" w:space="0"/>
+          <w:left w:val="single" w:color="auto" w:sz="4" w:space="0"/>
+          <w:bottom w:val="single" w:color="auto" w:sz="4" w:space="0"/>
+          <w:right w:val="single" w:color="auto" w:sz="4" w:space="0"/>
+          <w:insideH w:val="single" w:color="auto" w:sz="4" w:space="0"/>
+          <w:insideV w:val="single" w:color="auto" w:sz="4" w:space="0"/>
+        </w:tblBorders>
+        <w:tblLayout w:type="autofit"/>
+        <w:tblCellMar>
+          <w:left w:w="108" w:type="dxa"/>
+          <w:right w:w="108" w:type="dxa"/>
+        </w:tblCellMar>
+      </w:tblPr>
+      <w:tblGrid>
+        <w:gridCol w:w="4139"/>
+        <w:gridCol w:w="4197"/>
+      </w:tblGrid>
+      <w:tr>
+        <w:tblPrEx>
+          <w:tblBorders>
+            <w:top w:val="single" w:color="auto" w:sz="4" w:space="0"/>
+            <w:left w:val="single" w:color="auto" w:sz="4" w:space="0"/>
+            <w:bottom w:val="single" w:color="auto" w:sz="4" w:space="0"/>
+            <w:right w:val="single" w:color="auto" w:sz="4" w:space="0"/>
+            <w:insideH w:val="single" w:color="auto" w:sz="4" w:space="0"/>
+            <w:insideV w:val="single" w:color="auto" w:sz="4" w:space="0"/>
+          </w:tblBorders>
+          <w:tblCellMar>
+            <w:left w:w="108" w:type="dxa"/>
+            <w:right w:w="108" w:type="dxa"/>
+          </w:tblCellMar>
+        </w:tblPrEx>
+        <w:tc>
+          <w:tcPr>
+            <w:tcW w:w="4139" w:type="dxa"/>
+          </w:tcPr>
+          <w:p>
+            <w:pPr>
+              <w:spacing w:line="360" w:lineRule="auto"/>
+              <w:rPr>
+                <w:rFonts w:hint="default" w:ascii="Times New Roman" w:hAnsi="Times New Roman" w:cs="Times New Roman"/>
+                <w:sz w:val="26"/>
+                <w:szCs w:val="26"/>
+                <w:vertAlign w:val="baseline"/>
+                <w:lang w:val="en-US"/>
+              </w:rPr>
+            </w:pPr>
+            <w:r>
+              <w:rPr>
+                <w:rFonts w:hint="default" w:ascii="Times New Roman" w:hAnsi="Times New Roman" w:cs="Times New Roman"/>
+                <w:sz w:val="26"/>
+                <w:szCs w:val="26"/>
+                <w:vertAlign w:val="baseline"/>
+                <w:lang w:val="en-US"/>
+              </w:rPr>
+              <w:t>Máy</w:t>
+            </w:r>
+          </w:p>
+        </w:tc>
+        <w:tc>
+          <w:tcPr>
+            <w:tcW w:w="4197" w:type="dxa"/>
+          </w:tcPr>
+          <w:p>
+            <w:pPr>
+              <w:spacing w:line="360" w:lineRule="auto"/>
+              <w:rPr>
+                <w:rFonts w:hint="default" w:ascii="Times New Roman" w:hAnsi="Times New Roman" w:cs="Times New Roman"/>
+                <w:sz w:val="26"/>
+                <w:szCs w:val="26"/>
+                <w:vertAlign w:val="baseline"/>
+                <w:lang w:val="en-US"/>
+              </w:rPr>
+            </w:pPr>
+            <w:r>
+              <w:rPr>
+                <w:rFonts w:hint="default" w:ascii="Times New Roman" w:hAnsi="Times New Roman" w:cs="Times New Roman"/>
+                <w:sz w:val="26"/>
+                <w:szCs w:val="26"/>
+                <w:vertAlign w:val="baseline"/>
+                <w:lang w:val="en-US"/>
+              </w:rPr>
+              <w:t>Thông số</w:t>
+            </w:r>
+          </w:p>
+        </w:tc>
+      </w:tr>
+      <w:tr>
+        <w:tblPrEx>
+          <w:tblBorders>
+            <w:top w:val="single" w:color="auto" w:sz="4" w:space="0"/>
+            <w:left w:val="single" w:color="auto" w:sz="4" w:space="0"/>
+            <w:bottom w:val="single" w:color="auto" w:sz="4" w:space="0"/>
+            <w:right w:val="single" w:color="auto" w:sz="4" w:space="0"/>
+            <w:insideH w:val="single" w:color="auto" w:sz="4" w:space="0"/>
+            <w:insideV w:val="single" w:color="auto" w:sz="4" w:space="0"/>
+          </w:tblBorders>
+          <w:tblCellMar>
+            <w:left w:w="108" w:type="dxa"/>
+            <w:right w:w="108" w:type="dxa"/>
+          </w:tblCellMar>
+        </w:tblPrEx>
+        <w:tc>
+          <w:tcPr>
+            <w:tcW w:w="4139" w:type="dxa"/>
+          </w:tcPr>
+          <w:p>
+            <w:pPr>
+              <w:spacing w:line="360" w:lineRule="auto"/>
+              <w:rPr>
+                <w:rFonts w:hint="default" w:ascii="Times New Roman" w:hAnsi="Times New Roman" w:cs="Times New Roman"/>
+                <w:sz w:val="26"/>
+                <w:szCs w:val="26"/>
+                <w:vertAlign w:val="baseline"/>
+                <w:lang w:val="en-US"/>
+              </w:rPr>
+            </w:pPr>
+            <w:r>
+              <w:rPr>
+                <w:rFonts w:hint="default" w:ascii="Times New Roman" w:hAnsi="Times New Roman" w:cs="Times New Roman"/>
+                <w:sz w:val="26"/>
+                <w:szCs w:val="26"/>
+                <w:vertAlign w:val="baseline"/>
+                <w:lang w:val="en-US"/>
+              </w:rPr>
+              <w:t>Window 10</w:t>
+            </w:r>
+          </w:p>
+        </w:tc>
+        <w:tc>
+          <w:tcPr>
+            <w:tcW w:w="4197" w:type="dxa"/>
+          </w:tcPr>
+          <w:p>
+            <w:pPr>
+              <w:spacing w:line="360" w:lineRule="auto"/>
+              <w:rPr>
+                <w:rFonts w:hint="default" w:ascii="Times New Roman" w:hAnsi="Times New Roman" w:cs="Times New Roman"/>
+                <w:sz w:val="26"/>
+                <w:szCs w:val="26"/>
+                <w:vertAlign w:val="baseline"/>
+                <w:lang w:val="en-US"/>
+              </w:rPr>
+            </w:pPr>
+            <w:r>
+              <w:rPr>
+                <w:rFonts w:hint="default" w:ascii="Times New Roman" w:hAnsi="Times New Roman" w:cs="Times New Roman"/>
+                <w:sz w:val="26"/>
+                <w:szCs w:val="26"/>
+                <w:vertAlign w:val="baseline"/>
+                <w:lang w:val="en-US"/>
+              </w:rPr>
+              <w:t>172.16.16.11</w:t>
+            </w:r>
+          </w:p>
+        </w:tc>
+      </w:tr>
+      <w:tr>
+        <w:tblPrEx>
+          <w:tblBorders>
+            <w:top w:val="single" w:color="auto" w:sz="4" w:space="0"/>
+            <w:left w:val="single" w:color="auto" w:sz="4" w:space="0"/>
+            <w:bottom w:val="single" w:color="auto" w:sz="4" w:space="0"/>
+            <w:right w:val="single" w:color="auto" w:sz="4" w:space="0"/>
+            <w:insideH w:val="single" w:color="auto" w:sz="4" w:space="0"/>
+            <w:insideV w:val="single" w:color="auto" w:sz="4" w:space="0"/>
+          </w:tblBorders>
+          <w:tblCellMar>
+            <w:left w:w="108" w:type="dxa"/>
+            <w:right w:w="108" w:type="dxa"/>
+          </w:tblCellMar>
+        </w:tblPrEx>
+        <w:tc>
+          <w:tcPr>
+            <w:tcW w:w="4139" w:type="dxa"/>
+          </w:tcPr>
+          <w:p>
+            <w:pPr>
+              <w:spacing w:line="360" w:lineRule="auto"/>
+              <w:rPr>
+                <w:rFonts w:hint="default" w:ascii="Times New Roman" w:hAnsi="Times New Roman" w:cs="Times New Roman"/>
+                <w:sz w:val="26"/>
+                <w:szCs w:val="26"/>
+                <w:vertAlign w:val="baseline"/>
+                <w:lang w:val="en-US"/>
+              </w:rPr>
+            </w:pPr>
+            <w:r>
+              <w:rPr>
+                <w:rFonts w:hint="default" w:ascii="Times New Roman" w:hAnsi="Times New Roman" w:cs="Times New Roman"/>
+                <w:sz w:val="26"/>
+                <w:szCs w:val="26"/>
+                <w:vertAlign w:val="baseline"/>
+                <w:lang w:val="en-US"/>
+              </w:rPr>
+              <w:t>Kali</w:t>
+            </w:r>
+          </w:p>
+        </w:tc>
+        <w:tc>
+          <w:tcPr>
+            <w:tcW w:w="4197" w:type="dxa"/>
+          </w:tcPr>
+          <w:p>
+            <w:pPr>
+              <w:spacing w:line="360" w:lineRule="auto"/>
+              <w:rPr>
+                <w:rFonts w:hint="default" w:ascii="Times New Roman" w:hAnsi="Times New Roman" w:cs="Times New Roman"/>
+                <w:sz w:val="26"/>
+                <w:szCs w:val="26"/>
+                <w:vertAlign w:val="baseline"/>
+                <w:lang w:val="en-US"/>
+              </w:rPr>
+            </w:pPr>
+            <w:r>
+              <w:rPr>
+                <w:rFonts w:hint="default" w:ascii="Times New Roman" w:hAnsi="Times New Roman" w:cs="Times New Roman"/>
+                <w:sz w:val="26"/>
+                <w:szCs w:val="26"/>
+                <w:vertAlign w:val="baseline"/>
+                <w:lang w:val="en-US"/>
+              </w:rPr>
+              <w:t>192.168.83.131</w:t>
+            </w:r>
+          </w:p>
+        </w:tc>
+      </w:tr>
+      <w:tr>
+        <w:tblPrEx>
+          <w:tblBorders>
+            <w:top w:val="single" w:color="auto" w:sz="4" w:space="0"/>
+            <w:left w:val="single" w:color="auto" w:sz="4" w:space="0"/>
+            <w:bottom w:val="single" w:color="auto" w:sz="4" w:space="0"/>
+            <w:right w:val="single" w:color="auto" w:sz="4" w:space="0"/>
+            <w:insideH w:val="single" w:color="auto" w:sz="4" w:space="0"/>
+            <w:insideV w:val="single" w:color="auto" w:sz="4" w:space="0"/>
+          </w:tblBorders>
+          <w:tblCellMar>
+            <w:left w:w="108" w:type="dxa"/>
+            <w:right w:w="108" w:type="dxa"/>
+          </w:tblCellMar>
+        </w:tblPrEx>
+        <w:tc>
+          <w:tcPr>
+            <w:tcW w:w="4139" w:type="dxa"/>
+          </w:tcPr>
+          <w:p>
+            <w:pPr>
+              <w:spacing w:line="360" w:lineRule="auto"/>
+              <w:rPr>
+                <w:rFonts w:hint="default" w:ascii="Times New Roman" w:hAnsi="Times New Roman" w:cs="Times New Roman"/>
+                <w:sz w:val="26"/>
+                <w:szCs w:val="26"/>
+                <w:vertAlign w:val="baseline"/>
+                <w:lang w:val="en-US"/>
+              </w:rPr>
+            </w:pPr>
+            <w:r>
+              <w:rPr>
+                <w:rFonts w:hint="default" w:ascii="Times New Roman" w:hAnsi="Times New Roman" w:cs="Times New Roman"/>
+                <w:sz w:val="26"/>
+                <w:szCs w:val="26"/>
+                <w:vertAlign w:val="baseline"/>
+                <w:lang w:val="en-US"/>
+              </w:rPr>
+              <w:t>Metasploitable 2</w:t>
+            </w:r>
+          </w:p>
+        </w:tc>
+        <w:tc>
+          <w:tcPr>
+            <w:tcW w:w="4197" w:type="dxa"/>
+          </w:tcPr>
+          <w:p>
+            <w:pPr>
+              <w:spacing w:line="360" w:lineRule="auto"/>
+              <w:rPr>
+                <w:rFonts w:hint="default" w:ascii="Times New Roman" w:hAnsi="Times New Roman" w:cs="Times New Roman"/>
+                <w:sz w:val="26"/>
+                <w:szCs w:val="26"/>
+                <w:vertAlign w:val="baseline"/>
+                <w:lang w:val="en-US"/>
+              </w:rPr>
+            </w:pPr>
+            <w:r>
+              <w:rPr>
+                <w:rFonts w:hint="default" w:ascii="Times New Roman" w:hAnsi="Times New Roman" w:cs="Times New Roman"/>
+                <w:sz w:val="26"/>
+                <w:szCs w:val="26"/>
+                <w:vertAlign w:val="baseline"/>
+                <w:lang w:val="en-US"/>
+              </w:rPr>
+              <w:t>192.168.83.132</w:t>
+            </w:r>
+          </w:p>
+        </w:tc>
+      </w:tr>
+    </w:tbl>
+    <w:p>
+      <w:pPr>
+        <w:spacing w:line="360" w:lineRule="auto"/>
+        <w:rPr>
+          <w:rFonts w:hint="default" w:ascii="Times New Roman" w:hAnsi="Times New Roman" w:cs="Times New Roman"/>
+          <w:sz w:val="26"/>
+          <w:szCs w:val="26"/>
+          <w:lang w:val="en-US"/>
+        </w:rPr>
+      </w:pPr>
+    </w:p>
+    <w:p>
+      <w:pPr>
+        <w:spacing w:line="360" w:lineRule="auto"/>
+        <w:rPr>
+          <w:rFonts w:hint="default" w:ascii="Times New Roman" w:hAnsi="Times New Roman" w:cs="Times New Roman"/>
+          <w:b/>
+          <w:bCs/>
+          <w:sz w:val="26"/>
+          <w:szCs w:val="26"/>
+          <w:lang w:val="en-US"/>
+        </w:rPr>
+      </w:pPr>
+      <w:r>
+        <w:rPr>
+          <w:rFonts w:hint="default" w:ascii="Times New Roman" w:hAnsi="Times New Roman" w:eastAsia="SimSun" w:cs="Times New Roman"/>
+          <w:b/>
+          <w:bCs/>
+          <w:sz w:val="26"/>
+          <w:szCs w:val="26"/>
+        </w:rPr>
+        <w:t>Bước 1: Kiểm tra kết nối mạng</w:t>
+      </w:r>
+    </w:p>
+    <w:p>
+      <w:pPr>
+        <w:spacing w:line="360" w:lineRule="auto"/>
+        <w:rPr>
+          <w:rFonts w:hint="default" w:ascii="Times New Roman" w:hAnsi="Times New Roman" w:cs="Times New Roman"/>
+          <w:sz w:val="26"/>
+          <w:szCs w:val="26"/>
+          <w:lang w:val="en-US"/>
+        </w:rPr>
+      </w:pPr>
+      <w:r>
+        <w:rPr>
+          <w:rFonts w:hint="default" w:ascii="Times New Roman" w:hAnsi="Times New Roman" w:cs="Times New Roman"/>
+          <w:sz w:val="26"/>
+          <w:szCs w:val="26"/>
+          <w:lang w:val="en-US"/>
+        </w:rPr>
+        <w:t>Ping -c 4 192.168.83.132 (ping từ máy Kali sang Metasploitable 2)</w:t>
+      </w:r>
+    </w:p>
+    <w:p>
+      <w:pPr>
+        <w:spacing w:line="360" w:lineRule="auto"/>
+        <w:rPr>
+          <w:rFonts w:hint="default" w:ascii="Times New Roman" w:hAnsi="Times New Roman" w:cs="Times New Roman"/>
+          <w:sz w:val="26"/>
+          <w:szCs w:val="26"/>
+        </w:rPr>
+      </w:pPr>
+      <w:r>
+        <w:rPr>
+          <w:rFonts w:hint="default" w:ascii="Times New Roman" w:hAnsi="Times New Roman" w:cs="Times New Roman"/>
+          <w:sz w:val="26"/>
+          <w:szCs w:val="26"/>
+        </w:rPr>
+        <w:drawing>
+          <wp:inline distT="0" distB="0" distL="114300" distR="114300">
+            <wp:extent cx="3917950" cy="3176905"/>
+            <wp:effectExtent l="0" t="0" r="13970" b="8255"/>
+            <wp:docPr id="9" name="Picture 9"/>
+            <wp:cNvGraphicFramePr>
+              <a:graphicFrameLocks xmlns:a="http://schemas.openxmlformats.org/drawingml/2006/main" noChangeAspect="1"/>
+            </wp:cNvGraphicFramePr>
+            <a:graphic xmlns:a="http://schemas.openxmlformats.org/drawingml/2006/main">
+              <a:graphicData uri="http://schemas.openxmlformats.org/drawingml/2006/picture">
+                <pic:pic xmlns:pic="http://schemas.openxmlformats.org/drawingml/2006/picture">
+                  <pic:nvPicPr>
+                    <pic:cNvPr id="9" name="Picture 9"/>
+                    <pic:cNvPicPr>
+                      <a:picLocks noChangeAspect="1"/>
+                    </pic:cNvPicPr>
+                  </pic:nvPicPr>
+                  <pic:blipFill>
+                    <a:blip r:embed="rId12"/>
+                    <a:stretch>
+                      <a:fillRect/>
+                    </a:stretch>
+                  </pic:blipFill>
+                  <pic:spPr>
+                    <a:xfrm>
+                      <a:off x="0" y="0"/>
+                      <a:ext cx="3917950" cy="3176905"/>
+                    </a:xfrm>
+                    <a:prstGeom prst="rect">
+                      <a:avLst/>
+                    </a:prstGeom>
+                    <a:noFill/>
+                    <a:ln>
+                      <a:noFill/>
+                    </a:ln>
+                  </pic:spPr>
+                </pic:pic>
+              </a:graphicData>
+            </a:graphic>
+          </wp:inline>
+        </w:drawing>
+      </w:r>
+    </w:p>
+    <w:p>
+      <w:pPr>
+        <w:spacing w:line="360" w:lineRule="auto"/>
+        <w:rPr>
+          <w:rFonts w:hint="default" w:ascii="Times New Roman" w:hAnsi="Times New Roman" w:eastAsia="SimSun" w:cs="Times New Roman"/>
+          <w:sz w:val="26"/>
+          <w:szCs w:val="26"/>
+        </w:rPr>
+      </w:pPr>
+      <w:r>
+        <w:rPr>
+          <w:rFonts w:hint="default" w:ascii="Times New Roman" w:hAnsi="Times New Roman" w:cs="Times New Roman"/>
+          <w:sz w:val="26"/>
+          <w:szCs w:val="26"/>
+          <w:lang w:val="en-US"/>
+        </w:rPr>
+        <w:t xml:space="preserve">Bước 2: </w:t>
+      </w:r>
+      <w:r>
+        <w:rPr>
+          <w:rFonts w:hint="default" w:ascii="Times New Roman" w:hAnsi="Times New Roman" w:eastAsia="SimSun" w:cs="Times New Roman"/>
+          <w:sz w:val="26"/>
+          <w:szCs w:val="26"/>
+        </w:rPr>
+        <w:t>Phát hiện các host đang hoạt động - Host Discovery</w:t>
+      </w:r>
+    </w:p>
+    <w:p>
+      <w:pPr>
+        <w:spacing w:line="360" w:lineRule="auto"/>
+        <w:rPr>
+          <w:rFonts w:hint="default" w:ascii="Times New Roman" w:hAnsi="Times New Roman" w:eastAsia="SimSun" w:cs="Times New Roman"/>
+          <w:sz w:val="26"/>
+          <w:szCs w:val="26"/>
+        </w:rPr>
+      </w:pPr>
+      <w:r>
+        <w:rPr>
+          <w:rFonts w:hint="default" w:ascii="Times New Roman" w:hAnsi="Times New Roman" w:eastAsia="SimSun" w:cs="Times New Roman"/>
+          <w:b/>
+          <w:bCs/>
+          <w:sz w:val="26"/>
+          <w:szCs w:val="26"/>
+        </w:rPr>
+        <w:t>Mục tiêu</w:t>
+      </w:r>
+      <w:r>
+        <w:rPr>
+          <w:rFonts w:hint="default" w:ascii="Times New Roman" w:hAnsi="Times New Roman" w:eastAsia="SimSun" w:cs="Times New Roman"/>
+          <w:sz w:val="26"/>
+          <w:szCs w:val="26"/>
+        </w:rPr>
+        <w:t>: Quét toàn bộ dải mạng để thống kê các thiết bị đang online mà không gửi gói tin quét cổng dịch vụ</w:t>
+      </w:r>
+    </w:p>
+    <w:p>
+      <w:pPr>
+        <w:spacing w:line="360" w:lineRule="auto"/>
+        <w:rPr>
+          <w:rFonts w:hint="default" w:ascii="Times New Roman" w:hAnsi="Times New Roman" w:eastAsia="SimSun" w:cs="Times New Roman"/>
+          <w:sz w:val="26"/>
+          <w:szCs w:val="26"/>
+        </w:rPr>
+      </w:pPr>
+      <w:r>
+        <w:rPr>
+          <w:rFonts w:hint="default" w:ascii="Times New Roman" w:hAnsi="Times New Roman" w:eastAsia="SimSun" w:cs="Times New Roman"/>
+          <w:b/>
+          <w:bCs/>
+          <w:sz w:val="26"/>
+          <w:szCs w:val="26"/>
+        </w:rPr>
+        <w:t>Cơ chế</w:t>
+      </w:r>
+      <w:r>
+        <w:rPr>
+          <w:rFonts w:hint="default" w:ascii="Times New Roman" w:hAnsi="Times New Roman" w:eastAsia="SimSun" w:cs="Times New Roman"/>
+          <w:sz w:val="26"/>
+          <w:szCs w:val="26"/>
+        </w:rPr>
+        <w:t>: Trong mạng LAN cùng subnet, Nmap sử dụng các gói tin ARP request để kiểm tra sự tồn tại của thiết bị</w:t>
+      </w:r>
+    </w:p>
+    <w:p>
+      <w:pPr>
+        <w:numPr>
+          <w:ilvl w:val="0"/>
+          <w:numId w:val="2"/>
+        </w:numPr>
+        <w:spacing w:line="360" w:lineRule="auto"/>
+        <w:rPr>
+          <w:rFonts w:hint="default" w:ascii="Times New Roman" w:hAnsi="Times New Roman" w:eastAsia="SimSun" w:cs="Times New Roman"/>
+          <w:sz w:val="26"/>
+          <w:szCs w:val="26"/>
+        </w:rPr>
+      </w:pPr>
+      <w:r>
+        <w:rPr>
+          <w:rFonts w:hint="default" w:ascii="Times New Roman" w:hAnsi="Times New Roman" w:eastAsia="SimSun" w:cs="Times New Roman"/>
+          <w:sz w:val="26"/>
+          <w:szCs w:val="26"/>
+        </w:rPr>
+        <w:t>Tình huống giả lập: Rà soát an toàn mạng nội bộ</w:t>
+      </w:r>
+    </w:p>
+    <w:p>
+      <w:pPr>
+        <w:numPr>
+          <w:numId w:val="0"/>
+        </w:numPr>
+        <w:spacing w:line="360" w:lineRule="auto"/>
+        <w:rPr>
+          <w:rFonts w:hint="default" w:ascii="Times New Roman" w:hAnsi="Times New Roman" w:eastAsia="SimSun" w:cs="Times New Roman"/>
+          <w:sz w:val="26"/>
+          <w:szCs w:val="26"/>
+        </w:rPr>
+      </w:pPr>
+      <w:r>
+        <w:rPr>
+          <w:rFonts w:hint="default" w:ascii="Times New Roman" w:hAnsi="Times New Roman" w:eastAsia="SimSun" w:cs="Times New Roman"/>
+          <w:sz w:val="26"/>
+          <w:szCs w:val="26"/>
+          <w:lang w:val="en-US"/>
+        </w:rPr>
+        <w:t xml:space="preserve">- </w:t>
+      </w:r>
+      <w:r>
+        <w:rPr>
+          <w:rFonts w:hint="default" w:ascii="Times New Roman" w:hAnsi="Times New Roman" w:eastAsia="SimSun" w:cs="Times New Roman"/>
+          <w:sz w:val="26"/>
+          <w:szCs w:val="26"/>
+        </w:rPr>
+        <w:t>Tự gõ lệnh host discovery cho toàn dải /24.</w:t>
+      </w:r>
+    </w:p>
+    <w:p>
+      <w:pPr>
+        <w:numPr>
+          <w:numId w:val="0"/>
+        </w:numPr>
+        <w:spacing w:line="360" w:lineRule="auto"/>
+        <w:rPr>
+          <w:rFonts w:hint="default" w:ascii="Times New Roman" w:hAnsi="Times New Roman" w:eastAsia="SimSun" w:cs="Times New Roman"/>
+          <w:sz w:val="26"/>
+          <w:szCs w:val="26"/>
+        </w:rPr>
+      </w:pPr>
+      <w:r>
+        <w:rPr>
+          <w:rFonts w:hint="default" w:ascii="Times New Roman" w:hAnsi="Times New Roman" w:eastAsia="SimSun" w:cs="Times New Roman"/>
+          <w:sz w:val="26"/>
+          <w:szCs w:val="26"/>
+          <w:lang w:val="en-US"/>
+        </w:rPr>
+        <w:t xml:space="preserve">- </w:t>
+      </w:r>
+      <w:r>
+        <w:rPr>
+          <w:rFonts w:hint="default" w:ascii="Times New Roman" w:hAnsi="Times New Roman" w:eastAsia="SimSun" w:cs="Times New Roman"/>
+          <w:sz w:val="26"/>
+          <w:szCs w:val="26"/>
+        </w:rPr>
+        <w:t xml:space="preserve">Ghi lại từng host “up”, địa chỉ MAC (nếu có) và nhà sản xuất NIC. </w:t>
+      </w:r>
+      <w:r>
+        <w:rPr>
+          <w:rFonts w:hint="default" w:ascii="Times New Roman" w:hAnsi="Times New Roman" w:eastAsia="SimSun" w:cs="Times New Roman"/>
+          <w:sz w:val="26"/>
+          <w:szCs w:val="26"/>
+          <w:lang w:val="en-US"/>
+        </w:rPr>
+        <w:t>-</w:t>
+      </w:r>
+      <w:r>
+        <w:rPr>
+          <w:rFonts w:hint="default" w:ascii="Times New Roman" w:hAnsi="Times New Roman" w:eastAsia="SimSun" w:cs="Times New Roman"/>
+          <w:sz w:val="26"/>
+          <w:szCs w:val="26"/>
+        </w:rPr>
+        <w:t xml:space="preserve"> Đối chiếu số host với số VM đang bật. Nếu dư host, xác định đó có thể là adapter của máy thật hoặc DHCP service.</w:t>
+      </w:r>
+    </w:p>
+    <w:p>
+      <w:pPr>
+        <w:numPr>
+          <w:numId w:val="0"/>
+        </w:numPr>
+        <w:spacing w:line="360" w:lineRule="auto"/>
+        <w:rPr>
+          <w:rFonts w:hint="default" w:ascii="Times New Roman" w:hAnsi="Times New Roman" w:cs="Times New Roman"/>
+          <w:sz w:val="26"/>
+          <w:szCs w:val="26"/>
+        </w:rPr>
+      </w:pPr>
+      <w:r>
+        <w:rPr>
+          <w:rFonts w:hint="default" w:ascii="Times New Roman" w:hAnsi="Times New Roman" w:cs="Times New Roman"/>
+          <w:sz w:val="26"/>
+          <w:szCs w:val="26"/>
+        </w:rPr>
+        <w:drawing>
+          <wp:inline distT="0" distB="0" distL="114300" distR="114300">
+            <wp:extent cx="5271770" cy="4241800"/>
+            <wp:effectExtent l="0" t="0" r="1270" b="10160"/>
+            <wp:docPr id="10" name="Picture 10"/>
+            <wp:cNvGraphicFramePr>
+              <a:graphicFrameLocks xmlns:a="http://schemas.openxmlformats.org/drawingml/2006/main" noChangeAspect="1"/>
+            </wp:cNvGraphicFramePr>
+            <a:graphic xmlns:a="http://schemas.openxmlformats.org/drawingml/2006/main">
+              <a:graphicData uri="http://schemas.openxmlformats.org/drawingml/2006/picture">
+                <pic:pic xmlns:pic="http://schemas.openxmlformats.org/drawingml/2006/picture">
+                  <pic:nvPicPr>
+                    <pic:cNvPr id="10" name="Picture 10"/>
+                    <pic:cNvPicPr>
+                      <a:picLocks noChangeAspect="1"/>
+                    </pic:cNvPicPr>
+                  </pic:nvPicPr>
+                  <pic:blipFill>
+                    <a:blip r:embed="rId13"/>
+                    <a:stretch>
+                      <a:fillRect/>
+                    </a:stretch>
+                  </pic:blipFill>
+                  <pic:spPr>
+                    <a:xfrm>
+                      <a:off x="0" y="0"/>
+                      <a:ext cx="5271770" cy="4241800"/>
+                    </a:xfrm>
+                    <a:prstGeom prst="rect">
+                      <a:avLst/>
+                    </a:prstGeom>
+                    <a:noFill/>
+                    <a:ln>
+                      <a:noFill/>
+                    </a:ln>
+                  </pic:spPr>
+                </pic:pic>
+              </a:graphicData>
+            </a:graphic>
+          </wp:inline>
+        </w:drawing>
+      </w:r>
+    </w:p>
+    <w:tbl>
+      <w:tblPr>
+        <w:tblStyle w:val="5"/>
+        <w:tblW w:w="0" w:type="auto"/>
+        <w:tblInd w:w="0" w:type="dxa"/>
+        <w:tblBorders>
+          <w:top w:val="single" w:color="auto" w:sz="4" w:space="0"/>
+          <w:left w:val="single" w:color="auto" w:sz="4" w:space="0"/>
+          <w:bottom w:val="single" w:color="auto" w:sz="4" w:space="0"/>
+          <w:right w:val="single" w:color="auto" w:sz="4" w:space="0"/>
+          <w:insideH w:val="single" w:color="auto" w:sz="4" w:space="0"/>
+          <w:insideV w:val="single" w:color="auto" w:sz="4" w:space="0"/>
+        </w:tblBorders>
+        <w:tblLayout w:type="autofit"/>
+        <w:tblCellMar>
+          <w:left w:w="108" w:type="dxa"/>
+          <w:right w:w="108" w:type="dxa"/>
+        </w:tblCellMar>
+      </w:tblPr>
+      <w:tblGrid>
+        <w:gridCol w:w="1201"/>
+        <w:gridCol w:w="1841"/>
+        <w:gridCol w:w="2340"/>
+        <w:gridCol w:w="1848"/>
+        <w:gridCol w:w="1292"/>
+      </w:tblGrid>
+      <w:tr>
+        <w:tblPrEx>
+          <w:tblBorders>
+            <w:top w:val="single" w:color="auto" w:sz="4" w:space="0"/>
+            <w:left w:val="single" w:color="auto" w:sz="4" w:space="0"/>
+            <w:bottom w:val="single" w:color="auto" w:sz="4" w:space="0"/>
+            <w:right w:val="single" w:color="auto" w:sz="4" w:space="0"/>
+            <w:insideH w:val="single" w:color="auto" w:sz="4" w:space="0"/>
+            <w:insideV w:val="single" w:color="auto" w:sz="4" w:space="0"/>
+          </w:tblBorders>
+          <w:tblCellMar>
+            <w:left w:w="108" w:type="dxa"/>
+            <w:right w:w="108" w:type="dxa"/>
+          </w:tblCellMar>
+        </w:tblPrEx>
+        <w:tc>
+          <w:tcPr>
+            <w:tcW w:w="1704" w:type="dxa"/>
+          </w:tcPr>
+          <w:p>
+            <w:pPr>
+              <w:numPr>
+                <w:numId w:val="0"/>
+              </w:numPr>
+              <w:spacing w:line="360" w:lineRule="auto"/>
+              <w:rPr>
+                <w:rFonts w:hint="default" w:ascii="Times New Roman" w:hAnsi="Times New Roman" w:cs="Times New Roman"/>
+                <w:sz w:val="26"/>
+                <w:szCs w:val="26"/>
+                <w:vertAlign w:val="baseline"/>
+                <w:lang w:val="en-US"/>
+              </w:rPr>
+            </w:pPr>
+            <w:r>
+              <w:rPr>
+                <w:rFonts w:hint="default" w:ascii="Times New Roman" w:hAnsi="Times New Roman" w:cs="Times New Roman"/>
+                <w:sz w:val="26"/>
+                <w:szCs w:val="26"/>
+                <w:vertAlign w:val="baseline"/>
+                <w:lang w:val="en-US"/>
+              </w:rPr>
+              <w:t>STT</w:t>
+            </w:r>
+          </w:p>
+        </w:tc>
+        <w:tc>
+          <w:tcPr>
+            <w:tcW w:w="1704" w:type="dxa"/>
+          </w:tcPr>
+          <w:p>
+            <w:pPr>
+              <w:numPr>
+                <w:numId w:val="0"/>
+              </w:numPr>
+              <w:spacing w:line="360" w:lineRule="auto"/>
+              <w:rPr>
+                <w:rFonts w:hint="default" w:ascii="Times New Roman" w:hAnsi="Times New Roman" w:cs="Times New Roman"/>
+                <w:sz w:val="26"/>
+                <w:szCs w:val="26"/>
+                <w:vertAlign w:val="baseline"/>
+                <w:lang w:val="en-US"/>
+              </w:rPr>
+            </w:pPr>
+            <w:r>
+              <w:rPr>
+                <w:rFonts w:hint="default" w:ascii="Times New Roman" w:hAnsi="Times New Roman" w:cs="Times New Roman"/>
+                <w:sz w:val="26"/>
+                <w:szCs w:val="26"/>
+                <w:vertAlign w:val="baseline"/>
+                <w:lang w:val="en-US"/>
+              </w:rPr>
+              <w:t>IP Phát hiện</w:t>
+            </w:r>
+          </w:p>
+        </w:tc>
+        <w:tc>
+          <w:tcPr>
+            <w:tcW w:w="1704" w:type="dxa"/>
+          </w:tcPr>
+          <w:p>
+            <w:pPr>
+              <w:numPr>
+                <w:numId w:val="0"/>
+              </w:numPr>
+              <w:spacing w:line="360" w:lineRule="auto"/>
+              <w:rPr>
+                <w:rFonts w:hint="default" w:ascii="Times New Roman" w:hAnsi="Times New Roman" w:cs="Times New Roman"/>
+                <w:sz w:val="26"/>
+                <w:szCs w:val="26"/>
+                <w:vertAlign w:val="baseline"/>
+                <w:lang w:val="en-US"/>
+              </w:rPr>
+            </w:pPr>
+            <w:r>
+              <w:rPr>
+                <w:rFonts w:hint="default" w:ascii="Times New Roman" w:hAnsi="Times New Roman" w:cs="Times New Roman"/>
+                <w:sz w:val="26"/>
+                <w:szCs w:val="26"/>
+                <w:vertAlign w:val="baseline"/>
+                <w:lang w:val="en-US"/>
+              </w:rPr>
+              <w:t>MAC/Vendor</w:t>
+            </w:r>
+          </w:p>
+        </w:tc>
+        <w:tc>
+          <w:tcPr>
+            <w:tcW w:w="1705" w:type="dxa"/>
+          </w:tcPr>
+          <w:p>
+            <w:pPr>
+              <w:numPr>
+                <w:numId w:val="0"/>
+              </w:numPr>
+              <w:spacing w:line="360" w:lineRule="auto"/>
+              <w:rPr>
+                <w:rFonts w:hint="default" w:ascii="Times New Roman" w:hAnsi="Times New Roman" w:cs="Times New Roman"/>
+                <w:sz w:val="26"/>
+                <w:szCs w:val="26"/>
+                <w:vertAlign w:val="baseline"/>
+                <w:lang w:val="en-US"/>
+              </w:rPr>
+            </w:pPr>
+            <w:r>
+              <w:rPr>
+                <w:rFonts w:hint="default" w:ascii="Times New Roman" w:hAnsi="Times New Roman" w:cs="Times New Roman"/>
+                <w:sz w:val="26"/>
+                <w:szCs w:val="26"/>
+                <w:vertAlign w:val="baseline"/>
+                <w:lang w:val="en-US"/>
+              </w:rPr>
+              <w:t>Vai trò suy đoán</w:t>
+            </w:r>
+          </w:p>
+        </w:tc>
+        <w:tc>
+          <w:tcPr>
+            <w:tcW w:w="1705" w:type="dxa"/>
+          </w:tcPr>
+          <w:p>
+            <w:pPr>
+              <w:numPr>
+                <w:numId w:val="0"/>
+              </w:numPr>
+              <w:spacing w:line="360" w:lineRule="auto"/>
+              <w:rPr>
+                <w:rFonts w:hint="default" w:ascii="Times New Roman" w:hAnsi="Times New Roman" w:cs="Times New Roman"/>
+                <w:sz w:val="26"/>
+                <w:szCs w:val="26"/>
+                <w:vertAlign w:val="baseline"/>
+                <w:lang w:val="en-US"/>
+              </w:rPr>
+            </w:pPr>
+            <w:r>
+              <w:rPr>
+                <w:rFonts w:hint="default" w:ascii="Times New Roman" w:hAnsi="Times New Roman" w:cs="Times New Roman"/>
+                <w:sz w:val="26"/>
+                <w:szCs w:val="26"/>
+                <w:vertAlign w:val="baseline"/>
+                <w:lang w:val="en-US"/>
+              </w:rPr>
+              <w:t>Bằng chứng</w:t>
+            </w:r>
+          </w:p>
+        </w:tc>
+      </w:tr>
+      <w:tr>
+        <w:tblPrEx>
+          <w:tblBorders>
+            <w:top w:val="single" w:color="auto" w:sz="4" w:space="0"/>
+            <w:left w:val="single" w:color="auto" w:sz="4" w:space="0"/>
+            <w:bottom w:val="single" w:color="auto" w:sz="4" w:space="0"/>
+            <w:right w:val="single" w:color="auto" w:sz="4" w:space="0"/>
+            <w:insideH w:val="single" w:color="auto" w:sz="4" w:space="0"/>
+            <w:insideV w:val="single" w:color="auto" w:sz="4" w:space="0"/>
+          </w:tblBorders>
+          <w:tblCellMar>
+            <w:left w:w="108" w:type="dxa"/>
+            <w:right w:w="108" w:type="dxa"/>
+          </w:tblCellMar>
+        </w:tblPrEx>
+        <w:tc>
+          <w:tcPr>
+            <w:tcW w:w="1704" w:type="dxa"/>
+          </w:tcPr>
+          <w:p>
+            <w:pPr>
+              <w:numPr>
+                <w:numId w:val="0"/>
+              </w:numPr>
+              <w:spacing w:line="360" w:lineRule="auto"/>
+              <w:rPr>
+                <w:rFonts w:hint="default" w:ascii="Times New Roman" w:hAnsi="Times New Roman" w:cs="Times New Roman"/>
+                <w:sz w:val="26"/>
+                <w:szCs w:val="26"/>
+                <w:vertAlign w:val="baseline"/>
+                <w:lang w:val="en-US"/>
+              </w:rPr>
+            </w:pPr>
+            <w:r>
+              <w:rPr>
+                <w:rFonts w:hint="default" w:ascii="Times New Roman" w:hAnsi="Times New Roman" w:cs="Times New Roman"/>
+                <w:sz w:val="26"/>
+                <w:szCs w:val="26"/>
+                <w:vertAlign w:val="baseline"/>
+                <w:lang w:val="en-US"/>
+              </w:rPr>
+              <w:t>1</w:t>
+            </w:r>
+          </w:p>
+        </w:tc>
+        <w:tc>
+          <w:tcPr>
+            <w:tcW w:w="1704" w:type="dxa"/>
+          </w:tcPr>
+          <w:p>
+            <w:pPr>
+              <w:numPr>
+                <w:numId w:val="0"/>
+              </w:numPr>
+              <w:spacing w:line="360" w:lineRule="auto"/>
+              <w:rPr>
+                <w:rFonts w:hint="default" w:ascii="Times New Roman" w:hAnsi="Times New Roman" w:cs="Times New Roman"/>
+                <w:sz w:val="26"/>
+                <w:szCs w:val="26"/>
+                <w:vertAlign w:val="baseline"/>
+                <w:lang w:val="en-US"/>
+              </w:rPr>
+            </w:pPr>
+            <w:r>
+              <w:rPr>
+                <w:rFonts w:hint="default" w:ascii="Times New Roman" w:hAnsi="Times New Roman" w:cs="Times New Roman"/>
+                <w:sz w:val="26"/>
+                <w:szCs w:val="26"/>
+                <w:vertAlign w:val="baseline"/>
+                <w:lang w:val="en-US"/>
+              </w:rPr>
+              <w:t>192.168.83.1</w:t>
+            </w:r>
+          </w:p>
+        </w:tc>
+        <w:tc>
+          <w:tcPr>
+            <w:tcW w:w="1704" w:type="dxa"/>
+          </w:tcPr>
+          <w:p>
+            <w:pPr>
+              <w:numPr>
+                <w:numId w:val="0"/>
+              </w:numPr>
+              <w:spacing w:line="360" w:lineRule="auto"/>
+              <w:rPr>
+                <w:rFonts w:hint="default" w:ascii="Times New Roman" w:hAnsi="Times New Roman" w:cs="Times New Roman"/>
+                <w:sz w:val="26"/>
+                <w:szCs w:val="26"/>
+                <w:vertAlign w:val="baseline"/>
+                <w:lang w:val="en-US"/>
+              </w:rPr>
+            </w:pPr>
+            <w:r>
+              <w:rPr>
+                <w:rFonts w:hint="default" w:ascii="Times New Roman" w:hAnsi="Times New Roman" w:eastAsia="SimSun" w:cs="Times New Roman"/>
+                <w:sz w:val="26"/>
+                <w:szCs w:val="26"/>
+              </w:rPr>
+              <w:t>00:50:56:C0:00:01</w:t>
+            </w:r>
+          </w:p>
+        </w:tc>
+        <w:tc>
+          <w:tcPr>
+            <w:tcW w:w="1705" w:type="dxa"/>
+          </w:tcPr>
+          <w:p>
+            <w:pPr>
+              <w:numPr>
+                <w:numId w:val="0"/>
+              </w:numPr>
+              <w:spacing w:line="360" w:lineRule="auto"/>
+              <w:rPr>
+                <w:rFonts w:hint="default" w:ascii="Times New Roman" w:hAnsi="Times New Roman" w:cs="Times New Roman"/>
+                <w:sz w:val="26"/>
+                <w:szCs w:val="26"/>
+                <w:vertAlign w:val="baseline"/>
+                <w:lang w:val="en-US"/>
+              </w:rPr>
+            </w:pPr>
+            <w:r>
+              <w:rPr>
+                <w:rFonts w:hint="default" w:ascii="Times New Roman" w:hAnsi="Times New Roman" w:eastAsia="SimSun" w:cs="Times New Roman"/>
+                <w:sz w:val="26"/>
+                <w:szCs w:val="26"/>
+              </w:rPr>
+              <w:t>Gateway / Card ảo của máy thật (Host adapter)</w:t>
+            </w:r>
+          </w:p>
+        </w:tc>
+        <w:tc>
+          <w:tcPr>
+            <w:tcW w:w="1705" w:type="dxa"/>
+          </w:tcPr>
+          <w:p>
+            <w:pPr>
+              <w:numPr>
+                <w:numId w:val="0"/>
+              </w:numPr>
+              <w:spacing w:line="360" w:lineRule="auto"/>
+              <w:rPr>
+                <w:rFonts w:hint="default" w:ascii="Times New Roman" w:hAnsi="Times New Roman" w:cs="Times New Roman"/>
+                <w:sz w:val="26"/>
+                <w:szCs w:val="26"/>
+                <w:vertAlign w:val="baseline"/>
+                <w:lang w:val="en-US"/>
+              </w:rPr>
+            </w:pPr>
+          </w:p>
+        </w:tc>
+      </w:tr>
+      <w:tr>
+        <w:tblPrEx>
+          <w:tblBorders>
+            <w:top w:val="single" w:color="auto" w:sz="4" w:space="0"/>
+            <w:left w:val="single" w:color="auto" w:sz="4" w:space="0"/>
+            <w:bottom w:val="single" w:color="auto" w:sz="4" w:space="0"/>
+            <w:right w:val="single" w:color="auto" w:sz="4" w:space="0"/>
+            <w:insideH w:val="single" w:color="auto" w:sz="4" w:space="0"/>
+            <w:insideV w:val="single" w:color="auto" w:sz="4" w:space="0"/>
+          </w:tblBorders>
+          <w:tblCellMar>
+            <w:left w:w="108" w:type="dxa"/>
+            <w:right w:w="108" w:type="dxa"/>
+          </w:tblCellMar>
+        </w:tblPrEx>
+        <w:tc>
+          <w:tcPr>
+            <w:tcW w:w="1704" w:type="dxa"/>
+          </w:tcPr>
+          <w:p>
+            <w:pPr>
+              <w:numPr>
+                <w:numId w:val="0"/>
+              </w:numPr>
+              <w:spacing w:line="360" w:lineRule="auto"/>
+              <w:rPr>
+                <w:rFonts w:hint="default" w:ascii="Times New Roman" w:hAnsi="Times New Roman" w:cs="Times New Roman"/>
+                <w:sz w:val="26"/>
+                <w:szCs w:val="26"/>
+                <w:vertAlign w:val="baseline"/>
+                <w:lang w:val="en-US"/>
+              </w:rPr>
+            </w:pPr>
+            <w:r>
+              <w:rPr>
+                <w:rFonts w:hint="default" w:ascii="Times New Roman" w:hAnsi="Times New Roman" w:cs="Times New Roman"/>
+                <w:sz w:val="26"/>
+                <w:szCs w:val="26"/>
+                <w:vertAlign w:val="baseline"/>
+                <w:lang w:val="en-US"/>
+              </w:rPr>
+              <w:t>2</w:t>
+            </w:r>
+          </w:p>
+        </w:tc>
+        <w:tc>
+          <w:tcPr>
+            <w:tcW w:w="1704" w:type="dxa"/>
+          </w:tcPr>
+          <w:p>
+            <w:pPr>
+              <w:numPr>
+                <w:numId w:val="0"/>
+              </w:numPr>
+              <w:spacing w:line="360" w:lineRule="auto"/>
+              <w:rPr>
+                <w:rFonts w:hint="default" w:ascii="Times New Roman" w:hAnsi="Times New Roman" w:cs="Times New Roman"/>
+                <w:sz w:val="26"/>
+                <w:szCs w:val="26"/>
+                <w:vertAlign w:val="baseline"/>
+                <w:lang w:val="en-US"/>
+              </w:rPr>
+            </w:pPr>
+            <w:r>
+              <w:rPr>
+                <w:rFonts w:hint="default" w:ascii="Times New Roman" w:hAnsi="Times New Roman" w:cs="Times New Roman"/>
+                <w:sz w:val="26"/>
+                <w:szCs w:val="26"/>
+                <w:vertAlign w:val="baseline"/>
+                <w:lang w:val="en-US"/>
+              </w:rPr>
+              <w:t>192.168.83.132</w:t>
+            </w:r>
+          </w:p>
+        </w:tc>
+        <w:tc>
+          <w:tcPr>
+            <w:tcW w:w="1704" w:type="dxa"/>
+          </w:tcPr>
+          <w:p>
+            <w:pPr>
+              <w:numPr>
+                <w:numId w:val="0"/>
+              </w:numPr>
+              <w:spacing w:line="360" w:lineRule="auto"/>
+              <w:rPr>
+                <w:rFonts w:hint="default" w:ascii="Times New Roman" w:hAnsi="Times New Roman" w:cs="Times New Roman"/>
+                <w:sz w:val="26"/>
+                <w:szCs w:val="26"/>
+                <w:vertAlign w:val="baseline"/>
+                <w:lang w:val="en-US"/>
+              </w:rPr>
+            </w:pPr>
+            <w:r>
+              <w:rPr>
+                <w:rFonts w:hint="default" w:ascii="Times New Roman" w:hAnsi="Times New Roman" w:cs="Times New Roman"/>
+                <w:sz w:val="26"/>
+                <w:szCs w:val="26"/>
+                <w:vertAlign w:val="baseline"/>
+                <w:lang w:val="en-US"/>
+              </w:rPr>
+              <w:t xml:space="preserve">Metasploitable 2// </w:t>
+            </w:r>
+            <w:r>
+              <w:rPr>
+                <w:rFonts w:hint="default" w:ascii="Times New Roman" w:hAnsi="Times New Roman" w:eastAsia="SimSun" w:cs="Times New Roman"/>
+                <w:sz w:val="26"/>
+                <w:szCs w:val="26"/>
+              </w:rPr>
+              <w:t>00:0C:29:3E:BC:7B</w:t>
+            </w:r>
+          </w:p>
+        </w:tc>
+        <w:tc>
+          <w:tcPr>
+            <w:tcW w:w="1705" w:type="dxa"/>
+          </w:tcPr>
+          <w:p>
+            <w:pPr>
+              <w:numPr>
+                <w:numId w:val="0"/>
+              </w:numPr>
+              <w:spacing w:line="360" w:lineRule="auto"/>
+              <w:rPr>
+                <w:rFonts w:hint="default" w:ascii="Times New Roman" w:hAnsi="Times New Roman" w:cs="Times New Roman"/>
+                <w:sz w:val="26"/>
+                <w:szCs w:val="26"/>
+                <w:vertAlign w:val="baseline"/>
+                <w:lang w:val="en-US"/>
+              </w:rPr>
+            </w:pPr>
+            <w:r>
+              <w:rPr>
+                <w:rFonts w:hint="default" w:ascii="Times New Roman" w:hAnsi="Times New Roman" w:eastAsia="SimSun" w:cs="Times New Roman"/>
+                <w:sz w:val="26"/>
+                <w:szCs w:val="26"/>
+              </w:rPr>
+              <w:t>Máy đích (Metasploitable 2).</w:t>
+            </w:r>
+          </w:p>
+        </w:tc>
+        <w:tc>
+          <w:tcPr>
+            <w:tcW w:w="1705" w:type="dxa"/>
+          </w:tcPr>
+          <w:p>
+            <w:pPr>
+              <w:numPr>
+                <w:numId w:val="0"/>
+              </w:numPr>
+              <w:spacing w:line="360" w:lineRule="auto"/>
+              <w:rPr>
+                <w:rFonts w:hint="default" w:ascii="Times New Roman" w:hAnsi="Times New Roman" w:cs="Times New Roman"/>
+                <w:sz w:val="26"/>
+                <w:szCs w:val="26"/>
+                <w:vertAlign w:val="baseline"/>
+                <w:lang w:val="en-US"/>
+              </w:rPr>
+            </w:pPr>
+          </w:p>
+        </w:tc>
+      </w:tr>
+      <w:tr>
+        <w:tblPrEx>
+          <w:tblBorders>
+            <w:top w:val="single" w:color="auto" w:sz="4" w:space="0"/>
+            <w:left w:val="single" w:color="auto" w:sz="4" w:space="0"/>
+            <w:bottom w:val="single" w:color="auto" w:sz="4" w:space="0"/>
+            <w:right w:val="single" w:color="auto" w:sz="4" w:space="0"/>
+            <w:insideH w:val="single" w:color="auto" w:sz="4" w:space="0"/>
+            <w:insideV w:val="single" w:color="auto" w:sz="4" w:space="0"/>
+          </w:tblBorders>
+          <w:tblCellMar>
+            <w:left w:w="108" w:type="dxa"/>
+            <w:right w:w="108" w:type="dxa"/>
+          </w:tblCellMar>
+        </w:tblPrEx>
+        <w:tc>
+          <w:tcPr>
+            <w:tcW w:w="1704" w:type="dxa"/>
+          </w:tcPr>
+          <w:p>
+            <w:pPr>
+              <w:numPr>
+                <w:numId w:val="0"/>
+              </w:numPr>
+              <w:spacing w:line="360" w:lineRule="auto"/>
+              <w:rPr>
+                <w:rFonts w:hint="default" w:ascii="Times New Roman" w:hAnsi="Times New Roman" w:cs="Times New Roman"/>
+                <w:sz w:val="26"/>
+                <w:szCs w:val="26"/>
+                <w:vertAlign w:val="baseline"/>
+                <w:lang w:val="en-US"/>
+              </w:rPr>
+            </w:pPr>
+            <w:r>
+              <w:rPr>
+                <w:rFonts w:hint="default" w:ascii="Times New Roman" w:hAnsi="Times New Roman" w:cs="Times New Roman"/>
+                <w:sz w:val="26"/>
+                <w:szCs w:val="26"/>
+                <w:vertAlign w:val="baseline"/>
+                <w:lang w:val="en-US"/>
+              </w:rPr>
+              <w:t>3</w:t>
+            </w:r>
+          </w:p>
+        </w:tc>
+        <w:tc>
+          <w:tcPr>
+            <w:tcW w:w="1704" w:type="dxa"/>
+          </w:tcPr>
+          <w:p>
+            <w:pPr>
+              <w:numPr>
+                <w:numId w:val="0"/>
+              </w:numPr>
+              <w:spacing w:line="360" w:lineRule="auto"/>
+              <w:rPr>
+                <w:rFonts w:hint="default" w:ascii="Times New Roman" w:hAnsi="Times New Roman" w:cs="Times New Roman"/>
+                <w:sz w:val="26"/>
+                <w:szCs w:val="26"/>
+                <w:vertAlign w:val="baseline"/>
+                <w:lang w:val="en-US"/>
+              </w:rPr>
+            </w:pPr>
+            <w:r>
+              <w:rPr>
+                <w:rFonts w:hint="default" w:ascii="Times New Roman" w:hAnsi="Times New Roman" w:cs="Times New Roman"/>
+                <w:sz w:val="26"/>
+                <w:szCs w:val="26"/>
+                <w:vertAlign w:val="baseline"/>
+                <w:lang w:val="en-US"/>
+              </w:rPr>
+              <w:t>192.168.83.254</w:t>
+            </w:r>
+          </w:p>
+        </w:tc>
+        <w:tc>
+          <w:tcPr>
+            <w:tcW w:w="1704" w:type="dxa"/>
+          </w:tcPr>
+          <w:p>
+            <w:pPr>
+              <w:numPr>
+                <w:numId w:val="0"/>
+              </w:numPr>
+              <w:spacing w:line="360" w:lineRule="auto"/>
+              <w:rPr>
+                <w:rFonts w:hint="default" w:ascii="Times New Roman" w:hAnsi="Times New Roman" w:cs="Times New Roman"/>
+                <w:sz w:val="26"/>
+                <w:szCs w:val="26"/>
+                <w:vertAlign w:val="baseline"/>
+                <w:lang w:val="en-US"/>
+              </w:rPr>
+            </w:pPr>
+            <w:r>
+              <w:rPr>
+                <w:rFonts w:hint="default" w:ascii="Times New Roman" w:hAnsi="Times New Roman" w:eastAsia="SimSun" w:cs="Times New Roman"/>
+                <w:sz w:val="26"/>
+                <w:szCs w:val="26"/>
+              </w:rPr>
+              <w:t>00:50:56:E4:4D:F3</w:t>
+            </w:r>
+          </w:p>
+        </w:tc>
+        <w:tc>
+          <w:tcPr>
+            <w:tcW w:w="1705" w:type="dxa"/>
+          </w:tcPr>
+          <w:p>
+            <w:pPr>
+              <w:numPr>
+                <w:numId w:val="0"/>
+              </w:numPr>
+              <w:spacing w:line="360" w:lineRule="auto"/>
+              <w:rPr>
+                <w:rFonts w:hint="default" w:ascii="Times New Roman" w:hAnsi="Times New Roman" w:cs="Times New Roman"/>
+                <w:sz w:val="26"/>
+                <w:szCs w:val="26"/>
+                <w:vertAlign w:val="baseline"/>
+                <w:lang w:val="en-US"/>
+              </w:rPr>
+            </w:pPr>
+            <w:r>
+              <w:rPr>
+                <w:rFonts w:hint="default" w:ascii="Times New Roman" w:hAnsi="Times New Roman" w:eastAsia="SimSun" w:cs="Times New Roman"/>
+                <w:sz w:val="26"/>
+                <w:szCs w:val="26"/>
+              </w:rPr>
+              <w:t>Dịch vụ DHCP/NAT của VMware</w:t>
+            </w:r>
+          </w:p>
+        </w:tc>
+        <w:tc>
+          <w:tcPr>
+            <w:tcW w:w="1705" w:type="dxa"/>
+          </w:tcPr>
+          <w:p>
+            <w:pPr>
+              <w:numPr>
+                <w:numId w:val="0"/>
+              </w:numPr>
+              <w:spacing w:line="360" w:lineRule="auto"/>
+              <w:rPr>
+                <w:rFonts w:hint="default" w:ascii="Times New Roman" w:hAnsi="Times New Roman" w:cs="Times New Roman"/>
+                <w:sz w:val="26"/>
+                <w:szCs w:val="26"/>
+                <w:vertAlign w:val="baseline"/>
+                <w:lang w:val="en-US"/>
+              </w:rPr>
+            </w:pPr>
+          </w:p>
+        </w:tc>
+      </w:tr>
+      <w:tr>
+        <w:tblPrEx>
+          <w:tblBorders>
+            <w:top w:val="single" w:color="auto" w:sz="4" w:space="0"/>
+            <w:left w:val="single" w:color="auto" w:sz="4" w:space="0"/>
+            <w:bottom w:val="single" w:color="auto" w:sz="4" w:space="0"/>
+            <w:right w:val="single" w:color="auto" w:sz="4" w:space="0"/>
+            <w:insideH w:val="single" w:color="auto" w:sz="4" w:space="0"/>
+            <w:insideV w:val="single" w:color="auto" w:sz="4" w:space="0"/>
+          </w:tblBorders>
+          <w:tblCellMar>
+            <w:left w:w="108" w:type="dxa"/>
+            <w:right w:w="108" w:type="dxa"/>
+          </w:tblCellMar>
+        </w:tblPrEx>
+        <w:tc>
+          <w:tcPr>
+            <w:tcW w:w="1704" w:type="dxa"/>
+          </w:tcPr>
+          <w:p>
+            <w:pPr>
+              <w:numPr>
+                <w:numId w:val="0"/>
+              </w:numPr>
+              <w:spacing w:line="360" w:lineRule="auto"/>
+              <w:rPr>
+                <w:rFonts w:hint="default" w:ascii="Times New Roman" w:hAnsi="Times New Roman" w:cs="Times New Roman"/>
+                <w:sz w:val="26"/>
+                <w:szCs w:val="26"/>
+                <w:vertAlign w:val="baseline"/>
+                <w:lang w:val="en-US"/>
+              </w:rPr>
+            </w:pPr>
+            <w:r>
+              <w:rPr>
+                <w:rFonts w:hint="default" w:ascii="Times New Roman" w:hAnsi="Times New Roman" w:cs="Times New Roman"/>
+                <w:sz w:val="26"/>
+                <w:szCs w:val="26"/>
+                <w:vertAlign w:val="baseline"/>
+                <w:lang w:val="en-US"/>
+              </w:rPr>
+              <w:t>4</w:t>
+            </w:r>
+          </w:p>
+        </w:tc>
+        <w:tc>
+          <w:tcPr>
+            <w:tcW w:w="1704" w:type="dxa"/>
+          </w:tcPr>
+          <w:p>
+            <w:pPr>
+              <w:numPr>
+                <w:numId w:val="0"/>
+              </w:numPr>
+              <w:spacing w:line="360" w:lineRule="auto"/>
+              <w:rPr>
+                <w:rFonts w:hint="default" w:ascii="Times New Roman" w:hAnsi="Times New Roman" w:cs="Times New Roman"/>
+                <w:sz w:val="26"/>
+                <w:szCs w:val="26"/>
+                <w:vertAlign w:val="baseline"/>
+                <w:lang w:val="en-US"/>
+              </w:rPr>
+            </w:pPr>
+            <w:r>
+              <w:rPr>
+                <w:rFonts w:hint="default" w:ascii="Times New Roman" w:hAnsi="Times New Roman" w:cs="Times New Roman"/>
+                <w:sz w:val="26"/>
+                <w:szCs w:val="26"/>
+                <w:vertAlign w:val="baseline"/>
+                <w:lang w:val="en-US"/>
+              </w:rPr>
+              <w:t>192.168.83.131</w:t>
+            </w:r>
+          </w:p>
+        </w:tc>
+        <w:tc>
+          <w:tcPr>
+            <w:tcW w:w="1704" w:type="dxa"/>
+          </w:tcPr>
+          <w:p>
+            <w:pPr>
+              <w:numPr>
+                <w:numId w:val="0"/>
+              </w:numPr>
+              <w:spacing w:line="360" w:lineRule="auto"/>
+              <w:rPr>
+                <w:rFonts w:hint="default" w:ascii="Times New Roman" w:hAnsi="Times New Roman" w:cs="Times New Roman"/>
+                <w:sz w:val="26"/>
+                <w:szCs w:val="26"/>
+                <w:vertAlign w:val="baseline"/>
+                <w:lang w:val="en-US"/>
+              </w:rPr>
+            </w:pPr>
+            <w:r>
+              <w:rPr>
+                <w:rFonts w:hint="default" w:ascii="Times New Roman" w:hAnsi="Times New Roman" w:cs="Times New Roman"/>
+                <w:sz w:val="26"/>
+                <w:szCs w:val="26"/>
+                <w:vertAlign w:val="baseline"/>
+                <w:lang w:val="en-US"/>
+              </w:rPr>
+              <w:t>Kali - máy quét</w:t>
+            </w:r>
+          </w:p>
+        </w:tc>
+        <w:tc>
+          <w:tcPr>
+            <w:tcW w:w="1705" w:type="dxa"/>
+          </w:tcPr>
+          <w:p>
+            <w:pPr>
+              <w:numPr>
+                <w:numId w:val="0"/>
+              </w:numPr>
+              <w:spacing w:line="360" w:lineRule="auto"/>
+              <w:rPr>
+                <w:rFonts w:hint="default" w:ascii="Times New Roman" w:hAnsi="Times New Roman" w:cs="Times New Roman"/>
+                <w:sz w:val="26"/>
+                <w:szCs w:val="26"/>
+                <w:vertAlign w:val="baseline"/>
+                <w:lang w:val="en-US"/>
+              </w:rPr>
+            </w:pPr>
+            <w:r>
+              <w:rPr>
+                <w:rFonts w:hint="default" w:ascii="Times New Roman" w:hAnsi="Times New Roman" w:eastAsia="SimSun" w:cs="Times New Roman"/>
+                <w:sz w:val="26"/>
+                <w:szCs w:val="26"/>
+              </w:rPr>
+              <w:t>Máy quét (Attacker/Kali Linux)</w:t>
+            </w:r>
+          </w:p>
+        </w:tc>
+        <w:tc>
+          <w:tcPr>
+            <w:tcW w:w="1705" w:type="dxa"/>
+          </w:tcPr>
+          <w:p>
+            <w:pPr>
+              <w:numPr>
+                <w:numId w:val="0"/>
+              </w:numPr>
+              <w:spacing w:line="360" w:lineRule="auto"/>
+              <w:rPr>
+                <w:rFonts w:hint="default" w:ascii="Times New Roman" w:hAnsi="Times New Roman" w:cs="Times New Roman"/>
+                <w:sz w:val="26"/>
+                <w:szCs w:val="26"/>
+                <w:vertAlign w:val="baseline"/>
+                <w:lang w:val="en-US"/>
+              </w:rPr>
+            </w:pPr>
+          </w:p>
+        </w:tc>
+      </w:tr>
+    </w:tbl>
+    <w:p>
+      <w:pPr>
+        <w:numPr>
+          <w:numId w:val="0"/>
+        </w:numPr>
+        <w:spacing w:line="360" w:lineRule="auto"/>
+        <w:rPr>
+          <w:rFonts w:hint="default" w:ascii="Times New Roman" w:hAnsi="Times New Roman" w:cs="Times New Roman"/>
+          <w:sz w:val="26"/>
+          <w:szCs w:val="26"/>
+          <w:lang w:val="en-US"/>
+        </w:rPr>
+      </w:pPr>
+    </w:p>
+    <w:p>
+      <w:pPr>
+        <w:spacing w:line="360" w:lineRule="auto"/>
+        <w:rPr>
+          <w:rFonts w:hint="default" w:ascii="Times New Roman" w:hAnsi="Times New Roman" w:cs="Times New Roman"/>
+          <w:sz w:val="26"/>
+          <w:szCs w:val="26"/>
+          <w:lang w:val="en-US"/>
+        </w:rPr>
+      </w:pPr>
+    </w:p>
+    <w:p>
+      <w:pPr>
+        <w:numPr>
+          <w:ilvl w:val="0"/>
+          <w:numId w:val="2"/>
+        </w:numPr>
+        <w:spacing w:line="360" w:lineRule="auto"/>
+        <w:ind w:left="0" w:leftChars="0" w:firstLine="0" w:firstLineChars="0"/>
+        <w:rPr>
+          <w:rFonts w:hint="default" w:ascii="Times New Roman" w:hAnsi="Times New Roman" w:eastAsia="SimSun" w:cs="Times New Roman"/>
+          <w:sz w:val="26"/>
+          <w:szCs w:val="26"/>
+        </w:rPr>
+      </w:pPr>
+      <w:r>
+        <w:rPr>
+          <w:rFonts w:hint="default" w:ascii="Times New Roman" w:hAnsi="Times New Roman" w:eastAsia="SimSun" w:cs="Times New Roman"/>
+          <w:sz w:val="26"/>
+          <w:szCs w:val="26"/>
+        </w:rPr>
+        <w:t>Khảo sát cổng TCP và so sánh kỹ thuật quét</w:t>
+      </w:r>
+    </w:p>
+    <w:p>
+      <w:pPr>
+        <w:numPr>
+          <w:ilvl w:val="1"/>
+          <w:numId w:val="2"/>
+        </w:numPr>
+        <w:spacing w:line="360" w:lineRule="auto"/>
+        <w:ind w:leftChars="0"/>
+        <w:rPr>
+          <w:rFonts w:hint="default" w:ascii="Times New Roman" w:hAnsi="Times New Roman" w:eastAsia="SimSun" w:cs="Times New Roman"/>
+          <w:sz w:val="26"/>
+          <w:szCs w:val="26"/>
+        </w:rPr>
+      </w:pPr>
+      <w:r>
+        <w:rPr>
+          <w:rFonts w:hint="default" w:ascii="Times New Roman" w:hAnsi="Times New Roman" w:eastAsia="SimSun" w:cs="Times New Roman"/>
+          <w:sz w:val="26"/>
+          <w:szCs w:val="26"/>
+        </w:rPr>
+        <w:t>TCP Connect scan (-sT)</w:t>
+      </w:r>
+    </w:p>
+    <w:p>
+      <w:pPr>
+        <w:numPr>
+          <w:numId w:val="0"/>
+        </w:numPr>
+        <w:spacing w:line="360" w:lineRule="auto"/>
+        <w:ind w:leftChars="0"/>
+        <w:rPr>
+          <w:rFonts w:hint="default" w:ascii="Times New Roman" w:hAnsi="Times New Roman" w:cs="Times New Roman"/>
+          <w:sz w:val="26"/>
+          <w:szCs w:val="26"/>
+        </w:rPr>
+      </w:pPr>
+      <w:r>
+        <w:rPr>
+          <w:rFonts w:hint="default" w:ascii="Times New Roman" w:hAnsi="Times New Roman" w:cs="Times New Roman"/>
+          <w:sz w:val="26"/>
+          <w:szCs w:val="26"/>
+        </w:rPr>
+        <w:drawing>
+          <wp:inline distT="0" distB="0" distL="114300" distR="114300">
+            <wp:extent cx="5273675" cy="4196715"/>
+            <wp:effectExtent l="0" t="0" r="14605" b="9525"/>
+            <wp:docPr id="11" name="Picture 11"/>
+            <wp:cNvGraphicFramePr>
+              <a:graphicFrameLocks xmlns:a="http://schemas.openxmlformats.org/drawingml/2006/main" noChangeAspect="1"/>
+            </wp:cNvGraphicFramePr>
+            <a:graphic xmlns:a="http://schemas.openxmlformats.org/drawingml/2006/main">
+              <a:graphicData uri="http://schemas.openxmlformats.org/drawingml/2006/picture">
+                <pic:pic xmlns:pic="http://schemas.openxmlformats.org/drawingml/2006/picture">
+                  <pic:nvPicPr>
+                    <pic:cNvPr id="11" name="Picture 11"/>
+                    <pic:cNvPicPr>
+                      <a:picLocks noChangeAspect="1"/>
+                    </pic:cNvPicPr>
+                  </pic:nvPicPr>
+                  <pic:blipFill>
+                    <a:blip r:embed="rId14"/>
+                    <a:stretch>
+                      <a:fillRect/>
+                    </a:stretch>
+                  </pic:blipFill>
+                  <pic:spPr>
+                    <a:xfrm>
+                      <a:off x="0" y="0"/>
+                      <a:ext cx="5273675" cy="4196715"/>
+                    </a:xfrm>
+                    <a:prstGeom prst="rect">
+                      <a:avLst/>
+                    </a:prstGeom>
+                    <a:noFill/>
+                    <a:ln>
+                      <a:noFill/>
+                    </a:ln>
+                  </pic:spPr>
+                </pic:pic>
+              </a:graphicData>
+            </a:graphic>
+          </wp:inline>
+        </w:drawing>
+      </w:r>
+    </w:p>
+    <w:p>
+      <w:pPr>
+        <w:numPr>
+          <w:ilvl w:val="1"/>
+          <w:numId w:val="2"/>
+        </w:numPr>
+        <w:spacing w:line="360" w:lineRule="auto"/>
+        <w:ind w:left="0" w:leftChars="0" w:firstLine="0" w:firstLineChars="0"/>
+        <w:rPr>
+          <w:rFonts w:hint="default" w:ascii="Times New Roman" w:hAnsi="Times New Roman" w:eastAsia="SimSun" w:cs="Times New Roman"/>
+          <w:sz w:val="26"/>
+          <w:szCs w:val="26"/>
+        </w:rPr>
+      </w:pPr>
+      <w:r>
+        <w:rPr>
+          <w:rFonts w:hint="default" w:ascii="Times New Roman" w:hAnsi="Times New Roman" w:eastAsia="SimSun" w:cs="Times New Roman"/>
+          <w:sz w:val="26"/>
+          <w:szCs w:val="26"/>
+        </w:rPr>
+        <w:t>SYN scan (-sS)</w:t>
+      </w:r>
+    </w:p>
+    <w:p>
+      <w:pPr>
+        <w:numPr>
+          <w:numId w:val="0"/>
+        </w:numPr>
+        <w:spacing w:line="360" w:lineRule="auto"/>
+        <w:ind w:leftChars="0"/>
+        <w:rPr>
+          <w:rFonts w:hint="default" w:ascii="Times New Roman" w:hAnsi="Times New Roman" w:cs="Times New Roman"/>
+          <w:sz w:val="26"/>
+          <w:szCs w:val="26"/>
+        </w:rPr>
+      </w:pPr>
+      <w:r>
+        <w:rPr>
+          <w:rFonts w:hint="default" w:ascii="Times New Roman" w:hAnsi="Times New Roman" w:cs="Times New Roman"/>
+          <w:sz w:val="26"/>
+          <w:szCs w:val="26"/>
+        </w:rPr>
+        <w:drawing>
+          <wp:inline distT="0" distB="0" distL="114300" distR="114300">
+            <wp:extent cx="5269230" cy="4238625"/>
+            <wp:effectExtent l="0" t="0" r="3810" b="13335"/>
+            <wp:docPr id="12" name="Picture 12"/>
+            <wp:cNvGraphicFramePr>
+              <a:graphicFrameLocks xmlns:a="http://schemas.openxmlformats.org/drawingml/2006/main" noChangeAspect="1"/>
+            </wp:cNvGraphicFramePr>
+            <a:graphic xmlns:a="http://schemas.openxmlformats.org/drawingml/2006/main">
+              <a:graphicData uri="http://schemas.openxmlformats.org/drawingml/2006/picture">
+                <pic:pic xmlns:pic="http://schemas.openxmlformats.org/drawingml/2006/picture">
+                  <pic:nvPicPr>
+                    <pic:cNvPr id="12" name="Picture 12"/>
+                    <pic:cNvPicPr>
+                      <a:picLocks noChangeAspect="1"/>
+                    </pic:cNvPicPr>
+                  </pic:nvPicPr>
+                  <pic:blipFill>
+                    <a:blip r:embed="rId15"/>
+                    <a:stretch>
+                      <a:fillRect/>
+                    </a:stretch>
+                  </pic:blipFill>
+                  <pic:spPr>
+                    <a:xfrm>
+                      <a:off x="0" y="0"/>
+                      <a:ext cx="5269230" cy="4238625"/>
+                    </a:xfrm>
+                    <a:prstGeom prst="rect">
+                      <a:avLst/>
+                    </a:prstGeom>
+                    <a:noFill/>
+                    <a:ln>
+                      <a:noFill/>
+                    </a:ln>
+                  </pic:spPr>
+                </pic:pic>
+              </a:graphicData>
+            </a:graphic>
+          </wp:inline>
+        </w:drawing>
+      </w:r>
+    </w:p>
+    <w:tbl>
+      <w:tblPr>
+        <w:tblStyle w:val="5"/>
+        <w:tblW w:w="0" w:type="auto"/>
+        <w:tblInd w:w="0" w:type="dxa"/>
+        <w:tblBorders>
+          <w:top w:val="single" w:color="auto" w:sz="4" w:space="0"/>
+          <w:left w:val="single" w:color="auto" w:sz="4" w:space="0"/>
+          <w:bottom w:val="single" w:color="auto" w:sz="4" w:space="0"/>
+          <w:right w:val="single" w:color="auto" w:sz="4" w:space="0"/>
+          <w:insideH w:val="single" w:color="auto" w:sz="4" w:space="0"/>
+          <w:insideV w:val="single" w:color="auto" w:sz="4" w:space="0"/>
+        </w:tblBorders>
+        <w:tblLayout w:type="autofit"/>
+        <w:tblCellMar>
+          <w:left w:w="108" w:type="dxa"/>
+          <w:right w:w="108" w:type="dxa"/>
+        </w:tblCellMar>
+      </w:tblPr>
+      <w:tblGrid>
+        <w:gridCol w:w="2130"/>
+        <w:gridCol w:w="2130"/>
+        <w:gridCol w:w="2131"/>
+        <w:gridCol w:w="2131"/>
+      </w:tblGrid>
+      <w:tr>
+        <w:tblPrEx>
+          <w:tblBorders>
+            <w:top w:val="single" w:color="auto" w:sz="4" w:space="0"/>
+            <w:left w:val="single" w:color="auto" w:sz="4" w:space="0"/>
+            <w:bottom w:val="single" w:color="auto" w:sz="4" w:space="0"/>
+            <w:right w:val="single" w:color="auto" w:sz="4" w:space="0"/>
+            <w:insideH w:val="single" w:color="auto" w:sz="4" w:space="0"/>
+            <w:insideV w:val="single" w:color="auto" w:sz="4" w:space="0"/>
+          </w:tblBorders>
+          <w:tblCellMar>
+            <w:left w:w="108" w:type="dxa"/>
+            <w:right w:w="108" w:type="dxa"/>
+          </w:tblCellMar>
+        </w:tblPrEx>
+        <w:tc>
+          <w:tcPr>
+            <w:tcW w:w="2130" w:type="dxa"/>
+          </w:tcPr>
+          <w:p>
+            <w:pPr>
+              <w:numPr>
+                <w:numId w:val="0"/>
+              </w:numPr>
+              <w:spacing w:line="360" w:lineRule="auto"/>
+              <w:rPr>
+                <w:rFonts w:hint="default" w:ascii="Times New Roman" w:hAnsi="Times New Roman" w:cs="Times New Roman"/>
+                <w:sz w:val="26"/>
+                <w:szCs w:val="26"/>
+                <w:vertAlign w:val="baseline"/>
+                <w:lang w:val="en-US"/>
+              </w:rPr>
+            </w:pPr>
+            <w:r>
+              <w:rPr>
+                <w:rFonts w:hint="default" w:ascii="Times New Roman" w:hAnsi="Times New Roman" w:cs="Times New Roman"/>
+                <w:sz w:val="26"/>
+                <w:szCs w:val="26"/>
+                <w:vertAlign w:val="baseline"/>
+                <w:lang w:val="en-US"/>
+              </w:rPr>
+              <w:t>Tiêu chí</w:t>
+            </w:r>
+          </w:p>
+        </w:tc>
+        <w:tc>
+          <w:tcPr>
+            <w:tcW w:w="2130" w:type="dxa"/>
+          </w:tcPr>
+          <w:p>
+            <w:pPr>
+              <w:numPr>
+                <w:numId w:val="0"/>
+              </w:numPr>
+              <w:spacing w:line="360" w:lineRule="auto"/>
+              <w:rPr>
+                <w:rFonts w:hint="default" w:ascii="Times New Roman" w:hAnsi="Times New Roman" w:cs="Times New Roman"/>
+                <w:sz w:val="26"/>
+                <w:szCs w:val="26"/>
+                <w:vertAlign w:val="baseline"/>
+                <w:lang w:val="en-US"/>
+              </w:rPr>
+            </w:pPr>
+            <w:r>
+              <w:rPr>
+                <w:rFonts w:hint="default" w:ascii="Times New Roman" w:hAnsi="Times New Roman" w:cs="Times New Roman"/>
+                <w:sz w:val="26"/>
+                <w:szCs w:val="26"/>
+                <w:vertAlign w:val="baseline"/>
+                <w:lang w:val="en-US"/>
+              </w:rPr>
+              <w:t>-sT</w:t>
+            </w:r>
+          </w:p>
+        </w:tc>
+        <w:tc>
+          <w:tcPr>
+            <w:tcW w:w="2131" w:type="dxa"/>
+          </w:tcPr>
+          <w:p>
+            <w:pPr>
+              <w:numPr>
+                <w:numId w:val="0"/>
+              </w:numPr>
+              <w:spacing w:line="360" w:lineRule="auto"/>
+              <w:rPr>
+                <w:rFonts w:hint="default" w:ascii="Times New Roman" w:hAnsi="Times New Roman" w:cs="Times New Roman"/>
+                <w:sz w:val="26"/>
+                <w:szCs w:val="26"/>
+                <w:vertAlign w:val="baseline"/>
+                <w:lang w:val="en-US"/>
+              </w:rPr>
+            </w:pPr>
+            <w:r>
+              <w:rPr>
+                <w:rFonts w:hint="default" w:ascii="Times New Roman" w:hAnsi="Times New Roman" w:cs="Times New Roman"/>
+                <w:sz w:val="26"/>
+                <w:szCs w:val="26"/>
+                <w:vertAlign w:val="baseline"/>
+                <w:lang w:val="en-US"/>
+              </w:rPr>
+              <w:t>-sS</w:t>
+            </w:r>
+          </w:p>
+        </w:tc>
+        <w:tc>
+          <w:tcPr>
+            <w:tcW w:w="2131" w:type="dxa"/>
+          </w:tcPr>
+          <w:p>
+            <w:pPr>
+              <w:numPr>
+                <w:numId w:val="0"/>
+              </w:numPr>
+              <w:spacing w:line="360" w:lineRule="auto"/>
+              <w:rPr>
+                <w:rFonts w:hint="default" w:ascii="Times New Roman" w:hAnsi="Times New Roman" w:cs="Times New Roman"/>
+                <w:sz w:val="26"/>
+                <w:szCs w:val="26"/>
+                <w:vertAlign w:val="baseline"/>
+                <w:lang w:val="en-US"/>
+              </w:rPr>
+            </w:pPr>
+            <w:r>
+              <w:rPr>
+                <w:rFonts w:hint="default" w:ascii="Times New Roman" w:hAnsi="Times New Roman" w:cs="Times New Roman"/>
+                <w:sz w:val="26"/>
+                <w:szCs w:val="26"/>
+                <w:vertAlign w:val="baseline"/>
+                <w:lang w:val="en-US"/>
+              </w:rPr>
+              <w:t>Nhận xét của sinh viên</w:t>
+            </w:r>
+          </w:p>
+        </w:tc>
+      </w:tr>
+      <w:tr>
+        <w:tblPrEx>
+          <w:tblBorders>
+            <w:top w:val="single" w:color="auto" w:sz="4" w:space="0"/>
+            <w:left w:val="single" w:color="auto" w:sz="4" w:space="0"/>
+            <w:bottom w:val="single" w:color="auto" w:sz="4" w:space="0"/>
+            <w:right w:val="single" w:color="auto" w:sz="4" w:space="0"/>
+            <w:insideH w:val="single" w:color="auto" w:sz="4" w:space="0"/>
+            <w:insideV w:val="single" w:color="auto" w:sz="4" w:space="0"/>
+          </w:tblBorders>
+          <w:tblCellMar>
+            <w:left w:w="108" w:type="dxa"/>
+            <w:right w:w="108" w:type="dxa"/>
+          </w:tblCellMar>
+        </w:tblPrEx>
+        <w:tc>
+          <w:tcPr>
+            <w:tcW w:w="2130" w:type="dxa"/>
+          </w:tcPr>
+          <w:p>
+            <w:pPr>
+              <w:numPr>
+                <w:numId w:val="0"/>
+              </w:numPr>
+              <w:spacing w:line="360" w:lineRule="auto"/>
+              <w:rPr>
+                <w:rFonts w:hint="default" w:ascii="Times New Roman" w:hAnsi="Times New Roman" w:cs="Times New Roman"/>
+                <w:sz w:val="26"/>
+                <w:szCs w:val="26"/>
+                <w:vertAlign w:val="baseline"/>
+                <w:lang w:val="en-US"/>
+              </w:rPr>
+            </w:pPr>
+            <w:r>
+              <w:rPr>
+                <w:rFonts w:hint="default" w:ascii="Times New Roman" w:hAnsi="Times New Roman" w:cs="Times New Roman"/>
+                <w:sz w:val="26"/>
+                <w:szCs w:val="26"/>
+                <w:vertAlign w:val="baseline"/>
+                <w:lang w:val="en-US"/>
+              </w:rPr>
+              <w:t>Cổng  open</w:t>
+            </w:r>
+          </w:p>
+        </w:tc>
+        <w:tc>
+          <w:tcPr>
+            <w:tcW w:w="2130" w:type="dxa"/>
+          </w:tcPr>
+          <w:p>
+            <w:pPr>
+              <w:numPr>
+                <w:numId w:val="0"/>
+              </w:numPr>
+              <w:spacing w:line="360" w:lineRule="auto"/>
+              <w:rPr>
+                <w:rFonts w:hint="default" w:ascii="Times New Roman" w:hAnsi="Times New Roman" w:cs="Times New Roman"/>
+                <w:sz w:val="26"/>
+                <w:szCs w:val="26"/>
+                <w:vertAlign w:val="baseline"/>
+                <w:lang w:val="en-US"/>
+              </w:rPr>
+            </w:pPr>
+            <w:r>
+              <w:rPr>
+                <w:rFonts w:hint="default" w:ascii="Times New Roman" w:hAnsi="Times New Roman" w:cs="Times New Roman"/>
+                <w:sz w:val="26"/>
+                <w:szCs w:val="26"/>
+                <w:vertAlign w:val="baseline"/>
+                <w:lang w:val="en-US"/>
+              </w:rPr>
+              <w:t>23</w:t>
+            </w:r>
+          </w:p>
+        </w:tc>
+        <w:tc>
+          <w:tcPr>
+            <w:tcW w:w="2131" w:type="dxa"/>
+          </w:tcPr>
+          <w:p>
+            <w:pPr>
+              <w:numPr>
+                <w:numId w:val="0"/>
+              </w:numPr>
+              <w:spacing w:line="360" w:lineRule="auto"/>
+              <w:rPr>
+                <w:rFonts w:hint="default" w:ascii="Times New Roman" w:hAnsi="Times New Roman" w:cs="Times New Roman"/>
+                <w:sz w:val="26"/>
+                <w:szCs w:val="26"/>
+                <w:vertAlign w:val="baseline"/>
+                <w:lang w:val="en-US"/>
+              </w:rPr>
+            </w:pPr>
+          </w:p>
+        </w:tc>
+        <w:tc>
+          <w:tcPr>
+            <w:tcW w:w="2131" w:type="dxa"/>
+          </w:tcPr>
+          <w:p>
+            <w:pPr>
+              <w:numPr>
+                <w:numId w:val="0"/>
+              </w:numPr>
+              <w:spacing w:line="360" w:lineRule="auto"/>
+              <w:rPr>
+                <w:rFonts w:hint="default" w:ascii="Times New Roman" w:hAnsi="Times New Roman" w:cs="Times New Roman"/>
+                <w:sz w:val="26"/>
+                <w:szCs w:val="26"/>
+                <w:vertAlign w:val="baseline"/>
+                <w:lang w:val="en-US"/>
+              </w:rPr>
+            </w:pPr>
+          </w:p>
+        </w:tc>
+      </w:tr>
+      <w:tr>
+        <w:tblPrEx>
+          <w:tblBorders>
+            <w:top w:val="single" w:color="auto" w:sz="4" w:space="0"/>
+            <w:left w:val="single" w:color="auto" w:sz="4" w:space="0"/>
+            <w:bottom w:val="single" w:color="auto" w:sz="4" w:space="0"/>
+            <w:right w:val="single" w:color="auto" w:sz="4" w:space="0"/>
+            <w:insideH w:val="single" w:color="auto" w:sz="4" w:space="0"/>
+            <w:insideV w:val="single" w:color="auto" w:sz="4" w:space="0"/>
+          </w:tblBorders>
+          <w:tblCellMar>
+            <w:left w:w="108" w:type="dxa"/>
+            <w:right w:w="108" w:type="dxa"/>
+          </w:tblCellMar>
+        </w:tblPrEx>
+        <w:tc>
+          <w:tcPr>
+            <w:tcW w:w="2130" w:type="dxa"/>
+          </w:tcPr>
+          <w:p>
+            <w:pPr>
+              <w:numPr>
+                <w:numId w:val="0"/>
+              </w:numPr>
+              <w:spacing w:line="360" w:lineRule="auto"/>
+              <w:rPr>
+                <w:rFonts w:hint="default" w:ascii="Times New Roman" w:hAnsi="Times New Roman" w:cs="Times New Roman"/>
+                <w:sz w:val="26"/>
+                <w:szCs w:val="26"/>
+                <w:vertAlign w:val="baseline"/>
+                <w:lang w:val="en-US"/>
+              </w:rPr>
+            </w:pPr>
+            <w:r>
+              <w:rPr>
+                <w:rFonts w:hint="default" w:ascii="Times New Roman" w:hAnsi="Times New Roman" w:cs="Times New Roman"/>
+                <w:sz w:val="26"/>
+                <w:szCs w:val="26"/>
+                <w:vertAlign w:val="baseline"/>
+                <w:lang w:val="en-US"/>
+              </w:rPr>
+              <w:t>Công losed</w:t>
+            </w:r>
+          </w:p>
+        </w:tc>
+        <w:tc>
+          <w:tcPr>
+            <w:tcW w:w="2130" w:type="dxa"/>
+          </w:tcPr>
+          <w:p>
+            <w:pPr>
+              <w:numPr>
+                <w:numId w:val="0"/>
+              </w:numPr>
+              <w:spacing w:line="360" w:lineRule="auto"/>
+              <w:rPr>
+                <w:rFonts w:hint="default" w:ascii="Times New Roman" w:hAnsi="Times New Roman" w:cs="Times New Roman"/>
+                <w:sz w:val="26"/>
+                <w:szCs w:val="26"/>
+                <w:vertAlign w:val="baseline"/>
+                <w:lang w:val="en-US"/>
+              </w:rPr>
+            </w:pPr>
+            <w:r>
+              <w:rPr>
+                <w:rFonts w:hint="default" w:ascii="Times New Roman" w:hAnsi="Times New Roman" w:cs="Times New Roman"/>
+                <w:sz w:val="26"/>
+                <w:szCs w:val="26"/>
+                <w:vertAlign w:val="baseline"/>
+                <w:lang w:val="en-US"/>
+              </w:rPr>
+              <w:t>977</w:t>
+            </w:r>
+          </w:p>
+        </w:tc>
+        <w:tc>
+          <w:tcPr>
+            <w:tcW w:w="2131" w:type="dxa"/>
+          </w:tcPr>
+          <w:p>
+            <w:pPr>
+              <w:numPr>
+                <w:numId w:val="0"/>
+              </w:numPr>
+              <w:spacing w:line="360" w:lineRule="auto"/>
+              <w:rPr>
+                <w:rFonts w:hint="default" w:ascii="Times New Roman" w:hAnsi="Times New Roman" w:cs="Times New Roman"/>
+                <w:sz w:val="26"/>
+                <w:szCs w:val="26"/>
+                <w:vertAlign w:val="baseline"/>
+                <w:lang w:val="en-US"/>
+              </w:rPr>
+            </w:pPr>
+          </w:p>
+        </w:tc>
+        <w:tc>
+          <w:tcPr>
+            <w:tcW w:w="2131" w:type="dxa"/>
+          </w:tcPr>
+          <w:p>
+            <w:pPr>
+              <w:numPr>
+                <w:numId w:val="0"/>
+              </w:numPr>
+              <w:spacing w:line="360" w:lineRule="auto"/>
+              <w:rPr>
+                <w:rFonts w:hint="default" w:ascii="Times New Roman" w:hAnsi="Times New Roman" w:cs="Times New Roman"/>
+                <w:sz w:val="26"/>
+                <w:szCs w:val="26"/>
+                <w:vertAlign w:val="baseline"/>
+                <w:lang w:val="en-US"/>
+              </w:rPr>
+            </w:pPr>
+          </w:p>
+        </w:tc>
+      </w:tr>
+      <w:tr>
+        <w:tblPrEx>
+          <w:tblBorders>
+            <w:top w:val="single" w:color="auto" w:sz="4" w:space="0"/>
+            <w:left w:val="single" w:color="auto" w:sz="4" w:space="0"/>
+            <w:bottom w:val="single" w:color="auto" w:sz="4" w:space="0"/>
+            <w:right w:val="single" w:color="auto" w:sz="4" w:space="0"/>
+            <w:insideH w:val="single" w:color="auto" w:sz="4" w:space="0"/>
+            <w:insideV w:val="single" w:color="auto" w:sz="4" w:space="0"/>
+          </w:tblBorders>
+          <w:tblCellMar>
+            <w:left w:w="108" w:type="dxa"/>
+            <w:right w:w="108" w:type="dxa"/>
+          </w:tblCellMar>
+        </w:tblPrEx>
+        <w:tc>
+          <w:tcPr>
+            <w:tcW w:w="2130" w:type="dxa"/>
+          </w:tcPr>
+          <w:p>
+            <w:pPr>
+              <w:numPr>
+                <w:numId w:val="0"/>
+              </w:numPr>
+              <w:spacing w:line="360" w:lineRule="auto"/>
+              <w:rPr>
+                <w:rFonts w:hint="default" w:ascii="Times New Roman" w:hAnsi="Times New Roman" w:cs="Times New Roman"/>
+                <w:sz w:val="26"/>
+                <w:szCs w:val="26"/>
+                <w:vertAlign w:val="baseline"/>
+                <w:lang w:val="en-US"/>
+              </w:rPr>
+            </w:pPr>
+            <w:r>
+              <w:rPr>
+                <w:rFonts w:hint="default" w:ascii="Times New Roman" w:hAnsi="Times New Roman" w:cs="Times New Roman"/>
+                <w:sz w:val="26"/>
+                <w:szCs w:val="26"/>
+                <w:vertAlign w:val="baseline"/>
+                <w:lang w:val="en-US"/>
+              </w:rPr>
+              <w:t>Cổng filtered</w:t>
+            </w:r>
+          </w:p>
+        </w:tc>
+        <w:tc>
+          <w:tcPr>
+            <w:tcW w:w="2130" w:type="dxa"/>
+          </w:tcPr>
+          <w:p>
+            <w:pPr>
+              <w:numPr>
+                <w:numId w:val="0"/>
+              </w:numPr>
+              <w:spacing w:line="360" w:lineRule="auto"/>
+              <w:rPr>
+                <w:rFonts w:hint="default" w:ascii="Times New Roman" w:hAnsi="Times New Roman" w:cs="Times New Roman"/>
+                <w:sz w:val="26"/>
+                <w:szCs w:val="26"/>
+                <w:vertAlign w:val="baseline"/>
+                <w:lang w:val="en-US"/>
+              </w:rPr>
+            </w:pPr>
+            <w:r>
+              <w:rPr>
+                <w:rFonts w:hint="default" w:ascii="Times New Roman" w:hAnsi="Times New Roman" w:cs="Times New Roman"/>
+                <w:sz w:val="26"/>
+                <w:szCs w:val="26"/>
+                <w:vertAlign w:val="baseline"/>
+                <w:lang w:val="en-US"/>
+              </w:rPr>
+              <w:t>0</w:t>
+            </w:r>
+          </w:p>
+        </w:tc>
+        <w:tc>
+          <w:tcPr>
+            <w:tcW w:w="2131" w:type="dxa"/>
+          </w:tcPr>
+          <w:p>
+            <w:pPr>
+              <w:numPr>
+                <w:numId w:val="0"/>
+              </w:numPr>
+              <w:spacing w:line="360" w:lineRule="auto"/>
+              <w:rPr>
+                <w:rFonts w:hint="default" w:ascii="Times New Roman" w:hAnsi="Times New Roman" w:cs="Times New Roman"/>
+                <w:sz w:val="26"/>
+                <w:szCs w:val="26"/>
+                <w:vertAlign w:val="baseline"/>
+                <w:lang w:val="en-US"/>
+              </w:rPr>
+            </w:pPr>
+          </w:p>
+        </w:tc>
+        <w:tc>
+          <w:tcPr>
+            <w:tcW w:w="2131" w:type="dxa"/>
+          </w:tcPr>
+          <w:p>
+            <w:pPr>
+              <w:numPr>
+                <w:numId w:val="0"/>
+              </w:numPr>
+              <w:spacing w:line="360" w:lineRule="auto"/>
+              <w:rPr>
+                <w:rFonts w:hint="default" w:ascii="Times New Roman" w:hAnsi="Times New Roman" w:cs="Times New Roman"/>
+                <w:sz w:val="26"/>
+                <w:szCs w:val="26"/>
+                <w:vertAlign w:val="baseline"/>
+                <w:lang w:val="en-US"/>
+              </w:rPr>
+            </w:pPr>
+          </w:p>
+        </w:tc>
+      </w:tr>
+      <w:tr>
+        <w:tblPrEx>
+          <w:tblBorders>
+            <w:top w:val="single" w:color="auto" w:sz="4" w:space="0"/>
+            <w:left w:val="single" w:color="auto" w:sz="4" w:space="0"/>
+            <w:bottom w:val="single" w:color="auto" w:sz="4" w:space="0"/>
+            <w:right w:val="single" w:color="auto" w:sz="4" w:space="0"/>
+            <w:insideH w:val="single" w:color="auto" w:sz="4" w:space="0"/>
+            <w:insideV w:val="single" w:color="auto" w:sz="4" w:space="0"/>
+          </w:tblBorders>
+          <w:tblCellMar>
+            <w:left w:w="108" w:type="dxa"/>
+            <w:right w:w="108" w:type="dxa"/>
+          </w:tblCellMar>
+        </w:tblPrEx>
+        <w:tc>
+          <w:tcPr>
+            <w:tcW w:w="2130" w:type="dxa"/>
+          </w:tcPr>
+          <w:p>
+            <w:pPr>
+              <w:numPr>
+                <w:numId w:val="0"/>
+              </w:numPr>
+              <w:spacing w:line="360" w:lineRule="auto"/>
+              <w:rPr>
+                <w:rFonts w:hint="default" w:ascii="Times New Roman" w:hAnsi="Times New Roman" w:cs="Times New Roman"/>
+                <w:sz w:val="26"/>
+                <w:szCs w:val="26"/>
+                <w:vertAlign w:val="baseline"/>
+                <w:lang w:val="en-US"/>
+              </w:rPr>
+            </w:pPr>
+            <w:r>
+              <w:rPr>
+                <w:rFonts w:hint="default" w:ascii="Times New Roman" w:hAnsi="Times New Roman" w:cs="Times New Roman"/>
+                <w:sz w:val="26"/>
+                <w:szCs w:val="26"/>
+                <w:vertAlign w:val="baseline"/>
+                <w:lang w:val="en-US"/>
+              </w:rPr>
+              <w:t>Thời gian quét</w:t>
+            </w:r>
+          </w:p>
+        </w:tc>
+        <w:tc>
+          <w:tcPr>
+            <w:tcW w:w="2130" w:type="dxa"/>
+          </w:tcPr>
+          <w:p>
+            <w:pPr>
+              <w:numPr>
+                <w:numId w:val="0"/>
+              </w:numPr>
+              <w:spacing w:line="360" w:lineRule="auto"/>
+              <w:rPr>
+                <w:rFonts w:hint="default" w:ascii="Times New Roman" w:hAnsi="Times New Roman" w:cs="Times New Roman"/>
+                <w:sz w:val="26"/>
+                <w:szCs w:val="26"/>
+                <w:vertAlign w:val="baseline"/>
+                <w:lang w:val="en-US"/>
+              </w:rPr>
+            </w:pPr>
+          </w:p>
+        </w:tc>
+        <w:tc>
+          <w:tcPr>
+            <w:tcW w:w="2131" w:type="dxa"/>
+          </w:tcPr>
+          <w:p>
+            <w:pPr>
+              <w:numPr>
+                <w:numId w:val="0"/>
+              </w:numPr>
+              <w:spacing w:line="360" w:lineRule="auto"/>
+              <w:rPr>
+                <w:rFonts w:hint="default" w:ascii="Times New Roman" w:hAnsi="Times New Roman" w:cs="Times New Roman"/>
+                <w:sz w:val="26"/>
+                <w:szCs w:val="26"/>
+                <w:vertAlign w:val="baseline"/>
+                <w:lang w:val="en-US"/>
+              </w:rPr>
+            </w:pPr>
+          </w:p>
+        </w:tc>
+        <w:tc>
+          <w:tcPr>
+            <w:tcW w:w="2131" w:type="dxa"/>
+          </w:tcPr>
+          <w:p>
+            <w:pPr>
+              <w:numPr>
+                <w:numId w:val="0"/>
+              </w:numPr>
+              <w:spacing w:line="360" w:lineRule="auto"/>
+              <w:rPr>
+                <w:rFonts w:hint="default" w:ascii="Times New Roman" w:hAnsi="Times New Roman" w:cs="Times New Roman"/>
+                <w:sz w:val="26"/>
+                <w:szCs w:val="26"/>
+                <w:vertAlign w:val="baseline"/>
+                <w:lang w:val="en-US"/>
+              </w:rPr>
+            </w:pPr>
+          </w:p>
+        </w:tc>
+      </w:tr>
+      <w:tr>
+        <w:tblPrEx>
+          <w:tblBorders>
+            <w:top w:val="single" w:color="auto" w:sz="4" w:space="0"/>
+            <w:left w:val="single" w:color="auto" w:sz="4" w:space="0"/>
+            <w:bottom w:val="single" w:color="auto" w:sz="4" w:space="0"/>
+            <w:right w:val="single" w:color="auto" w:sz="4" w:space="0"/>
+            <w:insideH w:val="single" w:color="auto" w:sz="4" w:space="0"/>
+            <w:insideV w:val="single" w:color="auto" w:sz="4" w:space="0"/>
+          </w:tblBorders>
+          <w:tblCellMar>
+            <w:left w:w="108" w:type="dxa"/>
+            <w:right w:w="108" w:type="dxa"/>
+          </w:tblCellMar>
+        </w:tblPrEx>
+        <w:tc>
+          <w:tcPr>
+            <w:tcW w:w="2130" w:type="dxa"/>
+          </w:tcPr>
+          <w:p>
+            <w:pPr>
+              <w:numPr>
+                <w:numId w:val="0"/>
+              </w:numPr>
+              <w:spacing w:line="360" w:lineRule="auto"/>
+              <w:rPr>
+                <w:rFonts w:hint="default" w:ascii="Times New Roman" w:hAnsi="Times New Roman" w:cs="Times New Roman"/>
+                <w:sz w:val="26"/>
+                <w:szCs w:val="26"/>
+                <w:vertAlign w:val="baseline"/>
+                <w:lang w:val="en-US"/>
+              </w:rPr>
+            </w:pPr>
+            <w:r>
+              <w:rPr>
+                <w:rFonts w:hint="default" w:ascii="Times New Roman" w:hAnsi="Times New Roman" w:cs="Times New Roman"/>
+                <w:sz w:val="26"/>
+                <w:szCs w:val="26"/>
+                <w:vertAlign w:val="baseline"/>
+                <w:lang w:val="en-US"/>
+              </w:rPr>
+              <w:t>Quyền cần thiết</w:t>
+            </w:r>
+          </w:p>
+        </w:tc>
+        <w:tc>
+          <w:tcPr>
+            <w:tcW w:w="2130" w:type="dxa"/>
+          </w:tcPr>
+          <w:p>
+            <w:pPr>
+              <w:numPr>
+                <w:numId w:val="0"/>
+              </w:numPr>
+              <w:spacing w:line="360" w:lineRule="auto"/>
+              <w:rPr>
+                <w:rFonts w:hint="default" w:ascii="Times New Roman" w:hAnsi="Times New Roman" w:cs="Times New Roman"/>
+                <w:sz w:val="26"/>
+                <w:szCs w:val="26"/>
+                <w:vertAlign w:val="baseline"/>
+                <w:lang w:val="en-US"/>
+              </w:rPr>
+            </w:pPr>
+            <w:r>
+              <w:rPr>
+                <w:rFonts w:hint="default" w:ascii="Times New Roman" w:hAnsi="Times New Roman" w:eastAsia="SimSun" w:cs="Times New Roman"/>
+                <w:sz w:val="26"/>
+                <w:szCs w:val="26"/>
+              </w:rPr>
+              <w:t>Người dùng thông thường (không cần root/sudo)</w:t>
+            </w:r>
+          </w:p>
+        </w:tc>
+        <w:tc>
+          <w:tcPr>
+            <w:tcW w:w="2131" w:type="dxa"/>
+          </w:tcPr>
+          <w:p>
+            <w:pPr>
+              <w:numPr>
+                <w:numId w:val="0"/>
+              </w:numPr>
+              <w:spacing w:line="360" w:lineRule="auto"/>
+              <w:rPr>
+                <w:rFonts w:hint="default" w:ascii="Times New Roman" w:hAnsi="Times New Roman" w:cs="Times New Roman"/>
+                <w:sz w:val="26"/>
+                <w:szCs w:val="26"/>
+                <w:vertAlign w:val="baseline"/>
+                <w:lang w:val="en-US"/>
+              </w:rPr>
+            </w:pPr>
+          </w:p>
+        </w:tc>
+        <w:tc>
+          <w:tcPr>
+            <w:tcW w:w="2131" w:type="dxa"/>
+          </w:tcPr>
+          <w:p>
+            <w:pPr>
+              <w:numPr>
+                <w:numId w:val="0"/>
+              </w:numPr>
+              <w:spacing w:line="360" w:lineRule="auto"/>
+              <w:rPr>
+                <w:rFonts w:hint="default" w:ascii="Times New Roman" w:hAnsi="Times New Roman" w:cs="Times New Roman"/>
+                <w:sz w:val="26"/>
+                <w:szCs w:val="26"/>
+                <w:vertAlign w:val="baseline"/>
+                <w:lang w:val="en-US"/>
+              </w:rPr>
+            </w:pPr>
+          </w:p>
+        </w:tc>
+      </w:tr>
+    </w:tbl>
+    <w:p>
+      <w:pPr>
+        <w:numPr>
+          <w:ilvl w:val="1"/>
+          <w:numId w:val="2"/>
+        </w:numPr>
+        <w:spacing w:line="360" w:lineRule="auto"/>
+        <w:ind w:left="0" w:leftChars="0" w:firstLine="0" w:firstLineChars="0"/>
+        <w:rPr>
+          <w:rFonts w:hint="default" w:ascii="Times New Roman" w:hAnsi="Times New Roman" w:eastAsia="SimSun" w:cs="Times New Roman"/>
+          <w:sz w:val="26"/>
+          <w:szCs w:val="26"/>
+        </w:rPr>
+      </w:pPr>
+      <w:r>
+        <w:rPr>
+          <w:rFonts w:hint="default" w:ascii="Times New Roman" w:hAnsi="Times New Roman" w:eastAsia="SimSun" w:cs="Times New Roman"/>
+          <w:sz w:val="26"/>
+          <w:szCs w:val="26"/>
+        </w:rPr>
+        <w:t>FIN / Xmas / NULL scan</w:t>
+      </w:r>
+    </w:p>
+    <w:p>
+      <w:pPr>
+        <w:numPr>
+          <w:numId w:val="0"/>
+        </w:numPr>
+        <w:spacing w:line="360" w:lineRule="auto"/>
+        <w:ind w:leftChars="0"/>
+        <w:rPr>
+          <w:rFonts w:hint="default" w:ascii="Times New Roman" w:hAnsi="Times New Roman" w:cs="Times New Roman"/>
+          <w:sz w:val="26"/>
+          <w:szCs w:val="26"/>
+        </w:rPr>
+      </w:pPr>
+      <w:r>
+        <w:rPr>
+          <w:rFonts w:hint="default" w:ascii="Times New Roman" w:hAnsi="Times New Roman" w:cs="Times New Roman"/>
+          <w:sz w:val="26"/>
+          <w:szCs w:val="26"/>
+        </w:rPr>
+        <w:drawing>
+          <wp:inline distT="0" distB="0" distL="114300" distR="114300">
+            <wp:extent cx="5271770" cy="5118100"/>
+            <wp:effectExtent l="0" t="0" r="1270" b="2540"/>
+            <wp:docPr id="13" name="Picture 13"/>
+            <wp:cNvGraphicFramePr>
+              <a:graphicFrameLocks xmlns:a="http://schemas.openxmlformats.org/drawingml/2006/main" noChangeAspect="1"/>
+            </wp:cNvGraphicFramePr>
+            <a:graphic xmlns:a="http://schemas.openxmlformats.org/drawingml/2006/main">
+              <a:graphicData uri="http://schemas.openxmlformats.org/drawingml/2006/picture">
+                <pic:pic xmlns:pic="http://schemas.openxmlformats.org/drawingml/2006/picture">
+                  <pic:nvPicPr>
+                    <pic:cNvPr id="13" name="Picture 13"/>
+                    <pic:cNvPicPr>
+                      <a:picLocks noChangeAspect="1"/>
+                    </pic:cNvPicPr>
+                  </pic:nvPicPr>
+                  <pic:blipFill>
+                    <a:blip r:embed="rId16"/>
+                    <a:stretch>
+                      <a:fillRect/>
+                    </a:stretch>
+                  </pic:blipFill>
+                  <pic:spPr>
+                    <a:xfrm>
+                      <a:off x="0" y="0"/>
+                      <a:ext cx="5271770" cy="5118100"/>
+                    </a:xfrm>
+                    <a:prstGeom prst="rect">
+                      <a:avLst/>
+                    </a:prstGeom>
+                    <a:noFill/>
+                    <a:ln>
+                      <a:noFill/>
+                    </a:ln>
+                  </pic:spPr>
+                </pic:pic>
+              </a:graphicData>
+            </a:graphic>
+          </wp:inline>
+        </w:drawing>
+      </w:r>
+    </w:p>
+    <w:p>
+      <w:pPr>
+        <w:numPr>
+          <w:numId w:val="0"/>
+        </w:numPr>
+        <w:spacing w:line="360" w:lineRule="auto"/>
+        <w:ind w:leftChars="0"/>
+        <w:rPr>
+          <w:rFonts w:hint="default" w:ascii="Times New Roman" w:hAnsi="Times New Roman" w:cs="Times New Roman"/>
+          <w:sz w:val="26"/>
+          <w:szCs w:val="26"/>
+        </w:rPr>
+      </w:pPr>
+      <w:r>
+        <w:rPr>
+          <w:rFonts w:hint="default" w:ascii="Times New Roman" w:hAnsi="Times New Roman" w:cs="Times New Roman"/>
+          <w:sz w:val="26"/>
+          <w:szCs w:val="26"/>
+        </w:rPr>
+        <w:drawing>
+          <wp:inline distT="0" distB="0" distL="114300" distR="114300">
+            <wp:extent cx="5269865" cy="4951095"/>
+            <wp:effectExtent l="0" t="0" r="3175" b="1905"/>
+            <wp:docPr id="14" name="Picture 14"/>
+            <wp:cNvGraphicFramePr>
+              <a:graphicFrameLocks xmlns:a="http://schemas.openxmlformats.org/drawingml/2006/main" noChangeAspect="1"/>
+            </wp:cNvGraphicFramePr>
+            <a:graphic xmlns:a="http://schemas.openxmlformats.org/drawingml/2006/main">
+              <a:graphicData uri="http://schemas.openxmlformats.org/drawingml/2006/picture">
+                <pic:pic xmlns:pic="http://schemas.openxmlformats.org/drawingml/2006/picture">
+                  <pic:nvPicPr>
+                    <pic:cNvPr id="14" name="Picture 14"/>
+                    <pic:cNvPicPr>
+                      <a:picLocks noChangeAspect="1"/>
+                    </pic:cNvPicPr>
+                  </pic:nvPicPr>
+                  <pic:blipFill>
+                    <a:blip r:embed="rId17"/>
+                    <a:stretch>
+                      <a:fillRect/>
+                    </a:stretch>
+                  </pic:blipFill>
+                  <pic:spPr>
+                    <a:xfrm>
+                      <a:off x="0" y="0"/>
+                      <a:ext cx="5269865" cy="4951095"/>
+                    </a:xfrm>
+                    <a:prstGeom prst="rect">
+                      <a:avLst/>
+                    </a:prstGeom>
+                    <a:noFill/>
+                    <a:ln>
+                      <a:noFill/>
+                    </a:ln>
+                  </pic:spPr>
+                </pic:pic>
+              </a:graphicData>
+            </a:graphic>
+          </wp:inline>
+        </w:drawing>
+      </w:r>
+    </w:p>
+    <w:p>
+      <w:pPr>
+        <w:numPr>
+          <w:numId w:val="0"/>
+        </w:numPr>
+        <w:spacing w:line="360" w:lineRule="auto"/>
+        <w:ind w:leftChars="0"/>
+        <w:rPr>
+          <w:rFonts w:hint="default" w:ascii="Times New Roman" w:hAnsi="Times New Roman" w:cs="Times New Roman"/>
+          <w:sz w:val="26"/>
+          <w:szCs w:val="26"/>
+        </w:rPr>
+      </w:pPr>
+    </w:p>
+    <w:p>
+      <w:pPr>
+        <w:numPr>
+          <w:numId w:val="0"/>
+        </w:numPr>
+        <w:spacing w:line="360" w:lineRule="auto"/>
+        <w:ind w:leftChars="0"/>
+        <w:rPr>
+          <w:rFonts w:hint="default" w:ascii="Times New Roman" w:hAnsi="Times New Roman" w:cs="Times New Roman"/>
+          <w:sz w:val="26"/>
+          <w:szCs w:val="26"/>
+        </w:rPr>
+      </w:pPr>
+      <w:r>
+        <w:rPr>
+          <w:rFonts w:hint="default" w:ascii="Times New Roman" w:hAnsi="Times New Roman" w:cs="Times New Roman"/>
+          <w:sz w:val="26"/>
+          <w:szCs w:val="26"/>
+        </w:rPr>
+        <w:drawing>
+          <wp:inline distT="0" distB="0" distL="114300" distR="114300">
+            <wp:extent cx="5271135" cy="4765040"/>
+            <wp:effectExtent l="0" t="0" r="1905" b="5080"/>
+            <wp:docPr id="16" name="Picture 16"/>
+            <wp:cNvGraphicFramePr>
+              <a:graphicFrameLocks xmlns:a="http://schemas.openxmlformats.org/drawingml/2006/main" noChangeAspect="1"/>
+            </wp:cNvGraphicFramePr>
+            <a:graphic xmlns:a="http://schemas.openxmlformats.org/drawingml/2006/main">
+              <a:graphicData uri="http://schemas.openxmlformats.org/drawingml/2006/picture">
+                <pic:pic xmlns:pic="http://schemas.openxmlformats.org/drawingml/2006/picture">
+                  <pic:nvPicPr>
+                    <pic:cNvPr id="16" name="Picture 16"/>
+                    <pic:cNvPicPr>
+                      <a:picLocks noChangeAspect="1"/>
+                    </pic:cNvPicPr>
+                  </pic:nvPicPr>
+                  <pic:blipFill>
+                    <a:blip r:embed="rId18"/>
+                    <a:stretch>
+                      <a:fillRect/>
+                    </a:stretch>
+                  </pic:blipFill>
+                  <pic:spPr>
+                    <a:xfrm>
+                      <a:off x="0" y="0"/>
+                      <a:ext cx="5271135" cy="4765040"/>
+                    </a:xfrm>
+                    <a:prstGeom prst="rect">
+                      <a:avLst/>
+                    </a:prstGeom>
+                    <a:noFill/>
+                    <a:ln>
+                      <a:noFill/>
+                    </a:ln>
+                  </pic:spPr>
+                </pic:pic>
+              </a:graphicData>
+            </a:graphic>
+          </wp:inline>
+        </w:drawing>
+      </w:r>
+    </w:p>
+    <w:p>
+      <w:pPr>
+        <w:numPr>
+          <w:ilvl w:val="1"/>
+          <w:numId w:val="2"/>
+        </w:numPr>
+        <w:spacing w:line="360" w:lineRule="auto"/>
+        <w:ind w:left="0" w:leftChars="0" w:firstLine="0" w:firstLineChars="0"/>
+        <w:rPr>
+          <w:rFonts w:hint="default" w:ascii="Times New Roman" w:hAnsi="Times New Roman" w:eastAsia="SimSun" w:cs="Times New Roman"/>
+          <w:sz w:val="26"/>
+          <w:szCs w:val="26"/>
+        </w:rPr>
+      </w:pPr>
+      <w:r>
+        <w:rPr>
+          <w:rFonts w:hint="default" w:ascii="Times New Roman" w:hAnsi="Times New Roman" w:eastAsia="SimSun" w:cs="Times New Roman"/>
+          <w:sz w:val="26"/>
+          <w:szCs w:val="26"/>
+        </w:rPr>
+        <w:t>ACK scan - quan sát chính sách lọc</w:t>
+      </w:r>
+    </w:p>
+    <w:p>
+      <w:pPr>
+        <w:numPr>
+          <w:numId w:val="0"/>
+        </w:numPr>
+        <w:spacing w:line="360" w:lineRule="auto"/>
+        <w:ind w:leftChars="0"/>
+        <w:rPr>
+          <w:rFonts w:hint="default" w:ascii="Times New Roman" w:hAnsi="Times New Roman" w:eastAsia="SimSun" w:cs="Times New Roman"/>
+          <w:sz w:val="26"/>
+          <w:szCs w:val="26"/>
+        </w:rPr>
+      </w:pPr>
+      <w:r>
+        <w:rPr>
+          <w:rFonts w:hint="default" w:ascii="Times New Roman" w:hAnsi="Times New Roman" w:cs="Times New Roman"/>
+          <w:sz w:val="26"/>
+          <w:szCs w:val="26"/>
+        </w:rPr>
+        <w:drawing>
+          <wp:inline distT="0" distB="0" distL="114300" distR="114300">
+            <wp:extent cx="5269865" cy="1906270"/>
+            <wp:effectExtent l="0" t="0" r="3175" b="13970"/>
+            <wp:docPr id="17" name="Picture 17"/>
+            <wp:cNvGraphicFramePr>
+              <a:graphicFrameLocks xmlns:a="http://schemas.openxmlformats.org/drawingml/2006/main" noChangeAspect="1"/>
+            </wp:cNvGraphicFramePr>
+            <a:graphic xmlns:a="http://schemas.openxmlformats.org/drawingml/2006/main">
+              <a:graphicData uri="http://schemas.openxmlformats.org/drawingml/2006/picture">
+                <pic:pic xmlns:pic="http://schemas.openxmlformats.org/drawingml/2006/picture">
+                  <pic:nvPicPr>
+                    <pic:cNvPr id="17" name="Picture 17"/>
+                    <pic:cNvPicPr>
+                      <a:picLocks noChangeAspect="1"/>
+                    </pic:cNvPicPr>
+                  </pic:nvPicPr>
+                  <pic:blipFill>
+                    <a:blip r:embed="rId19"/>
+                    <a:stretch>
+                      <a:fillRect/>
+                    </a:stretch>
+                  </pic:blipFill>
+                  <pic:spPr>
+                    <a:xfrm>
+                      <a:off x="0" y="0"/>
+                      <a:ext cx="5269865" cy="1906270"/>
+                    </a:xfrm>
+                    <a:prstGeom prst="rect">
+                      <a:avLst/>
+                    </a:prstGeom>
+                    <a:noFill/>
+                    <a:ln>
+                      <a:noFill/>
+                    </a:ln>
+                  </pic:spPr>
+                </pic:pic>
+              </a:graphicData>
+            </a:graphic>
+          </wp:inline>
+        </w:drawing>
+      </w:r>
+    </w:p>
+    <w:p>
+      <w:pPr>
+        <w:numPr>
+          <w:ilvl w:val="0"/>
+          <w:numId w:val="2"/>
+        </w:numPr>
+        <w:spacing w:line="360" w:lineRule="auto"/>
+        <w:ind w:left="0" w:leftChars="0" w:firstLine="0" w:firstLineChars="0"/>
+        <w:rPr>
+          <w:rFonts w:hint="default" w:ascii="Times New Roman" w:hAnsi="Times New Roman" w:eastAsia="SimSun" w:cs="Times New Roman"/>
+          <w:sz w:val="26"/>
+          <w:szCs w:val="26"/>
+        </w:rPr>
+      </w:pPr>
+      <w:r>
+        <w:rPr>
+          <w:rFonts w:hint="default" w:ascii="Times New Roman" w:hAnsi="Times New Roman" w:eastAsia="SimSun" w:cs="Times New Roman"/>
+          <w:sz w:val="26"/>
+          <w:szCs w:val="26"/>
+        </w:rPr>
+        <w:t>Quét UDP có kiểm soát</w:t>
+      </w:r>
+    </w:p>
+    <w:p>
+      <w:pPr>
+        <w:numPr>
+          <w:numId w:val="0"/>
+        </w:numPr>
+        <w:spacing w:line="360" w:lineRule="auto"/>
+        <w:ind w:leftChars="0"/>
+        <w:rPr>
+          <w:rFonts w:hint="default" w:ascii="Times New Roman" w:hAnsi="Times New Roman" w:cs="Times New Roman"/>
+          <w:sz w:val="26"/>
+          <w:szCs w:val="26"/>
+        </w:rPr>
+      </w:pPr>
+      <w:r>
+        <w:rPr>
+          <w:rFonts w:hint="default" w:ascii="Times New Roman" w:hAnsi="Times New Roman" w:cs="Times New Roman"/>
+          <w:sz w:val="26"/>
+          <w:szCs w:val="26"/>
+        </w:rPr>
+        <w:drawing>
+          <wp:inline distT="0" distB="0" distL="114300" distR="114300">
+            <wp:extent cx="5271135" cy="4491355"/>
+            <wp:effectExtent l="0" t="0" r="1905" b="4445"/>
+            <wp:docPr id="18" name="Picture 18"/>
+            <wp:cNvGraphicFramePr>
+              <a:graphicFrameLocks xmlns:a="http://schemas.openxmlformats.org/drawingml/2006/main" noChangeAspect="1"/>
+            </wp:cNvGraphicFramePr>
+            <a:graphic xmlns:a="http://schemas.openxmlformats.org/drawingml/2006/main">
+              <a:graphicData uri="http://schemas.openxmlformats.org/drawingml/2006/picture">
+                <pic:pic xmlns:pic="http://schemas.openxmlformats.org/drawingml/2006/picture">
+                  <pic:nvPicPr>
+                    <pic:cNvPr id="18" name="Picture 18"/>
+                    <pic:cNvPicPr>
+                      <a:picLocks noChangeAspect="1"/>
+                    </pic:cNvPicPr>
+                  </pic:nvPicPr>
+                  <pic:blipFill>
+                    <a:blip r:embed="rId20"/>
+                    <a:stretch>
+                      <a:fillRect/>
+                    </a:stretch>
+                  </pic:blipFill>
+                  <pic:spPr>
+                    <a:xfrm>
+                      <a:off x="0" y="0"/>
+                      <a:ext cx="5271135" cy="4491355"/>
+                    </a:xfrm>
+                    <a:prstGeom prst="rect">
+                      <a:avLst/>
+                    </a:prstGeom>
+                    <a:noFill/>
+                    <a:ln>
+                      <a:noFill/>
+                    </a:ln>
+                  </pic:spPr>
+                </pic:pic>
+              </a:graphicData>
+            </a:graphic>
+          </wp:inline>
+        </w:drawing>
+      </w:r>
+    </w:p>
+    <w:p>
+      <w:pPr>
+        <w:numPr>
+          <w:ilvl w:val="0"/>
+          <w:numId w:val="2"/>
+        </w:numPr>
+        <w:spacing w:line="360" w:lineRule="auto"/>
+        <w:ind w:left="0" w:leftChars="0" w:firstLine="0" w:firstLineChars="0"/>
+        <w:rPr>
+          <w:rFonts w:hint="default" w:ascii="Times New Roman" w:hAnsi="Times New Roman" w:eastAsia="SimSun" w:cs="Times New Roman"/>
+          <w:sz w:val="26"/>
+          <w:szCs w:val="26"/>
+        </w:rPr>
+      </w:pPr>
+      <w:r>
+        <w:rPr>
+          <w:rFonts w:hint="default" w:ascii="Times New Roman" w:hAnsi="Times New Roman" w:eastAsia="SimSun" w:cs="Times New Roman"/>
+          <w:sz w:val="26"/>
+          <w:szCs w:val="26"/>
+        </w:rPr>
+        <w:t>Nhận diện dịch vụ và hệ điều hành</w:t>
+      </w:r>
+    </w:p>
+    <w:p>
+      <w:pPr>
+        <w:numPr>
+          <w:ilvl w:val="1"/>
+          <w:numId w:val="2"/>
+        </w:numPr>
+        <w:spacing w:line="360" w:lineRule="auto"/>
+        <w:ind w:left="0" w:leftChars="0" w:firstLine="0" w:firstLineChars="0"/>
+        <w:rPr>
+          <w:rFonts w:hint="default" w:ascii="Times New Roman" w:hAnsi="Times New Roman" w:eastAsia="SimSun" w:cs="Times New Roman"/>
+          <w:sz w:val="26"/>
+          <w:szCs w:val="26"/>
+        </w:rPr>
+      </w:pPr>
+      <w:r>
+        <w:rPr>
+          <w:rFonts w:hint="default" w:ascii="Times New Roman" w:hAnsi="Times New Roman" w:eastAsia="SimSun" w:cs="Times New Roman"/>
+          <w:sz w:val="26"/>
+          <w:szCs w:val="26"/>
+        </w:rPr>
+        <w:t>Version detection (-sV)</w:t>
+      </w:r>
+    </w:p>
+    <w:p>
+      <w:pPr>
+        <w:numPr>
+          <w:numId w:val="0"/>
+        </w:numPr>
+        <w:spacing w:line="360" w:lineRule="auto"/>
+        <w:ind w:leftChars="0"/>
+        <w:rPr>
+          <w:rFonts w:hint="default" w:ascii="Times New Roman" w:hAnsi="Times New Roman" w:cs="Times New Roman"/>
+          <w:sz w:val="26"/>
+          <w:szCs w:val="26"/>
+        </w:rPr>
+      </w:pPr>
+      <w:r>
+        <w:rPr>
+          <w:rFonts w:hint="default" w:ascii="Times New Roman" w:hAnsi="Times New Roman" w:cs="Times New Roman"/>
+          <w:sz w:val="26"/>
+          <w:szCs w:val="26"/>
+        </w:rPr>
+        <w:drawing>
+          <wp:inline distT="0" distB="0" distL="114300" distR="114300">
+            <wp:extent cx="5271135" cy="2707640"/>
+            <wp:effectExtent l="0" t="0" r="1905" b="5080"/>
+            <wp:docPr id="19" name="Picture 19"/>
+            <wp:cNvGraphicFramePr>
+              <a:graphicFrameLocks xmlns:a="http://schemas.openxmlformats.org/drawingml/2006/main" noChangeAspect="1"/>
+            </wp:cNvGraphicFramePr>
+            <a:graphic xmlns:a="http://schemas.openxmlformats.org/drawingml/2006/main">
+              <a:graphicData uri="http://schemas.openxmlformats.org/drawingml/2006/picture">
+                <pic:pic xmlns:pic="http://schemas.openxmlformats.org/drawingml/2006/picture">
+                  <pic:nvPicPr>
+                    <pic:cNvPr id="19" name="Picture 19"/>
+                    <pic:cNvPicPr>
+                      <a:picLocks noChangeAspect="1"/>
+                    </pic:cNvPicPr>
+                  </pic:nvPicPr>
+                  <pic:blipFill>
+                    <a:blip r:embed="rId21"/>
+                    <a:stretch>
+                      <a:fillRect/>
+                    </a:stretch>
+                  </pic:blipFill>
+                  <pic:spPr>
+                    <a:xfrm>
+                      <a:off x="0" y="0"/>
+                      <a:ext cx="5271135" cy="2707640"/>
+                    </a:xfrm>
+                    <a:prstGeom prst="rect">
+                      <a:avLst/>
+                    </a:prstGeom>
+                    <a:noFill/>
+                    <a:ln>
+                      <a:noFill/>
+                    </a:ln>
+                  </pic:spPr>
+                </pic:pic>
+              </a:graphicData>
+            </a:graphic>
+          </wp:inline>
+        </w:drawing>
+      </w:r>
+    </w:p>
+    <w:p>
+      <w:pPr>
+        <w:numPr>
+          <w:ilvl w:val="1"/>
+          <w:numId w:val="2"/>
+        </w:numPr>
+        <w:spacing w:line="360" w:lineRule="auto"/>
+        <w:ind w:left="0" w:leftChars="0" w:firstLine="0" w:firstLineChars="0"/>
+        <w:rPr>
+          <w:rFonts w:hint="default" w:ascii="Times New Roman" w:hAnsi="Times New Roman" w:eastAsia="SimSun" w:cs="Times New Roman"/>
+          <w:sz w:val="26"/>
+          <w:szCs w:val="26"/>
+        </w:rPr>
+      </w:pPr>
+      <w:r>
+        <w:rPr>
+          <w:rFonts w:hint="default" w:ascii="Times New Roman" w:hAnsi="Times New Roman" w:eastAsia="SimSun" w:cs="Times New Roman"/>
+          <w:sz w:val="26"/>
+          <w:szCs w:val="26"/>
+        </w:rPr>
+        <w:t>OS detection (-O)</w:t>
+      </w:r>
+    </w:p>
+    <w:p>
+      <w:pPr>
+        <w:numPr>
+          <w:numId w:val="0"/>
+        </w:numPr>
+        <w:spacing w:line="360" w:lineRule="auto"/>
+        <w:ind w:leftChars="0"/>
+        <w:rPr>
+          <w:rFonts w:hint="default" w:ascii="Times New Roman" w:hAnsi="Times New Roman" w:cs="Times New Roman"/>
+          <w:sz w:val="26"/>
+          <w:szCs w:val="26"/>
+        </w:rPr>
+      </w:pPr>
+      <w:r>
+        <w:rPr>
+          <w:rFonts w:hint="default" w:ascii="Times New Roman" w:hAnsi="Times New Roman" w:cs="Times New Roman"/>
+          <w:sz w:val="26"/>
+          <w:szCs w:val="26"/>
+        </w:rPr>
+        <w:drawing>
+          <wp:inline distT="0" distB="0" distL="114300" distR="114300">
+            <wp:extent cx="5269230" cy="4599305"/>
+            <wp:effectExtent l="0" t="0" r="3810" b="3175"/>
+            <wp:docPr id="20" name="Picture 20"/>
+            <wp:cNvGraphicFramePr>
+              <a:graphicFrameLocks xmlns:a="http://schemas.openxmlformats.org/drawingml/2006/main" noChangeAspect="1"/>
+            </wp:cNvGraphicFramePr>
+            <a:graphic xmlns:a="http://schemas.openxmlformats.org/drawingml/2006/main">
+              <a:graphicData uri="http://schemas.openxmlformats.org/drawingml/2006/picture">
+                <pic:pic xmlns:pic="http://schemas.openxmlformats.org/drawingml/2006/picture">
+                  <pic:nvPicPr>
+                    <pic:cNvPr id="20" name="Picture 20"/>
+                    <pic:cNvPicPr>
+                      <a:picLocks noChangeAspect="1"/>
+                    </pic:cNvPicPr>
+                  </pic:nvPicPr>
+                  <pic:blipFill>
+                    <a:blip r:embed="rId22"/>
+                    <a:stretch>
+                      <a:fillRect/>
+                    </a:stretch>
+                  </pic:blipFill>
+                  <pic:spPr>
+                    <a:xfrm>
+                      <a:off x="0" y="0"/>
+                      <a:ext cx="5269230" cy="4599305"/>
+                    </a:xfrm>
+                    <a:prstGeom prst="rect">
+                      <a:avLst/>
+                    </a:prstGeom>
+                    <a:noFill/>
+                    <a:ln>
+                      <a:noFill/>
+                    </a:ln>
+                  </pic:spPr>
+                </pic:pic>
+              </a:graphicData>
+            </a:graphic>
+          </wp:inline>
+        </w:drawing>
+      </w:r>
+    </w:p>
+    <w:p>
+      <w:pPr>
+        <w:numPr>
+          <w:ilvl w:val="1"/>
+          <w:numId w:val="2"/>
+        </w:numPr>
+        <w:spacing w:line="360" w:lineRule="auto"/>
+        <w:ind w:left="0" w:leftChars="0" w:firstLine="0" w:firstLineChars="0"/>
+        <w:rPr>
+          <w:rFonts w:hint="default" w:ascii="Times New Roman" w:hAnsi="Times New Roman" w:eastAsia="SimSun" w:cs="Times New Roman"/>
+          <w:sz w:val="26"/>
+          <w:szCs w:val="26"/>
+        </w:rPr>
+      </w:pPr>
+      <w:r>
+        <w:rPr>
+          <w:rFonts w:hint="default" w:ascii="Times New Roman" w:hAnsi="Times New Roman" w:eastAsia="SimSun" w:cs="Times New Roman"/>
+          <w:sz w:val="26"/>
+          <w:szCs w:val="26"/>
+        </w:rPr>
+        <w:t>Aggressive scan (-A) - dùng để tổng hợp, không thay thế phân tích</w:t>
+      </w:r>
+    </w:p>
+    <w:p>
+      <w:pPr>
+        <w:numPr>
+          <w:numId w:val="0"/>
+        </w:numPr>
+        <w:spacing w:line="360" w:lineRule="auto"/>
+        <w:ind w:leftChars="0"/>
+        <w:rPr>
+          <w:rFonts w:hint="default" w:ascii="Times New Roman" w:hAnsi="Times New Roman" w:cs="Times New Roman"/>
+          <w:sz w:val="26"/>
+          <w:szCs w:val="26"/>
+        </w:rPr>
+      </w:pPr>
+      <w:r>
+        <w:rPr>
+          <w:rFonts w:hint="default" w:ascii="Times New Roman" w:hAnsi="Times New Roman" w:cs="Times New Roman"/>
+          <w:sz w:val="26"/>
+          <w:szCs w:val="26"/>
+        </w:rPr>
+        <w:drawing>
+          <wp:inline distT="0" distB="0" distL="114300" distR="114300">
+            <wp:extent cx="5264785" cy="4065270"/>
+            <wp:effectExtent l="0" t="0" r="8255" b="3810"/>
+            <wp:docPr id="21" name="Picture 21"/>
+            <wp:cNvGraphicFramePr>
+              <a:graphicFrameLocks xmlns:a="http://schemas.openxmlformats.org/drawingml/2006/main" noChangeAspect="1"/>
+            </wp:cNvGraphicFramePr>
+            <a:graphic xmlns:a="http://schemas.openxmlformats.org/drawingml/2006/main">
+              <a:graphicData uri="http://schemas.openxmlformats.org/drawingml/2006/picture">
+                <pic:pic xmlns:pic="http://schemas.openxmlformats.org/drawingml/2006/picture">
+                  <pic:nvPicPr>
+                    <pic:cNvPr id="21" name="Picture 21"/>
+                    <pic:cNvPicPr>
+                      <a:picLocks noChangeAspect="1"/>
+                    </pic:cNvPicPr>
+                  </pic:nvPicPr>
+                  <pic:blipFill>
+                    <a:blip r:embed="rId23"/>
+                    <a:stretch>
+                      <a:fillRect/>
+                    </a:stretch>
+                  </pic:blipFill>
+                  <pic:spPr>
+                    <a:xfrm>
+                      <a:off x="0" y="0"/>
+                      <a:ext cx="5264785" cy="4065270"/>
+                    </a:xfrm>
+                    <a:prstGeom prst="rect">
+                      <a:avLst/>
+                    </a:prstGeom>
+                    <a:noFill/>
+                    <a:ln>
+                      <a:noFill/>
+                    </a:ln>
+                  </pic:spPr>
+                </pic:pic>
+              </a:graphicData>
+            </a:graphic>
+          </wp:inline>
+        </w:drawing>
+      </w:r>
+    </w:p>
+    <w:p>
+      <w:pPr>
+        <w:numPr>
+          <w:numId w:val="0"/>
+        </w:numPr>
+        <w:spacing w:line="360" w:lineRule="auto"/>
+        <w:ind w:leftChars="0"/>
+        <w:rPr>
+          <w:rFonts w:hint="default" w:ascii="Times New Roman" w:hAnsi="Times New Roman" w:cs="Times New Roman"/>
+          <w:sz w:val="26"/>
+          <w:szCs w:val="26"/>
+        </w:rPr>
+      </w:pPr>
+      <w:r>
+        <w:rPr>
+          <w:rFonts w:hint="default" w:ascii="Times New Roman" w:hAnsi="Times New Roman" w:cs="Times New Roman"/>
+          <w:sz w:val="26"/>
+          <w:szCs w:val="26"/>
+        </w:rPr>
+        <w:drawing>
+          <wp:inline distT="0" distB="0" distL="114300" distR="114300">
+            <wp:extent cx="5259705" cy="3074670"/>
+            <wp:effectExtent l="0" t="0" r="13335" b="3810"/>
+            <wp:docPr id="22" name="Picture 22"/>
+            <wp:cNvGraphicFramePr>
+              <a:graphicFrameLocks xmlns:a="http://schemas.openxmlformats.org/drawingml/2006/main" noChangeAspect="1"/>
+            </wp:cNvGraphicFramePr>
+            <a:graphic xmlns:a="http://schemas.openxmlformats.org/drawingml/2006/main">
+              <a:graphicData uri="http://schemas.openxmlformats.org/drawingml/2006/picture">
+                <pic:pic xmlns:pic="http://schemas.openxmlformats.org/drawingml/2006/picture">
+                  <pic:nvPicPr>
+                    <pic:cNvPr id="22" name="Picture 22"/>
+                    <pic:cNvPicPr>
+                      <a:picLocks noChangeAspect="1"/>
+                    </pic:cNvPicPr>
+                  </pic:nvPicPr>
+                  <pic:blipFill>
+                    <a:blip r:embed="rId24"/>
+                    <a:stretch>
+                      <a:fillRect/>
+                    </a:stretch>
+                  </pic:blipFill>
+                  <pic:spPr>
+                    <a:xfrm>
+                      <a:off x="0" y="0"/>
+                      <a:ext cx="5259705" cy="3074670"/>
+                    </a:xfrm>
+                    <a:prstGeom prst="rect">
+                      <a:avLst/>
+                    </a:prstGeom>
+                    <a:noFill/>
+                    <a:ln>
+                      <a:noFill/>
+                    </a:ln>
+                  </pic:spPr>
+                </pic:pic>
+              </a:graphicData>
+            </a:graphic>
+          </wp:inline>
+        </w:drawing>
+      </w:r>
+    </w:p>
+    <w:p>
+      <w:pPr>
+        <w:numPr>
+          <w:numId w:val="0"/>
+        </w:numPr>
+        <w:spacing w:line="360" w:lineRule="auto"/>
+        <w:ind w:leftChars="0"/>
+        <w:rPr>
+          <w:rFonts w:hint="default" w:ascii="Times New Roman" w:hAnsi="Times New Roman" w:cs="Times New Roman"/>
+          <w:sz w:val="26"/>
+          <w:szCs w:val="26"/>
+        </w:rPr>
+      </w:pPr>
+      <w:r>
+        <w:rPr>
+          <w:rFonts w:hint="default" w:ascii="Times New Roman" w:hAnsi="Times New Roman" w:cs="Times New Roman"/>
+          <w:sz w:val="26"/>
+          <w:szCs w:val="26"/>
+        </w:rPr>
+        <w:drawing>
+          <wp:inline distT="0" distB="0" distL="114300" distR="114300">
+            <wp:extent cx="5266690" cy="4180840"/>
+            <wp:effectExtent l="0" t="0" r="6350" b="10160"/>
+            <wp:docPr id="23" name="Picture 23"/>
+            <wp:cNvGraphicFramePr>
+              <a:graphicFrameLocks xmlns:a="http://schemas.openxmlformats.org/drawingml/2006/main" noChangeAspect="1"/>
+            </wp:cNvGraphicFramePr>
+            <a:graphic xmlns:a="http://schemas.openxmlformats.org/drawingml/2006/main">
+              <a:graphicData uri="http://schemas.openxmlformats.org/drawingml/2006/picture">
+                <pic:pic xmlns:pic="http://schemas.openxmlformats.org/drawingml/2006/picture">
+                  <pic:nvPicPr>
+                    <pic:cNvPr id="23" name="Picture 23"/>
+                    <pic:cNvPicPr>
+                      <a:picLocks noChangeAspect="1"/>
+                    </pic:cNvPicPr>
+                  </pic:nvPicPr>
+                  <pic:blipFill>
+                    <a:blip r:embed="rId25"/>
+                    <a:stretch>
+                      <a:fillRect/>
+                    </a:stretch>
+                  </pic:blipFill>
+                  <pic:spPr>
+                    <a:xfrm>
+                      <a:off x="0" y="0"/>
+                      <a:ext cx="5266690" cy="4180840"/>
+                    </a:xfrm>
+                    <a:prstGeom prst="rect">
+                      <a:avLst/>
+                    </a:prstGeom>
+                    <a:noFill/>
+                    <a:ln>
+                      <a:noFill/>
+                    </a:ln>
+                  </pic:spPr>
+                </pic:pic>
+              </a:graphicData>
+            </a:graphic>
+          </wp:inline>
+        </w:drawing>
+      </w:r>
+    </w:p>
+    <w:p>
+      <w:pPr>
+        <w:numPr>
+          <w:numId w:val="0"/>
+        </w:numPr>
+        <w:spacing w:line="360" w:lineRule="auto"/>
+        <w:ind w:leftChars="0"/>
+        <w:jc w:val="both"/>
+        <w:rPr>
+          <w:rFonts w:hint="default" w:ascii="Times New Roman" w:hAnsi="Times New Roman" w:cs="Times New Roman"/>
+          <w:sz w:val="26"/>
+          <w:szCs w:val="26"/>
+          <w:lang w:val="en-US"/>
+        </w:rPr>
+      </w:pPr>
+      <w:r>
+        <w:rPr>
+          <w:rFonts w:hint="default" w:ascii="Times New Roman" w:hAnsi="Times New Roman" w:cs="Times New Roman"/>
+          <w:sz w:val="26"/>
+          <w:szCs w:val="26"/>
+          <w:lang w:val="en-US"/>
+        </w:rPr>
+        <w:t>Các thành phần -A cung cấp: Tùy chọn này kích hoạt đồng thời 4 chức năng:</w:t>
+      </w:r>
+    </w:p>
+    <w:p>
+      <w:pPr>
+        <w:numPr>
+          <w:numId w:val="0"/>
+        </w:numPr>
+        <w:spacing w:line="360" w:lineRule="auto"/>
+        <w:ind w:leftChars="0"/>
+        <w:jc w:val="both"/>
+        <w:rPr>
+          <w:rFonts w:hint="default" w:ascii="Times New Roman" w:hAnsi="Times New Roman" w:cs="Times New Roman"/>
+          <w:sz w:val="26"/>
+          <w:szCs w:val="26"/>
+          <w:lang w:val="en-US"/>
+        </w:rPr>
+      </w:pPr>
+      <w:r>
+        <w:rPr>
+          <w:rFonts w:hint="default" w:ascii="Times New Roman" w:hAnsi="Times New Roman" w:cs="Times New Roman"/>
+          <w:sz w:val="26"/>
+          <w:szCs w:val="26"/>
+          <w:lang w:val="en-US"/>
+        </w:rPr>
+        <w:t xml:space="preserve">- Version detection (-sV): Dò tìm tên và phiên bản chi tiết của phần mềm dịch vụ.   </w:t>
+      </w:r>
+    </w:p>
+    <w:p>
+      <w:pPr>
+        <w:numPr>
+          <w:numId w:val="0"/>
+        </w:numPr>
+        <w:spacing w:line="360" w:lineRule="auto"/>
+        <w:ind w:leftChars="0"/>
+        <w:jc w:val="both"/>
+        <w:rPr>
+          <w:rFonts w:hint="default" w:ascii="Times New Roman" w:hAnsi="Times New Roman" w:cs="Times New Roman"/>
+          <w:sz w:val="26"/>
+          <w:szCs w:val="26"/>
+          <w:lang w:val="en-US"/>
+        </w:rPr>
+      </w:pPr>
+      <w:r>
+        <w:rPr>
+          <w:rFonts w:hint="default" w:ascii="Times New Roman" w:hAnsi="Times New Roman" w:cs="Times New Roman"/>
+          <w:sz w:val="26"/>
+          <w:szCs w:val="26"/>
+          <w:lang w:val="en-US"/>
+        </w:rPr>
+        <w:t xml:space="preserve">- OS detection (-O): Nhận diện hệ điều hành và phiên bản kernel.  </w:t>
+      </w:r>
+    </w:p>
+    <w:p>
+      <w:pPr>
+        <w:numPr>
+          <w:numId w:val="0"/>
+        </w:numPr>
+        <w:spacing w:line="360" w:lineRule="auto"/>
+        <w:ind w:leftChars="0"/>
+        <w:jc w:val="both"/>
+        <w:rPr>
+          <w:rFonts w:hint="default" w:ascii="Times New Roman" w:hAnsi="Times New Roman" w:cs="Times New Roman"/>
+          <w:sz w:val="26"/>
+          <w:szCs w:val="26"/>
+          <w:lang w:val="en-US"/>
+        </w:rPr>
+      </w:pPr>
+      <w:r>
+        <w:rPr>
+          <w:rFonts w:hint="default" w:ascii="Times New Roman" w:hAnsi="Times New Roman" w:cs="Times New Roman"/>
+          <w:sz w:val="26"/>
+          <w:szCs w:val="26"/>
+          <w:lang w:val="en-US"/>
+        </w:rPr>
+        <w:t xml:space="preserve">- Default NSE scripts (-sC): Tự động chạy tập kịch bản an toàn mặc định để thu thập banner, cấu hình và tiêu đề.  </w:t>
+      </w:r>
+    </w:p>
+    <w:p>
+      <w:pPr>
+        <w:numPr>
+          <w:numId w:val="0"/>
+        </w:numPr>
+        <w:spacing w:line="360" w:lineRule="auto"/>
+        <w:ind w:leftChars="0"/>
+        <w:jc w:val="both"/>
+        <w:rPr>
+          <w:rFonts w:hint="default" w:ascii="Times New Roman" w:hAnsi="Times New Roman" w:cs="Times New Roman"/>
+          <w:sz w:val="26"/>
+          <w:szCs w:val="26"/>
+          <w:lang w:val="en-US"/>
+        </w:rPr>
+      </w:pPr>
+      <w:r>
+        <w:rPr>
+          <w:rFonts w:hint="default" w:ascii="Times New Roman" w:hAnsi="Times New Roman" w:cs="Times New Roman"/>
+          <w:sz w:val="26"/>
+          <w:szCs w:val="26"/>
+          <w:lang w:val="en-US"/>
+        </w:rPr>
+        <w:t xml:space="preserve">- Traceroute (--traceroute): Lập đường dẫn các hop mạng từ máy quét tới máy mục tiêu.   </w:t>
+      </w:r>
+    </w:p>
+    <w:p>
+      <w:pPr>
+        <w:numPr>
+          <w:numId w:val="0"/>
+        </w:numPr>
+        <w:spacing w:line="360" w:lineRule="auto"/>
+        <w:ind w:leftChars="0"/>
+        <w:jc w:val="both"/>
+        <w:rPr>
+          <w:rFonts w:hint="default" w:ascii="Times New Roman" w:hAnsi="Times New Roman" w:cs="Times New Roman"/>
+          <w:sz w:val="26"/>
+          <w:szCs w:val="26"/>
+          <w:lang w:val="en-US"/>
+        </w:rPr>
+      </w:pPr>
+      <w:r>
+        <w:rPr>
+          <w:rFonts w:hint="default" w:ascii="Times New Roman" w:hAnsi="Times New Roman" w:cs="Times New Roman"/>
+          <w:sz w:val="26"/>
+          <w:szCs w:val="26"/>
+          <w:lang w:val="en-US"/>
+        </w:rPr>
+        <w:t xml:space="preserve">* So sánh lượng thông tin và thời gian: Quét -A cho lượng thông tin toàn diện và chi tiết hơn rất nhiều so với chạy riêng lẻ -sV hay -O, nhưng thời gian thực thi kéo dài hơn đáng kể (thường mất từ 15 đến 45 giây thay vì chỉ vài giây).   </w:t>
+      </w:r>
+    </w:p>
+    <w:p>
+      <w:pPr>
+        <w:numPr>
+          <w:numId w:val="0"/>
+        </w:numPr>
+        <w:spacing w:line="360" w:lineRule="auto"/>
+        <w:ind w:leftChars="0"/>
+        <w:jc w:val="both"/>
+        <w:rPr>
+          <w:rFonts w:hint="default" w:ascii="Times New Roman" w:hAnsi="Times New Roman" w:cs="Times New Roman"/>
+          <w:sz w:val="26"/>
+          <w:szCs w:val="26"/>
+          <w:lang w:val="en-US"/>
+        </w:rPr>
+      </w:pPr>
+      <w:r>
+        <w:rPr>
+          <w:rFonts w:hint="default" w:ascii="Times New Roman" w:hAnsi="Times New Roman" w:cs="Times New Roman"/>
+          <w:sz w:val="26"/>
+          <w:szCs w:val="26"/>
+          <w:lang w:val="en-US"/>
+        </w:rPr>
+        <w:t>*Vì sao scan “nhiều thông tin” dễ bị phát hiện?:Quét tổng hợp tạo ra lưu lượng gói tin (traffic) rất lớn và liên tục tương tác vào tầng ứng dụng (gửi các HTTP GET, SSH identification probe, SMB negotiation...).   Hành vi gửi hàng loạt probe bất thường kích hoạt cảnh báo của hệ thống giám sát mạng (IDS/IPS, firewall) và để lại dấu vết rõ ràng trong các tệp log dịch vụ trên máy chủ đích.</w:t>
+      </w:r>
+    </w:p>
+    <w:p>
+      <w:pPr>
+        <w:numPr>
+          <w:ilvl w:val="0"/>
+          <w:numId w:val="2"/>
+        </w:numPr>
+        <w:spacing w:line="360" w:lineRule="auto"/>
+        <w:ind w:left="0" w:leftChars="0" w:firstLine="0" w:firstLineChars="0"/>
+        <w:jc w:val="both"/>
+        <w:rPr>
+          <w:rFonts w:hint="default" w:ascii="Times New Roman" w:hAnsi="Times New Roman" w:eastAsia="SimSun" w:cs="Times New Roman"/>
+          <w:sz w:val="26"/>
+          <w:szCs w:val="26"/>
+        </w:rPr>
+      </w:pPr>
+      <w:r>
+        <w:rPr>
+          <w:rFonts w:hint="default" w:ascii="Times New Roman" w:hAnsi="Times New Roman" w:eastAsia="SimSun" w:cs="Times New Roman"/>
+          <w:sz w:val="26"/>
+          <w:szCs w:val="26"/>
+        </w:rPr>
+        <w:t>NSE - kiểm tra thông tin và lỗ hổng SMB trong lab</w:t>
+      </w:r>
+    </w:p>
+    <w:p>
+      <w:pPr>
+        <w:numPr>
+          <w:ilvl w:val="1"/>
+          <w:numId w:val="2"/>
+        </w:numPr>
+        <w:spacing w:line="360" w:lineRule="auto"/>
+        <w:ind w:left="0" w:leftChars="0" w:firstLine="0" w:firstLineChars="0"/>
+        <w:jc w:val="both"/>
+        <w:rPr>
+          <w:rFonts w:hint="default" w:ascii="Times New Roman" w:hAnsi="Times New Roman" w:eastAsia="SimSun" w:cs="Times New Roman"/>
+          <w:sz w:val="26"/>
+          <w:szCs w:val="26"/>
+        </w:rPr>
+      </w:pPr>
+      <w:r>
+        <w:rPr>
+          <w:rFonts w:hint="default" w:ascii="Times New Roman" w:hAnsi="Times New Roman" w:eastAsia="SimSun" w:cs="Times New Roman"/>
+          <w:sz w:val="26"/>
+          <w:szCs w:val="26"/>
+        </w:rPr>
+        <w:t>Thu thập thông tin SMB</w:t>
+      </w:r>
+    </w:p>
+    <w:p>
+      <w:pPr>
+        <w:numPr>
+          <w:numId w:val="0"/>
+        </w:numPr>
+        <w:spacing w:line="360" w:lineRule="auto"/>
+        <w:ind w:leftChars="0"/>
+        <w:jc w:val="both"/>
+        <w:rPr>
+          <w:rFonts w:hint="default" w:ascii="Times New Roman" w:hAnsi="Times New Roman" w:cs="Times New Roman"/>
+          <w:sz w:val="26"/>
+          <w:szCs w:val="26"/>
+        </w:rPr>
+      </w:pPr>
+      <w:r>
+        <w:rPr>
+          <w:rFonts w:hint="default" w:ascii="Times New Roman" w:hAnsi="Times New Roman" w:cs="Times New Roman"/>
+          <w:sz w:val="26"/>
+          <w:szCs w:val="26"/>
+        </w:rPr>
+        <w:drawing>
+          <wp:inline distT="0" distB="0" distL="114300" distR="114300">
+            <wp:extent cx="5272405" cy="2703830"/>
+            <wp:effectExtent l="0" t="0" r="635" b="8890"/>
+            <wp:docPr id="24" name="Picture 24"/>
+            <wp:cNvGraphicFramePr>
+              <a:graphicFrameLocks xmlns:a="http://schemas.openxmlformats.org/drawingml/2006/main" noChangeAspect="1"/>
+            </wp:cNvGraphicFramePr>
+            <a:graphic xmlns:a="http://schemas.openxmlformats.org/drawingml/2006/main">
+              <a:graphicData uri="http://schemas.openxmlformats.org/drawingml/2006/picture">
+                <pic:pic xmlns:pic="http://schemas.openxmlformats.org/drawingml/2006/picture">
+                  <pic:nvPicPr>
+                    <pic:cNvPr id="24" name="Picture 24"/>
+                    <pic:cNvPicPr>
+                      <a:picLocks noChangeAspect="1"/>
+                    </pic:cNvPicPr>
+                  </pic:nvPicPr>
+                  <pic:blipFill>
+                    <a:blip r:embed="rId26"/>
+                    <a:stretch>
+                      <a:fillRect/>
+                    </a:stretch>
+                  </pic:blipFill>
+                  <pic:spPr>
+                    <a:xfrm>
+                      <a:off x="0" y="0"/>
+                      <a:ext cx="5272405" cy="2703830"/>
+                    </a:xfrm>
+                    <a:prstGeom prst="rect">
+                      <a:avLst/>
+                    </a:prstGeom>
+                    <a:noFill/>
+                    <a:ln>
+                      <a:noFill/>
+                    </a:ln>
+                  </pic:spPr>
+                </pic:pic>
+              </a:graphicData>
+            </a:graphic>
+          </wp:inline>
+        </w:drawing>
+      </w:r>
+    </w:p>
+    <w:p>
+      <w:pPr>
+        <w:numPr>
+          <w:numId w:val="0"/>
+        </w:numPr>
+        <w:spacing w:line="360" w:lineRule="auto"/>
+        <w:ind w:leftChars="0"/>
+        <w:jc w:val="both"/>
+        <w:rPr>
+          <w:rFonts w:hint="default" w:ascii="Times New Roman" w:hAnsi="Times New Roman" w:cs="Times New Roman"/>
+          <w:sz w:val="26"/>
+          <w:szCs w:val="26"/>
+        </w:rPr>
+      </w:pPr>
+      <w:r>
+        <w:rPr>
+          <w:rFonts w:hint="default" w:ascii="Times New Roman" w:hAnsi="Times New Roman" w:cs="Times New Roman"/>
+          <w:sz w:val="26"/>
+          <w:szCs w:val="26"/>
+        </w:rPr>
+        <w:t>Ghi nhận kết quả:</w:t>
+      </w:r>
+    </w:p>
+    <w:p>
+      <w:pPr>
+        <w:numPr>
+          <w:numId w:val="0"/>
+        </w:numPr>
+        <w:spacing w:line="360" w:lineRule="auto"/>
+        <w:ind w:leftChars="0"/>
+        <w:jc w:val="both"/>
+        <w:rPr>
+          <w:rFonts w:hint="default" w:ascii="Times New Roman" w:hAnsi="Times New Roman" w:cs="Times New Roman"/>
+          <w:sz w:val="26"/>
+          <w:szCs w:val="26"/>
+        </w:rPr>
+      </w:pPr>
+      <w:r>
+        <w:rPr>
+          <w:rFonts w:hint="default" w:ascii="Times New Roman" w:hAnsi="Times New Roman" w:cs="Times New Roman"/>
+          <w:sz w:val="26"/>
+          <w:szCs w:val="26"/>
+        </w:rPr>
+        <w:t xml:space="preserve">Hệ điều hành / OS: Unix / Linux (Samba 3.X - 4.X).   </w:t>
+      </w:r>
+    </w:p>
+    <w:p>
+      <w:pPr>
+        <w:numPr>
+          <w:numId w:val="0"/>
+        </w:numPr>
+        <w:spacing w:line="360" w:lineRule="auto"/>
+        <w:ind w:leftChars="0"/>
+        <w:jc w:val="both"/>
+        <w:rPr>
+          <w:rFonts w:hint="default" w:ascii="Times New Roman" w:hAnsi="Times New Roman" w:cs="Times New Roman"/>
+          <w:sz w:val="26"/>
+          <w:szCs w:val="26"/>
+        </w:rPr>
+      </w:pPr>
+      <w:r>
+        <w:rPr>
+          <w:rFonts w:hint="default" w:ascii="Times New Roman" w:hAnsi="Times New Roman" w:cs="Times New Roman"/>
+          <w:sz w:val="26"/>
+          <w:szCs w:val="26"/>
+        </w:rPr>
+        <w:t xml:space="preserve">Computer name / NetBIOS name: METASPLOITABLE.  </w:t>
+      </w:r>
+    </w:p>
+    <w:p>
+      <w:pPr>
+        <w:numPr>
+          <w:numId w:val="0"/>
+        </w:numPr>
+        <w:spacing w:line="360" w:lineRule="auto"/>
+        <w:ind w:leftChars="0"/>
+        <w:jc w:val="both"/>
+        <w:rPr>
+          <w:rFonts w:hint="default" w:ascii="Times New Roman" w:hAnsi="Times New Roman" w:cs="Times New Roman"/>
+          <w:sz w:val="26"/>
+          <w:szCs w:val="26"/>
+        </w:rPr>
+      </w:pPr>
+      <w:r>
+        <w:rPr>
+          <w:rFonts w:hint="default" w:ascii="Times New Roman" w:hAnsi="Times New Roman" w:cs="Times New Roman"/>
+          <w:sz w:val="26"/>
+          <w:szCs w:val="26"/>
+        </w:rPr>
+        <w:t xml:space="preserve"> Domain / Workgroup: WORKGROUP.   </w:t>
+      </w:r>
+    </w:p>
+    <w:p>
+      <w:pPr>
+        <w:numPr>
+          <w:numId w:val="0"/>
+        </w:numPr>
+        <w:spacing w:line="360" w:lineRule="auto"/>
+        <w:ind w:leftChars="0"/>
+        <w:jc w:val="both"/>
+        <w:rPr>
+          <w:rFonts w:hint="default" w:ascii="Times New Roman" w:hAnsi="Times New Roman" w:cs="Times New Roman"/>
+          <w:sz w:val="26"/>
+          <w:szCs w:val="26"/>
+        </w:rPr>
+      </w:pPr>
+      <w:r>
+        <w:rPr>
+          <w:rFonts w:hint="default" w:ascii="Times New Roman" w:hAnsi="Times New Roman" w:cs="Times New Roman"/>
+          <w:sz w:val="26"/>
+          <w:szCs w:val="26"/>
+        </w:rPr>
+        <w:t>Trả lời câu hỏi:</w:t>
+      </w:r>
+    </w:p>
+    <w:p>
+      <w:pPr>
+        <w:numPr>
+          <w:numId w:val="0"/>
+        </w:numPr>
+        <w:spacing w:line="360" w:lineRule="auto"/>
+        <w:ind w:leftChars="0"/>
+        <w:jc w:val="both"/>
+        <w:rPr>
+          <w:rFonts w:hint="default" w:ascii="Times New Roman" w:hAnsi="Times New Roman" w:cs="Times New Roman"/>
+          <w:sz w:val="26"/>
+          <w:szCs w:val="26"/>
+        </w:rPr>
+      </w:pPr>
+      <w:r>
+        <w:rPr>
+          <w:rFonts w:hint="default" w:ascii="Times New Roman" w:hAnsi="Times New Roman" w:cs="Times New Roman"/>
+          <w:sz w:val="26"/>
+          <w:szCs w:val="26"/>
+        </w:rPr>
+        <w:t xml:space="preserve">Nếu cổng 445 đóng hoặc bị lọc, vì sao script không thể thu thập thông tin?  </w:t>
+      </w:r>
+    </w:p>
+    <w:p>
+      <w:pPr>
+        <w:numPr>
+          <w:numId w:val="0"/>
+        </w:numPr>
+        <w:spacing w:line="360" w:lineRule="auto"/>
+        <w:ind w:leftChars="0"/>
+        <w:jc w:val="both"/>
+        <w:rPr>
+          <w:rFonts w:hint="default" w:ascii="Times New Roman" w:hAnsi="Times New Roman" w:cs="Times New Roman"/>
+          <w:sz w:val="26"/>
+          <w:szCs w:val="26"/>
+        </w:rPr>
+      </w:pPr>
+      <w:r>
+        <w:rPr>
+          <w:rFonts w:hint="default" w:ascii="Times New Roman" w:hAnsi="Times New Roman" w:cs="Times New Roman"/>
+          <w:sz w:val="26"/>
+          <w:szCs w:val="26"/>
+          <w:lang w:val="en-US"/>
+        </w:rPr>
+        <w:t xml:space="preserve">- </w:t>
+      </w:r>
+      <w:r>
+        <w:rPr>
+          <w:rFonts w:hint="default" w:ascii="Times New Roman" w:hAnsi="Times New Roman" w:cs="Times New Roman"/>
+          <w:sz w:val="26"/>
+          <w:szCs w:val="26"/>
+        </w:rPr>
+        <w:t xml:space="preserve"> Script smb-os-discovery phụ thuộc hoàn toàn vào giao thức SMB hoạt động trên cổng TCP 445 (hoặc 139). Nếu cổng này đóng hoặc bị tường lửa chặn (filtered), phiên kết nối SMB không thể khởi tạo (Session Setup), do đó phía máy quét không thể gửi các lệnh truy vấn NetBIOS/SMB negotiation để lấy banner cấu hình.   </w:t>
+      </w:r>
+    </w:p>
+    <w:p>
+      <w:pPr>
+        <w:numPr>
+          <w:ilvl w:val="1"/>
+          <w:numId w:val="2"/>
+        </w:numPr>
+        <w:spacing w:line="360" w:lineRule="auto"/>
+        <w:ind w:left="0" w:leftChars="0" w:firstLine="0" w:firstLineChars="0"/>
+        <w:jc w:val="both"/>
+        <w:rPr>
+          <w:rFonts w:hint="default" w:ascii="Times New Roman" w:hAnsi="Times New Roman" w:eastAsia="SimSun" w:cs="Times New Roman"/>
+          <w:sz w:val="26"/>
+          <w:szCs w:val="26"/>
+        </w:rPr>
+      </w:pPr>
+      <w:r>
+        <w:rPr>
+          <w:rFonts w:hint="default" w:ascii="Times New Roman" w:hAnsi="Times New Roman" w:eastAsia="SimSun" w:cs="Times New Roman"/>
+          <w:sz w:val="26"/>
+          <w:szCs w:val="26"/>
+        </w:rPr>
+        <w:t>Kiểm tra MS17-010</w:t>
+      </w:r>
+    </w:p>
+    <w:p>
+      <w:pPr>
+        <w:numPr>
+          <w:numId w:val="0"/>
+        </w:numPr>
+        <w:spacing w:line="360" w:lineRule="auto"/>
+        <w:ind w:leftChars="0"/>
+        <w:jc w:val="both"/>
+        <w:rPr>
+          <w:rFonts w:hint="default" w:ascii="Times New Roman" w:hAnsi="Times New Roman" w:cs="Times New Roman"/>
+          <w:sz w:val="26"/>
+          <w:szCs w:val="26"/>
+        </w:rPr>
+      </w:pPr>
+      <w:r>
+        <w:rPr>
+          <w:rFonts w:hint="default" w:ascii="Times New Roman" w:hAnsi="Times New Roman" w:cs="Times New Roman"/>
+          <w:sz w:val="26"/>
+          <w:szCs w:val="26"/>
+        </w:rPr>
+        <w:drawing>
+          <wp:inline distT="0" distB="0" distL="114300" distR="114300">
+            <wp:extent cx="5273040" cy="1826260"/>
+            <wp:effectExtent l="0" t="0" r="0" b="2540"/>
+            <wp:docPr id="25" name="Picture 25"/>
+            <wp:cNvGraphicFramePr>
+              <a:graphicFrameLocks xmlns:a="http://schemas.openxmlformats.org/drawingml/2006/main" noChangeAspect="1"/>
+            </wp:cNvGraphicFramePr>
+            <a:graphic xmlns:a="http://schemas.openxmlformats.org/drawingml/2006/main">
+              <a:graphicData uri="http://schemas.openxmlformats.org/drawingml/2006/picture">
+                <pic:pic xmlns:pic="http://schemas.openxmlformats.org/drawingml/2006/picture">
+                  <pic:nvPicPr>
+                    <pic:cNvPr id="25" name="Picture 25"/>
+                    <pic:cNvPicPr>
+                      <a:picLocks noChangeAspect="1"/>
+                    </pic:cNvPicPr>
+                  </pic:nvPicPr>
+                  <pic:blipFill>
+                    <a:blip r:embed="rId27"/>
+                    <a:stretch>
+                      <a:fillRect/>
+                    </a:stretch>
+                  </pic:blipFill>
+                  <pic:spPr>
+                    <a:xfrm>
+                      <a:off x="0" y="0"/>
+                      <a:ext cx="5273040" cy="1826260"/>
+                    </a:xfrm>
+                    <a:prstGeom prst="rect">
+                      <a:avLst/>
+                    </a:prstGeom>
+                    <a:noFill/>
+                    <a:ln>
+                      <a:noFill/>
+                    </a:ln>
+                  </pic:spPr>
+                </pic:pic>
+              </a:graphicData>
+            </a:graphic>
+          </wp:inline>
+        </w:drawing>
+      </w:r>
+    </w:p>
+    <w:tbl>
+      <w:tblPr>
+        <w:tblStyle w:val="5"/>
+        <w:tblW w:w="0" w:type="auto"/>
+        <w:tblInd w:w="0" w:type="dxa"/>
+        <w:tblBorders>
+          <w:top w:val="single" w:color="auto" w:sz="4" w:space="0"/>
+          <w:left w:val="single" w:color="auto" w:sz="4" w:space="0"/>
+          <w:bottom w:val="single" w:color="auto" w:sz="4" w:space="0"/>
+          <w:right w:val="single" w:color="auto" w:sz="4" w:space="0"/>
+          <w:insideH w:val="single" w:color="auto" w:sz="4" w:space="0"/>
+          <w:insideV w:val="single" w:color="auto" w:sz="4" w:space="0"/>
+        </w:tblBorders>
+        <w:tblLayout w:type="autofit"/>
+        <w:tblCellMar>
+          <w:left w:w="108" w:type="dxa"/>
+          <w:right w:w="108" w:type="dxa"/>
+        </w:tblCellMar>
+      </w:tblPr>
+      <w:tblGrid>
+        <w:gridCol w:w="1762"/>
+        <w:gridCol w:w="1689"/>
+        <w:gridCol w:w="1689"/>
+        <w:gridCol w:w="1689"/>
+        <w:gridCol w:w="1693"/>
+      </w:tblGrid>
+      <w:tr>
+        <w:tblPrEx>
+          <w:tblBorders>
+            <w:top w:val="single" w:color="auto" w:sz="4" w:space="0"/>
+            <w:left w:val="single" w:color="auto" w:sz="4" w:space="0"/>
+            <w:bottom w:val="single" w:color="auto" w:sz="4" w:space="0"/>
+            <w:right w:val="single" w:color="auto" w:sz="4" w:space="0"/>
+            <w:insideH w:val="single" w:color="auto" w:sz="4" w:space="0"/>
+            <w:insideV w:val="single" w:color="auto" w:sz="4" w:space="0"/>
+          </w:tblBorders>
+        </w:tblPrEx>
+        <w:tc>
+          <w:tcPr>
+            <w:tcW w:w="1703" w:type="dxa"/>
+          </w:tcPr>
+          <w:p>
+            <w:pPr>
+              <w:numPr>
+                <w:numId w:val="0"/>
+              </w:numPr>
+              <w:spacing w:line="360" w:lineRule="auto"/>
+              <w:jc w:val="both"/>
+              <w:rPr>
+                <w:rFonts w:hint="default" w:ascii="Times New Roman" w:hAnsi="Times New Roman" w:cs="Times New Roman"/>
+                <w:sz w:val="26"/>
+                <w:szCs w:val="26"/>
+                <w:vertAlign w:val="baseline"/>
+                <w:lang w:val="en-US"/>
+              </w:rPr>
+            </w:pPr>
+            <w:r>
+              <w:rPr>
+                <w:rFonts w:hint="default" w:ascii="Times New Roman" w:hAnsi="Times New Roman" w:cs="Times New Roman"/>
+                <w:sz w:val="26"/>
+                <w:szCs w:val="26"/>
+                <w:vertAlign w:val="baseline"/>
+                <w:lang w:val="en-US"/>
+              </w:rPr>
+              <w:t>Mục tiêu</w:t>
+            </w:r>
+          </w:p>
+        </w:tc>
+        <w:tc>
+          <w:tcPr>
+            <w:tcW w:w="1703" w:type="dxa"/>
+          </w:tcPr>
+          <w:p>
+            <w:pPr>
+              <w:numPr>
+                <w:numId w:val="0"/>
+              </w:numPr>
+              <w:spacing w:line="360" w:lineRule="auto"/>
+              <w:jc w:val="both"/>
+              <w:rPr>
+                <w:rFonts w:hint="default" w:ascii="Times New Roman" w:hAnsi="Times New Roman" w:cs="Times New Roman"/>
+                <w:sz w:val="26"/>
+                <w:szCs w:val="26"/>
+                <w:vertAlign w:val="baseline"/>
+                <w:lang w:val="en-US"/>
+              </w:rPr>
+            </w:pPr>
+            <w:r>
+              <w:rPr>
+                <w:rFonts w:hint="default" w:ascii="Times New Roman" w:hAnsi="Times New Roman" w:cs="Times New Roman"/>
+                <w:sz w:val="26"/>
+                <w:szCs w:val="26"/>
+                <w:vertAlign w:val="baseline"/>
+                <w:lang w:val="en-US"/>
+              </w:rPr>
+              <w:t>445/tcp</w:t>
+            </w:r>
+          </w:p>
+        </w:tc>
+        <w:tc>
+          <w:tcPr>
+            <w:tcW w:w="1704" w:type="dxa"/>
+          </w:tcPr>
+          <w:p>
+            <w:pPr>
+              <w:numPr>
+                <w:numId w:val="0"/>
+              </w:numPr>
+              <w:spacing w:line="360" w:lineRule="auto"/>
+              <w:jc w:val="both"/>
+              <w:rPr>
+                <w:rFonts w:hint="default" w:ascii="Times New Roman" w:hAnsi="Times New Roman" w:cs="Times New Roman"/>
+                <w:sz w:val="26"/>
+                <w:szCs w:val="26"/>
+                <w:vertAlign w:val="baseline"/>
+                <w:lang w:val="en-US"/>
+              </w:rPr>
+            </w:pPr>
+            <w:r>
+              <w:rPr>
+                <w:rFonts w:hint="default" w:ascii="Times New Roman" w:hAnsi="Times New Roman" w:cs="Times New Roman"/>
+                <w:sz w:val="26"/>
+                <w:szCs w:val="26"/>
+                <w:vertAlign w:val="baseline"/>
+                <w:lang w:val="en-US"/>
+              </w:rPr>
+              <w:t>Kết quả script</w:t>
+            </w:r>
+          </w:p>
+        </w:tc>
+        <w:tc>
+          <w:tcPr>
+            <w:tcW w:w="1704" w:type="dxa"/>
+          </w:tcPr>
+          <w:p>
+            <w:pPr>
+              <w:numPr>
+                <w:numId w:val="0"/>
+              </w:numPr>
+              <w:spacing w:line="360" w:lineRule="auto"/>
+              <w:jc w:val="both"/>
+              <w:rPr>
+                <w:rFonts w:hint="default" w:ascii="Times New Roman" w:hAnsi="Times New Roman" w:cs="Times New Roman"/>
+                <w:sz w:val="26"/>
+                <w:szCs w:val="26"/>
+                <w:vertAlign w:val="baseline"/>
+                <w:lang w:val="en-US"/>
+              </w:rPr>
+            </w:pPr>
+            <w:r>
+              <w:rPr>
+                <w:rFonts w:hint="default" w:ascii="Times New Roman" w:hAnsi="Times New Roman" w:cs="Times New Roman"/>
+                <w:sz w:val="26"/>
+                <w:szCs w:val="26"/>
+                <w:vertAlign w:val="baseline"/>
+                <w:lang w:val="en-US"/>
+              </w:rPr>
+              <w:t>Kết luận</w:t>
+            </w:r>
+          </w:p>
+        </w:tc>
+        <w:tc>
+          <w:tcPr>
+            <w:tcW w:w="1704" w:type="dxa"/>
+          </w:tcPr>
+          <w:p>
+            <w:pPr>
+              <w:numPr>
+                <w:numId w:val="0"/>
+              </w:numPr>
+              <w:spacing w:line="360" w:lineRule="auto"/>
+              <w:jc w:val="both"/>
+              <w:rPr>
+                <w:rFonts w:hint="default" w:ascii="Times New Roman" w:hAnsi="Times New Roman" w:cs="Times New Roman"/>
+                <w:sz w:val="26"/>
+                <w:szCs w:val="26"/>
+                <w:vertAlign w:val="baseline"/>
+                <w:lang w:val="en-US"/>
+              </w:rPr>
+            </w:pPr>
+            <w:r>
+              <w:rPr>
+                <w:rFonts w:hint="default" w:ascii="Times New Roman" w:hAnsi="Times New Roman" w:cs="Times New Roman"/>
+                <w:sz w:val="26"/>
+                <w:szCs w:val="26"/>
+                <w:vertAlign w:val="baseline"/>
+                <w:lang w:val="en-US"/>
+              </w:rPr>
+              <w:t>Biện pháp phòng thủ</w:t>
+            </w:r>
+          </w:p>
+        </w:tc>
+      </w:tr>
+      <w:tr>
+        <w:tblPrEx>
+          <w:tblBorders>
+            <w:top w:val="single" w:color="auto" w:sz="4" w:space="0"/>
+            <w:left w:val="single" w:color="auto" w:sz="4" w:space="0"/>
+            <w:bottom w:val="single" w:color="auto" w:sz="4" w:space="0"/>
+            <w:right w:val="single" w:color="auto" w:sz="4" w:space="0"/>
+            <w:insideH w:val="single" w:color="auto" w:sz="4" w:space="0"/>
+            <w:insideV w:val="single" w:color="auto" w:sz="4" w:space="0"/>
+          </w:tblBorders>
+          <w:tblCellMar>
+            <w:left w:w="108" w:type="dxa"/>
+            <w:right w:w="108" w:type="dxa"/>
+          </w:tblCellMar>
+        </w:tblPrEx>
+        <w:tc>
+          <w:tcPr>
+            <w:tcW w:w="1703" w:type="dxa"/>
+          </w:tcPr>
+          <w:p>
+            <w:pPr>
+              <w:numPr>
+                <w:numId w:val="0"/>
+              </w:numPr>
+              <w:spacing w:line="360" w:lineRule="auto"/>
+              <w:jc w:val="both"/>
+              <w:rPr>
+                <w:rFonts w:hint="default" w:ascii="Times New Roman" w:hAnsi="Times New Roman" w:cs="Times New Roman"/>
+                <w:sz w:val="26"/>
+                <w:szCs w:val="26"/>
+                <w:vertAlign w:val="baseline"/>
+                <w:lang w:val="en-US"/>
+              </w:rPr>
+            </w:pPr>
+            <w:r>
+              <w:rPr>
+                <w:rFonts w:hint="default" w:ascii="Times New Roman" w:hAnsi="Times New Roman" w:cs="Times New Roman"/>
+                <w:sz w:val="26"/>
+                <w:szCs w:val="26"/>
+                <w:vertAlign w:val="baseline"/>
+                <w:lang w:val="en-US"/>
+              </w:rPr>
+              <w:t>Metasploitable 2</w:t>
+            </w:r>
+          </w:p>
+        </w:tc>
+        <w:tc>
+          <w:tcPr>
+            <w:tcW w:w="1703" w:type="dxa"/>
+          </w:tcPr>
+          <w:p>
+            <w:pPr>
+              <w:numPr>
+                <w:numId w:val="0"/>
+              </w:numPr>
+              <w:spacing w:line="360" w:lineRule="auto"/>
+              <w:jc w:val="both"/>
+              <w:rPr>
+                <w:rFonts w:hint="default" w:ascii="Times New Roman" w:hAnsi="Times New Roman" w:cs="Times New Roman"/>
+                <w:sz w:val="26"/>
+                <w:szCs w:val="26"/>
+                <w:vertAlign w:val="baseline"/>
+                <w:lang w:val="en-US"/>
+              </w:rPr>
+            </w:pPr>
+            <w:r>
+              <w:rPr>
+                <w:rFonts w:hint="default" w:ascii="Times New Roman" w:hAnsi="Times New Roman" w:cs="Times New Roman"/>
+                <w:sz w:val="26"/>
+                <w:szCs w:val="26"/>
+                <w:vertAlign w:val="baseline"/>
+                <w:lang w:val="en-US"/>
+              </w:rPr>
+              <w:t>Open</w:t>
+            </w:r>
+          </w:p>
+        </w:tc>
+        <w:tc>
+          <w:tcPr>
+            <w:tcW w:w="1704" w:type="dxa"/>
+          </w:tcPr>
+          <w:p>
+            <w:pPr>
+              <w:numPr>
+                <w:numId w:val="0"/>
+              </w:numPr>
+              <w:spacing w:line="360" w:lineRule="auto"/>
+              <w:jc w:val="both"/>
+              <w:rPr>
+                <w:rFonts w:hint="default" w:ascii="Times New Roman" w:hAnsi="Times New Roman" w:cs="Times New Roman"/>
+                <w:sz w:val="26"/>
+                <w:szCs w:val="26"/>
+                <w:vertAlign w:val="baseline"/>
+                <w:lang w:val="en-US"/>
+              </w:rPr>
+            </w:pPr>
+            <w:r>
+              <w:rPr>
+                <w:rFonts w:hint="default" w:ascii="Times New Roman" w:hAnsi="Times New Roman" w:cs="Times New Roman"/>
+                <w:sz w:val="26"/>
+                <w:szCs w:val="26"/>
+                <w:vertAlign w:val="baseline"/>
+                <w:lang w:val="en-US"/>
+              </w:rPr>
+              <w:t>Không phát hiện lỗ hỏng nào</w:t>
+            </w:r>
+          </w:p>
+        </w:tc>
+        <w:tc>
+          <w:tcPr>
+            <w:tcW w:w="1704" w:type="dxa"/>
+          </w:tcPr>
+          <w:p>
+            <w:pPr>
+              <w:numPr>
+                <w:numId w:val="0"/>
+              </w:numPr>
+              <w:spacing w:line="360" w:lineRule="auto"/>
+              <w:jc w:val="both"/>
+              <w:rPr>
+                <w:rFonts w:hint="default" w:ascii="Times New Roman" w:hAnsi="Times New Roman" w:cs="Times New Roman"/>
+                <w:sz w:val="26"/>
+                <w:szCs w:val="26"/>
+                <w:vertAlign w:val="baseline"/>
+                <w:lang w:val="en-US"/>
+              </w:rPr>
+            </w:pPr>
+            <w:r>
+              <w:rPr>
+                <w:rFonts w:hint="default" w:ascii="Times New Roman" w:hAnsi="Times New Roman" w:eastAsia="SimSun" w:cs="Times New Roman"/>
+                <w:sz w:val="26"/>
+                <w:szCs w:val="26"/>
+              </w:rPr>
+              <w:t>Không có dấu hiệu bị ảnh hưởng bởi MS17-010</w:t>
+            </w:r>
+          </w:p>
+        </w:tc>
+        <w:tc>
+          <w:tcPr>
+            <w:tcW w:w="1704" w:type="dxa"/>
+          </w:tcPr>
+          <w:p>
+            <w:pPr>
+              <w:numPr>
+                <w:numId w:val="0"/>
+              </w:numPr>
+              <w:spacing w:line="360" w:lineRule="auto"/>
+              <w:jc w:val="both"/>
+              <w:rPr>
+                <w:rFonts w:hint="default" w:ascii="Times New Roman" w:hAnsi="Times New Roman" w:eastAsia="SimSun" w:cs="Times New Roman"/>
+                <w:sz w:val="26"/>
+                <w:szCs w:val="26"/>
+              </w:rPr>
+            </w:pPr>
+            <w:r>
+              <w:rPr>
+                <w:rFonts w:hint="default" w:ascii="Times New Roman" w:hAnsi="Times New Roman" w:eastAsia="SimSun" w:cs="Times New Roman"/>
+                <w:sz w:val="26"/>
+                <w:szCs w:val="26"/>
+              </w:rPr>
+              <w:t>Cập nhật Samba lên phiên bản mới nhất, vô hiệu hóa SMBv1, sử dụng firewall hạn chế dải IP truy cập cổng 445.</w:t>
+            </w:r>
+          </w:p>
+        </w:tc>
+      </w:tr>
+    </w:tbl>
+    <w:p>
+      <w:pPr>
+        <w:numPr>
+          <w:numId w:val="0"/>
+        </w:numPr>
+        <w:spacing w:line="360" w:lineRule="auto"/>
+        <w:ind w:leftChars="0"/>
+        <w:jc w:val="both"/>
+        <w:rPr>
+          <w:rFonts w:hint="default" w:ascii="Times New Roman" w:hAnsi="Times New Roman" w:cs="Times New Roman"/>
+          <w:sz w:val="26"/>
+          <w:szCs w:val="26"/>
+          <w:lang w:val="en-US"/>
+        </w:rPr>
+      </w:pPr>
+    </w:p>
+    <w:p>
+      <w:pPr>
+        <w:numPr>
+          <w:ilvl w:val="0"/>
+          <w:numId w:val="2"/>
+        </w:numPr>
+        <w:spacing w:line="360" w:lineRule="auto"/>
+        <w:ind w:left="0" w:leftChars="0" w:firstLine="0" w:firstLineChars="0"/>
+        <w:jc w:val="both"/>
+        <w:rPr>
+          <w:rFonts w:hint="default" w:ascii="Times New Roman" w:hAnsi="Times New Roman" w:eastAsia="SimSun" w:cs="Times New Roman"/>
+          <w:sz w:val="26"/>
+          <w:szCs w:val="26"/>
+        </w:rPr>
+      </w:pPr>
+      <w:r>
+        <w:rPr>
+          <w:rFonts w:hint="default" w:ascii="Times New Roman" w:hAnsi="Times New Roman" w:eastAsia="SimSun" w:cs="Times New Roman"/>
+          <w:sz w:val="26"/>
+          <w:szCs w:val="26"/>
+        </w:rPr>
+        <w:t>Xuất kết quả và tạo hồ sơ bằng chứng</w:t>
+      </w:r>
+    </w:p>
+    <w:p>
+      <w:pPr>
+        <w:numPr>
+          <w:ilvl w:val="1"/>
+          <w:numId w:val="2"/>
+        </w:numPr>
+        <w:spacing w:line="360" w:lineRule="auto"/>
+        <w:ind w:left="0" w:leftChars="0" w:firstLine="0" w:firstLineChars="0"/>
+        <w:jc w:val="both"/>
+        <w:rPr>
+          <w:rFonts w:hint="default" w:ascii="Times New Roman" w:hAnsi="Times New Roman" w:eastAsia="SimSun" w:cs="Times New Roman"/>
+          <w:sz w:val="26"/>
+          <w:szCs w:val="26"/>
+          <w:lang w:val="en-US"/>
+        </w:rPr>
+      </w:pPr>
+      <w:r>
+        <w:rPr>
+          <w:rFonts w:hint="default" w:ascii="Times New Roman" w:hAnsi="Times New Roman" w:eastAsia="SimSun" w:cs="Times New Roman"/>
+          <w:sz w:val="26"/>
+          <w:szCs w:val="26"/>
+        </w:rPr>
+        <w:t>Xuất dạng normal text</w:t>
+      </w:r>
+    </w:p>
+    <w:p>
+      <w:pPr>
+        <w:numPr>
+          <w:numId w:val="0"/>
+        </w:numPr>
+        <w:spacing w:line="360" w:lineRule="auto"/>
+        <w:ind w:leftChars="0"/>
+        <w:jc w:val="both"/>
+        <w:rPr>
+          <w:rFonts w:hint="default" w:ascii="Times New Roman" w:hAnsi="Times New Roman" w:cs="Times New Roman"/>
+          <w:sz w:val="26"/>
+          <w:szCs w:val="26"/>
+        </w:rPr>
+      </w:pPr>
+      <w:r>
+        <w:rPr>
+          <w:rFonts w:hint="default" w:ascii="Times New Roman" w:hAnsi="Times New Roman" w:cs="Times New Roman"/>
+          <w:sz w:val="26"/>
+          <w:szCs w:val="26"/>
+        </w:rPr>
+        <w:drawing>
+          <wp:inline distT="0" distB="0" distL="114300" distR="114300">
+            <wp:extent cx="5270500" cy="3644265"/>
+            <wp:effectExtent l="0" t="0" r="2540" b="13335"/>
+            <wp:docPr id="26" name="Picture 26"/>
+            <wp:cNvGraphicFramePr>
+              <a:graphicFrameLocks xmlns:a="http://schemas.openxmlformats.org/drawingml/2006/main" noChangeAspect="1"/>
+            </wp:cNvGraphicFramePr>
+            <a:graphic xmlns:a="http://schemas.openxmlformats.org/drawingml/2006/main">
+              <a:graphicData uri="http://schemas.openxmlformats.org/drawingml/2006/picture">
+                <pic:pic xmlns:pic="http://schemas.openxmlformats.org/drawingml/2006/picture">
+                  <pic:nvPicPr>
+                    <pic:cNvPr id="26" name="Picture 26"/>
+                    <pic:cNvPicPr>
+                      <a:picLocks noChangeAspect="1"/>
+                    </pic:cNvPicPr>
+                  </pic:nvPicPr>
+                  <pic:blipFill>
+                    <a:blip r:embed="rId28"/>
+                    <a:stretch>
+                      <a:fillRect/>
+                    </a:stretch>
+                  </pic:blipFill>
+                  <pic:spPr>
+                    <a:xfrm>
+                      <a:off x="0" y="0"/>
+                      <a:ext cx="5270500" cy="3644265"/>
+                    </a:xfrm>
+                    <a:prstGeom prst="rect">
+                      <a:avLst/>
+                    </a:prstGeom>
+                    <a:noFill/>
+                    <a:ln>
+                      <a:noFill/>
+                    </a:ln>
+                  </pic:spPr>
+                </pic:pic>
+              </a:graphicData>
+            </a:graphic>
+          </wp:inline>
+        </w:drawing>
+      </w:r>
+    </w:p>
+    <w:p>
+      <w:pPr>
+        <w:numPr>
+          <w:ilvl w:val="1"/>
+          <w:numId w:val="2"/>
+        </w:numPr>
+        <w:spacing w:line="360" w:lineRule="auto"/>
+        <w:ind w:left="0" w:leftChars="0" w:firstLine="0" w:firstLineChars="0"/>
+        <w:jc w:val="both"/>
+        <w:rPr>
+          <w:rFonts w:hint="default" w:ascii="Times New Roman" w:hAnsi="Times New Roman" w:eastAsia="SimSun" w:cs="Times New Roman"/>
+          <w:sz w:val="26"/>
+          <w:szCs w:val="26"/>
+        </w:rPr>
+      </w:pPr>
+      <w:r>
+        <w:rPr>
+          <w:rFonts w:hint="default" w:ascii="Times New Roman" w:hAnsi="Times New Roman" w:eastAsia="SimSun" w:cs="Times New Roman"/>
+          <w:sz w:val="26"/>
+          <w:szCs w:val="26"/>
+        </w:rPr>
+        <w:t>Xuất grepable và lọc nhanh</w:t>
+      </w:r>
+    </w:p>
+    <w:p>
+      <w:pPr>
+        <w:numPr>
+          <w:numId w:val="0"/>
+        </w:numPr>
+        <w:spacing w:line="360" w:lineRule="auto"/>
+        <w:ind w:leftChars="0"/>
+        <w:jc w:val="both"/>
+        <w:rPr>
+          <w:rFonts w:hint="default" w:ascii="Times New Roman" w:hAnsi="Times New Roman" w:cs="Times New Roman"/>
+          <w:sz w:val="26"/>
+          <w:szCs w:val="26"/>
+        </w:rPr>
+      </w:pPr>
+      <w:r>
+        <w:rPr>
+          <w:rFonts w:hint="default" w:ascii="Times New Roman" w:hAnsi="Times New Roman" w:cs="Times New Roman"/>
+          <w:sz w:val="26"/>
+          <w:szCs w:val="26"/>
+        </w:rPr>
+        <w:drawing>
+          <wp:inline distT="0" distB="0" distL="114300" distR="114300">
+            <wp:extent cx="5267325" cy="3827145"/>
+            <wp:effectExtent l="0" t="0" r="5715" b="13335"/>
+            <wp:docPr id="27" name="Picture 27"/>
+            <wp:cNvGraphicFramePr>
+              <a:graphicFrameLocks xmlns:a="http://schemas.openxmlformats.org/drawingml/2006/main" noChangeAspect="1"/>
+            </wp:cNvGraphicFramePr>
+            <a:graphic xmlns:a="http://schemas.openxmlformats.org/drawingml/2006/main">
+              <a:graphicData uri="http://schemas.openxmlformats.org/drawingml/2006/picture">
+                <pic:pic xmlns:pic="http://schemas.openxmlformats.org/drawingml/2006/picture">
+                  <pic:nvPicPr>
+                    <pic:cNvPr id="27" name="Picture 27"/>
+                    <pic:cNvPicPr>
+                      <a:picLocks noChangeAspect="1"/>
+                    </pic:cNvPicPr>
+                  </pic:nvPicPr>
+                  <pic:blipFill>
+                    <a:blip r:embed="rId29"/>
+                    <a:stretch>
+                      <a:fillRect/>
+                    </a:stretch>
+                  </pic:blipFill>
+                  <pic:spPr>
+                    <a:xfrm>
+                      <a:off x="0" y="0"/>
+                      <a:ext cx="5267325" cy="3827145"/>
+                    </a:xfrm>
+                    <a:prstGeom prst="rect">
+                      <a:avLst/>
+                    </a:prstGeom>
+                    <a:noFill/>
+                    <a:ln>
+                      <a:noFill/>
+                    </a:ln>
+                  </pic:spPr>
+                </pic:pic>
+              </a:graphicData>
+            </a:graphic>
+          </wp:inline>
+        </w:drawing>
+      </w:r>
+    </w:p>
+    <w:p>
+      <w:pPr>
+        <w:numPr>
+          <w:ilvl w:val="1"/>
+          <w:numId w:val="2"/>
+        </w:numPr>
+        <w:spacing w:line="360" w:lineRule="auto"/>
+        <w:ind w:left="0" w:leftChars="0" w:firstLine="0" w:firstLineChars="0"/>
+        <w:jc w:val="both"/>
+        <w:rPr>
+          <w:rFonts w:hint="default" w:ascii="Times New Roman" w:hAnsi="Times New Roman" w:eastAsia="SimSun" w:cs="Times New Roman"/>
+          <w:sz w:val="26"/>
+          <w:szCs w:val="26"/>
+        </w:rPr>
+      </w:pPr>
+      <w:r>
+        <w:rPr>
+          <w:rFonts w:hint="default" w:ascii="Times New Roman" w:hAnsi="Times New Roman" w:eastAsia="SimSun" w:cs="Times New Roman"/>
+          <w:sz w:val="26"/>
+          <w:szCs w:val="26"/>
+        </w:rPr>
+        <w:t>Chuyển XML thành HTML</w:t>
+      </w:r>
+    </w:p>
+    <w:p>
+      <w:pPr>
+        <w:numPr>
+          <w:numId w:val="0"/>
+        </w:numPr>
+        <w:spacing w:line="360" w:lineRule="auto"/>
+        <w:ind w:leftChars="0"/>
+        <w:jc w:val="both"/>
+        <w:rPr>
+          <w:rFonts w:hint="default" w:ascii="Times New Roman" w:hAnsi="Times New Roman" w:cs="Times New Roman"/>
+          <w:sz w:val="26"/>
+          <w:szCs w:val="26"/>
+        </w:rPr>
+      </w:pPr>
+      <w:r>
+        <w:rPr>
+          <w:rFonts w:hint="default" w:ascii="Times New Roman" w:hAnsi="Times New Roman" w:cs="Times New Roman"/>
+          <w:sz w:val="26"/>
+          <w:szCs w:val="26"/>
+        </w:rPr>
+        <w:drawing>
+          <wp:inline distT="0" distB="0" distL="114300" distR="114300">
+            <wp:extent cx="3419475" cy="1076325"/>
+            <wp:effectExtent l="0" t="0" r="9525" b="5715"/>
+            <wp:docPr id="28" name="Picture 28"/>
+            <wp:cNvGraphicFramePr>
+              <a:graphicFrameLocks xmlns:a="http://schemas.openxmlformats.org/drawingml/2006/main" noChangeAspect="1"/>
+            </wp:cNvGraphicFramePr>
+            <a:graphic xmlns:a="http://schemas.openxmlformats.org/drawingml/2006/main">
+              <a:graphicData uri="http://schemas.openxmlformats.org/drawingml/2006/picture">
+                <pic:pic xmlns:pic="http://schemas.openxmlformats.org/drawingml/2006/picture">
+                  <pic:nvPicPr>
+                    <pic:cNvPr id="28" name="Picture 28"/>
+                    <pic:cNvPicPr>
+                      <a:picLocks noChangeAspect="1"/>
+                    </pic:cNvPicPr>
+                  </pic:nvPicPr>
+                  <pic:blipFill>
+                    <a:blip r:embed="rId30"/>
+                    <a:stretch>
+                      <a:fillRect/>
+                    </a:stretch>
+                  </pic:blipFill>
+                  <pic:spPr>
+                    <a:xfrm>
+                      <a:off x="0" y="0"/>
+                      <a:ext cx="3419475" cy="1076325"/>
+                    </a:xfrm>
+                    <a:prstGeom prst="rect">
+                      <a:avLst/>
+                    </a:prstGeom>
+                    <a:noFill/>
+                    <a:ln>
+                      <a:noFill/>
+                    </a:ln>
+                  </pic:spPr>
+                </pic:pic>
+              </a:graphicData>
+            </a:graphic>
+          </wp:inline>
+        </w:drawing>
+      </w:r>
+    </w:p>
+    <w:p>
+      <w:pPr>
+        <w:numPr>
+          <w:ilvl w:val="0"/>
+          <w:numId w:val="3"/>
+        </w:numPr>
+        <w:spacing w:line="360" w:lineRule="auto"/>
+        <w:ind w:leftChars="0"/>
+        <w:jc w:val="both"/>
+        <w:rPr>
+          <w:rFonts w:hint="default" w:ascii="Times New Roman" w:hAnsi="Times New Roman" w:cs="Times New Roman"/>
+          <w:sz w:val="26"/>
+          <w:szCs w:val="26"/>
+          <w:lang w:val="en-US"/>
+        </w:rPr>
+      </w:pPr>
+      <w:r>
+        <w:rPr>
+          <w:rFonts w:hint="default" w:ascii="Times New Roman" w:hAnsi="Times New Roman" w:eastAsia="SimSun" w:cs="Times New Roman"/>
+          <w:sz w:val="26"/>
+          <w:szCs w:val="26"/>
+        </w:rPr>
+        <w:t>Sự khác nhau giữa open, closed và filtered là gì? Nêu một tình huống mỗi trạng thái.</w:t>
+      </w:r>
+    </w:p>
+    <w:p>
+      <w:pPr>
+        <w:numPr>
+          <w:numId w:val="0"/>
+        </w:numPr>
+        <w:spacing w:line="360" w:lineRule="auto"/>
+        <w:jc w:val="both"/>
+        <w:rPr>
+          <w:rFonts w:hint="default" w:ascii="Times New Roman" w:hAnsi="Times New Roman" w:cs="Times New Roman"/>
+          <w:sz w:val="26"/>
+          <w:szCs w:val="26"/>
+          <w:lang w:val="en-US"/>
+        </w:rPr>
+      </w:pPr>
+      <w:r>
+        <w:rPr>
+          <w:rFonts w:hint="default" w:ascii="Times New Roman" w:hAnsi="Times New Roman" w:cs="Times New Roman"/>
+          <w:sz w:val="26"/>
+          <w:szCs w:val="26"/>
+          <w:lang w:val="en-US"/>
+        </w:rPr>
+        <w:t xml:space="preserve">- Open: Cổng có một ứng dụng hoặc tiến trình đang chủ động lắng nghe (listening) và sẵn sàng chấp nhận các kết nối mạng.   </w:t>
+      </w:r>
+    </w:p>
+    <w:p>
+      <w:pPr>
+        <w:numPr>
+          <w:numId w:val="0"/>
+        </w:numPr>
+        <w:spacing w:line="360" w:lineRule="auto"/>
+        <w:jc w:val="both"/>
+        <w:rPr>
+          <w:rFonts w:hint="default" w:ascii="Times New Roman" w:hAnsi="Times New Roman" w:cs="Times New Roman"/>
+          <w:sz w:val="26"/>
+          <w:szCs w:val="26"/>
+          <w:lang w:val="en-US"/>
+        </w:rPr>
+      </w:pPr>
+      <w:r>
+        <w:rPr>
+          <w:rFonts w:hint="default" w:ascii="Times New Roman" w:hAnsi="Times New Roman" w:cs="Times New Roman"/>
+          <w:sz w:val="26"/>
+          <w:szCs w:val="26"/>
+          <w:lang w:val="en-US"/>
+        </w:rPr>
+        <w:t>- Closed: Gói tin đến được máy đích, hệ điều hành nhận được nhưng không có ứng dụng nào lắng nghe trên cổng đó; máy đích chủ động trả về gói tin chứa cờ RST (reset).   Filtered: Gói tin bị một thiết bị mạng hoặc phần mềm tường lửa (Firewall/Packet filter) chặn lại hoặc làm rơi (drop), khiến Nmap không nhận được phản hồi hoặc chỉ nhận được thông báo lỗi ICMP (Type 3 Code 1, 2, 3, 9, 10, 13)</w:t>
+      </w:r>
+    </w:p>
+    <w:p>
+      <w:pPr>
+        <w:numPr>
+          <w:numId w:val="0"/>
+        </w:numPr>
+        <w:spacing w:line="360" w:lineRule="auto"/>
+        <w:jc w:val="both"/>
+        <w:rPr>
+          <w:rFonts w:hint="default" w:ascii="Times New Roman" w:hAnsi="Times New Roman" w:cs="Times New Roman"/>
+          <w:sz w:val="26"/>
+          <w:szCs w:val="26"/>
+          <w:lang w:val="en-US"/>
+        </w:rPr>
+      </w:pPr>
+      <w:r>
+        <w:rPr>
+          <w:rFonts w:hint="default" w:ascii="Times New Roman" w:hAnsi="Times New Roman" w:cs="Times New Roman"/>
+          <w:sz w:val="26"/>
+          <w:szCs w:val="26"/>
+          <w:lang w:val="en-US"/>
+        </w:rPr>
+        <w:t>Tình huống thực tế:Open:</w:t>
+      </w:r>
+    </w:p>
+    <w:p>
+      <w:pPr>
+        <w:numPr>
+          <w:numId w:val="0"/>
+        </w:numPr>
+        <w:spacing w:line="360" w:lineRule="auto"/>
+        <w:jc w:val="both"/>
+        <w:rPr>
+          <w:rFonts w:hint="default" w:ascii="Times New Roman" w:hAnsi="Times New Roman" w:cs="Times New Roman"/>
+          <w:sz w:val="26"/>
+          <w:szCs w:val="26"/>
+          <w:lang w:val="en-US"/>
+        </w:rPr>
+      </w:pPr>
+      <w:r>
+        <w:rPr>
+          <w:rFonts w:hint="default" w:ascii="Times New Roman" w:hAnsi="Times New Roman" w:cs="Times New Roman"/>
+          <w:sz w:val="26"/>
+          <w:szCs w:val="26"/>
+          <w:lang w:val="en-US"/>
+        </w:rPr>
+        <w:t xml:space="preserve">-  Máy Metasploitable 2 đang chạy tiến trình dịch vụ web Apache lắng nghe ở cổng 80/tcp.   </w:t>
+      </w:r>
+    </w:p>
+    <w:p>
+      <w:pPr>
+        <w:numPr>
+          <w:numId w:val="0"/>
+        </w:numPr>
+        <w:spacing w:line="360" w:lineRule="auto"/>
+        <w:jc w:val="both"/>
+        <w:rPr>
+          <w:rFonts w:hint="default" w:ascii="Times New Roman" w:hAnsi="Times New Roman" w:cs="Times New Roman"/>
+          <w:sz w:val="26"/>
+          <w:szCs w:val="26"/>
+          <w:lang w:val="en-US"/>
+        </w:rPr>
+      </w:pPr>
+      <w:r>
+        <w:rPr>
+          <w:rFonts w:hint="default" w:ascii="Times New Roman" w:hAnsi="Times New Roman" w:cs="Times New Roman"/>
+          <w:sz w:val="26"/>
+          <w:szCs w:val="26"/>
+          <w:lang w:val="en-US"/>
+        </w:rPr>
+        <w:t xml:space="preserve">- Closed: Máy đích không mở dịch vụ cơ sở dữ liệu phụ nào ở cổng 9999/tcp, khi Nmap thăm dò thì máy lập tức gửi cờ RST phản hồi.   </w:t>
+      </w:r>
+    </w:p>
+    <w:p>
+      <w:pPr>
+        <w:numPr>
+          <w:numId w:val="0"/>
+        </w:numPr>
+        <w:spacing w:line="360" w:lineRule="auto"/>
+        <w:jc w:val="both"/>
+        <w:rPr>
+          <w:rFonts w:hint="default" w:ascii="Times New Roman" w:hAnsi="Times New Roman" w:cs="Times New Roman"/>
+          <w:sz w:val="26"/>
+          <w:szCs w:val="26"/>
+          <w:lang w:val="en-US"/>
+        </w:rPr>
+      </w:pPr>
+      <w:r>
+        <w:rPr>
+          <w:rFonts w:hint="default" w:ascii="Times New Roman" w:hAnsi="Times New Roman" w:cs="Times New Roman"/>
+          <w:sz w:val="26"/>
+          <w:szCs w:val="26"/>
+          <w:lang w:val="en-US"/>
+        </w:rPr>
+        <w:t xml:space="preserve">- Filtered: Máy Windows bật Windows Defender Firewall chặn toàn bộ cổng và âm thầm hủy bỏ (DROP) các gói tin thăm dò từ dải mạng khác gửi đến.  </w:t>
+      </w:r>
+    </w:p>
+    <w:p>
+      <w:pPr>
+        <w:numPr>
+          <w:ilvl w:val="0"/>
+          <w:numId w:val="3"/>
+        </w:numPr>
+        <w:spacing w:line="360" w:lineRule="auto"/>
+        <w:ind w:left="0" w:leftChars="0" w:firstLine="0" w:firstLineChars="0"/>
+        <w:jc w:val="both"/>
+        <w:rPr>
+          <w:rFonts w:hint="default" w:ascii="Times New Roman" w:hAnsi="Times New Roman" w:cs="Times New Roman"/>
+          <w:sz w:val="26"/>
+          <w:szCs w:val="26"/>
+          <w:lang w:val="en-US"/>
+        </w:rPr>
+      </w:pPr>
+      <w:r>
+        <w:rPr>
+          <w:rFonts w:hint="default" w:ascii="Times New Roman" w:hAnsi="Times New Roman" w:eastAsia="SimSun" w:cs="Times New Roman"/>
+          <w:sz w:val="26"/>
+          <w:szCs w:val="26"/>
+        </w:rPr>
+        <w:t>Tại sao -sS thường cần quyền cao hơn -sT? Hai kỹ thuật khác nhau ở cơ chế thiết lập kết nối như thế nào?</w:t>
+      </w:r>
+      <w:r>
+        <w:rPr>
+          <w:rFonts w:hint="default" w:ascii="Times New Roman" w:hAnsi="Times New Roman" w:cs="Times New Roman"/>
+          <w:sz w:val="26"/>
+          <w:szCs w:val="26"/>
+          <w:lang w:val="en-US"/>
+        </w:rPr>
+        <w:t xml:space="preserve"> </w:t>
+      </w:r>
+    </w:p>
+    <w:p>
+      <w:pPr>
+        <w:numPr>
+          <w:numId w:val="0"/>
+        </w:numPr>
+        <w:spacing w:line="360" w:lineRule="auto"/>
+        <w:ind w:leftChars="0"/>
+        <w:jc w:val="both"/>
+        <w:rPr>
+          <w:rFonts w:hint="default" w:ascii="Times New Roman" w:hAnsi="Times New Roman" w:cs="Times New Roman"/>
+          <w:sz w:val="26"/>
+          <w:szCs w:val="26"/>
+          <w:lang w:val="en-US"/>
+        </w:rPr>
+      </w:pPr>
+      <w:r>
+        <w:rPr>
+          <w:rFonts w:hint="default" w:ascii="Times New Roman" w:hAnsi="Times New Roman" w:cs="Times New Roman"/>
+          <w:sz w:val="26"/>
+          <w:szCs w:val="26"/>
+          <w:lang w:val="en-US"/>
+        </w:rPr>
+        <w:t>Cơ chế khác nhau:</w:t>
+      </w:r>
+    </w:p>
+    <w:p>
+      <w:pPr>
+        <w:numPr>
+          <w:ilvl w:val="0"/>
+          <w:numId w:val="4"/>
+        </w:numPr>
+        <w:spacing w:line="360" w:lineRule="auto"/>
+        <w:ind w:left="420" w:leftChars="0" w:hanging="420" w:firstLineChars="0"/>
+        <w:jc w:val="both"/>
+        <w:rPr>
+          <w:rFonts w:hint="default" w:ascii="Times New Roman" w:hAnsi="Times New Roman" w:cs="Times New Roman"/>
+          <w:sz w:val="26"/>
+          <w:szCs w:val="26"/>
+          <w:lang w:val="en-US"/>
+        </w:rPr>
+      </w:pPr>
+      <w:r>
+        <w:rPr>
+          <w:rFonts w:hint="default" w:ascii="Times New Roman" w:hAnsi="Times New Roman" w:cs="Times New Roman"/>
+          <w:sz w:val="26"/>
+          <w:szCs w:val="26"/>
+          <w:lang w:val="en-US"/>
+        </w:rPr>
+        <w:t xml:space="preserve">-sT (TCP Connect Scan): Sử dụng hàm gọi hệ thống chuẩn (connect() socket API) của hệ điều hành để hoàn tất quá trình bắt tay 3 bước hoàn chỉnh (SYN $\rightarrow$ SYN/ACK $\rightarrow$ ACK).   </w:t>
+      </w:r>
+    </w:p>
+    <w:p>
+      <w:pPr>
+        <w:numPr>
+          <w:ilvl w:val="0"/>
+          <w:numId w:val="4"/>
+        </w:numPr>
+        <w:spacing w:line="360" w:lineRule="auto"/>
+        <w:ind w:left="420" w:leftChars="0" w:hanging="420" w:firstLineChars="0"/>
+        <w:jc w:val="both"/>
+        <w:rPr>
+          <w:rFonts w:hint="default" w:ascii="Times New Roman" w:hAnsi="Times New Roman" w:cs="Times New Roman"/>
+          <w:sz w:val="26"/>
+          <w:szCs w:val="26"/>
+          <w:lang w:val="en-US"/>
+        </w:rPr>
+      </w:pPr>
+      <w:r>
+        <w:rPr>
+          <w:rFonts w:hint="default" w:ascii="Times New Roman" w:hAnsi="Times New Roman" w:cs="Times New Roman"/>
+          <w:sz w:val="26"/>
+          <w:szCs w:val="26"/>
+          <w:lang w:val="en-US"/>
+        </w:rPr>
+        <w:t xml:space="preserve">-sS (SYN Scan / Half-Open Scan): Chỉ gửi gói SYN; nếu nhận được SYN/ACK (cổng mở), Nmap gửi ngay cờ RST để hủy phiên kết nối thay vì hoàn thành bắt tay.  </w:t>
+      </w:r>
+    </w:p>
+    <w:p>
+      <w:pPr>
+        <w:numPr>
+          <w:numId w:val="0"/>
+        </w:numPr>
+        <w:spacing w:line="360" w:lineRule="auto"/>
+        <w:ind w:leftChars="0"/>
+        <w:jc w:val="both"/>
+        <w:rPr>
+          <w:rFonts w:hint="default" w:ascii="Times New Roman" w:hAnsi="Times New Roman" w:cs="Times New Roman"/>
+          <w:sz w:val="26"/>
+          <w:szCs w:val="26"/>
+          <w:lang w:val="en-US"/>
+        </w:rPr>
+      </w:pPr>
+      <w:r>
+        <w:rPr>
+          <w:rFonts w:hint="default" w:ascii="Times New Roman" w:hAnsi="Times New Roman" w:cs="Times New Roman"/>
+          <w:sz w:val="26"/>
+          <w:szCs w:val="26"/>
+          <w:lang w:val="en-US"/>
+        </w:rPr>
+        <w:t xml:space="preserve"> Nguyên nhân về quyền:</w:t>
+      </w:r>
+    </w:p>
+    <w:p>
+      <w:pPr>
+        <w:numPr>
+          <w:ilvl w:val="0"/>
+          <w:numId w:val="4"/>
+        </w:numPr>
+        <w:spacing w:line="360" w:lineRule="auto"/>
+        <w:ind w:left="420" w:leftChars="0" w:hanging="420" w:firstLineChars="0"/>
+        <w:jc w:val="both"/>
+        <w:rPr>
+          <w:rFonts w:hint="default" w:ascii="Times New Roman" w:hAnsi="Times New Roman" w:cs="Times New Roman"/>
+          <w:sz w:val="26"/>
+          <w:szCs w:val="26"/>
+          <w:lang w:val="en-US"/>
+        </w:rPr>
+      </w:pPr>
+      <w:r>
+        <w:rPr>
+          <w:rFonts w:hint="default" w:ascii="Times New Roman" w:hAnsi="Times New Roman" w:cs="Times New Roman"/>
+          <w:sz w:val="26"/>
+          <w:szCs w:val="26"/>
+          <w:lang w:val="en-US"/>
+        </w:rPr>
+        <w:t xml:space="preserve">-sT dùng hàm API thông thường nên tài khoản người dùng bình thường (non-root) đều có thể chạy được.  </w:t>
+      </w:r>
+    </w:p>
+    <w:p>
+      <w:pPr>
+        <w:numPr>
+          <w:ilvl w:val="0"/>
+          <w:numId w:val="4"/>
+        </w:numPr>
+        <w:spacing w:line="360" w:lineRule="auto"/>
+        <w:ind w:left="420" w:leftChars="0" w:hanging="420" w:firstLineChars="0"/>
+        <w:jc w:val="both"/>
+        <w:rPr>
+          <w:rFonts w:hint="default" w:ascii="Times New Roman" w:hAnsi="Times New Roman" w:cs="Times New Roman"/>
+          <w:sz w:val="26"/>
+          <w:szCs w:val="26"/>
+          <w:lang w:val="en-US"/>
+        </w:rPr>
+      </w:pPr>
+      <w:r>
+        <w:rPr>
+          <w:rFonts w:hint="default" w:ascii="Times New Roman" w:hAnsi="Times New Roman" w:cs="Times New Roman"/>
+          <w:sz w:val="26"/>
+          <w:szCs w:val="26"/>
+          <w:lang w:val="en-US"/>
+        </w:rPr>
+        <w:t xml:space="preserve"> -sS yêu cầu can thiệp tạo và gửi các gói tin thô (raw packet/raw sockets) tùy biến và tự phân tích phản hồi tầng IP, thao tác này bắt buộc phải có quyền quản trị cao nhất (root hoặc sudo trên Linux, Administrator trên Windows).</w:t>
+      </w:r>
+    </w:p>
+    <w:p>
+      <w:pPr>
+        <w:numPr>
+          <w:ilvl w:val="0"/>
+          <w:numId w:val="3"/>
+        </w:numPr>
+        <w:spacing w:line="360" w:lineRule="auto"/>
+        <w:ind w:left="0" w:leftChars="0" w:firstLine="0" w:firstLineChars="0"/>
+        <w:jc w:val="both"/>
+        <w:rPr>
+          <w:rFonts w:hint="default" w:ascii="Times New Roman" w:hAnsi="Times New Roman" w:cs="Times New Roman"/>
+          <w:sz w:val="26"/>
+          <w:szCs w:val="26"/>
+          <w:lang w:val="en-US"/>
+        </w:rPr>
+      </w:pPr>
+      <w:r>
+        <w:rPr>
+          <w:rFonts w:hint="default" w:ascii="Times New Roman" w:hAnsi="Times New Roman" w:eastAsia="SimSun" w:cs="Times New Roman"/>
+          <w:sz w:val="26"/>
+          <w:szCs w:val="26"/>
+        </w:rPr>
+        <w:t>Vì sao FIN/Xmas/NULL có thể cho kết quả khó diễn giải trên một số hệ điều hành hoặc firewall?</w:t>
+      </w:r>
+    </w:p>
+    <w:p>
+      <w:pPr>
+        <w:numPr>
+          <w:numId w:val="0"/>
+        </w:numPr>
+        <w:spacing w:line="360" w:lineRule="auto"/>
+        <w:ind w:leftChars="0"/>
+        <w:jc w:val="both"/>
+        <w:rPr>
+          <w:rFonts w:hint="default" w:ascii="Times New Roman" w:hAnsi="Times New Roman" w:cs="Times New Roman"/>
+          <w:sz w:val="26"/>
+          <w:szCs w:val="26"/>
+          <w:lang w:val="en-US"/>
+        </w:rPr>
+      </w:pPr>
+      <w:r>
+        <w:rPr>
+          <w:rFonts w:hint="default" w:ascii="Times New Roman" w:hAnsi="Times New Roman" w:cs="Times New Roman"/>
+          <w:sz w:val="26"/>
+          <w:szCs w:val="26"/>
+          <w:lang w:val="en-US"/>
+        </w:rPr>
+        <w:t xml:space="preserve">Các kỹ thuật này dựa vào chuẩn RFC 793: Gửi gói tin dị thường, nếu cổng đóng thì máy đích phải trả về RST; nếu cổng mở thì không phản hồi.  </w:t>
+      </w:r>
+    </w:p>
+    <w:p>
+      <w:pPr>
+        <w:numPr>
+          <w:numId w:val="0"/>
+        </w:numPr>
+        <w:spacing w:line="360" w:lineRule="auto"/>
+        <w:ind w:leftChars="0"/>
+        <w:jc w:val="both"/>
+        <w:rPr>
+          <w:rFonts w:hint="default" w:ascii="Times New Roman" w:hAnsi="Times New Roman" w:cs="Times New Roman"/>
+          <w:sz w:val="26"/>
+          <w:szCs w:val="26"/>
+          <w:lang w:val="en-US"/>
+        </w:rPr>
+      </w:pPr>
+      <w:r>
+        <w:rPr>
+          <w:rFonts w:hint="default" w:ascii="Times New Roman" w:hAnsi="Times New Roman" w:cs="Times New Roman"/>
+          <w:sz w:val="26"/>
+          <w:szCs w:val="26"/>
+          <w:lang w:val="en-US"/>
+        </w:rPr>
+        <w:t xml:space="preserve"> Khó diễn giải vì:</w:t>
+      </w:r>
+    </w:p>
+    <w:p>
+      <w:pPr>
+        <w:numPr>
+          <w:numId w:val="0"/>
+        </w:numPr>
+        <w:spacing w:line="360" w:lineRule="auto"/>
+        <w:ind w:leftChars="0"/>
+        <w:jc w:val="both"/>
+        <w:rPr>
+          <w:rFonts w:hint="default" w:ascii="Times New Roman" w:hAnsi="Times New Roman" w:cs="Times New Roman"/>
+          <w:sz w:val="26"/>
+          <w:szCs w:val="26"/>
+          <w:lang w:val="en-US"/>
+        </w:rPr>
+      </w:pPr>
+      <w:r>
+        <w:rPr>
+          <w:rFonts w:hint="default" w:ascii="Times New Roman" w:hAnsi="Times New Roman" w:cs="Times New Roman"/>
+          <w:sz w:val="26"/>
+          <w:szCs w:val="26"/>
+          <w:lang w:val="en-US"/>
+        </w:rPr>
+        <w:t xml:space="preserve">- Khi cổng mở, Nmap không nhận được phản hồi, nhưng nếu Firewall âm thầm DROP gói tin thì cũng không có phản hồi. Do đó Nmap buộc phải gán nhãn nước đôi là open|filtered.  </w:t>
+      </w:r>
+    </w:p>
+    <w:p>
+      <w:pPr>
+        <w:numPr>
+          <w:numId w:val="0"/>
+        </w:numPr>
+        <w:spacing w:line="360" w:lineRule="auto"/>
+        <w:ind w:leftChars="0"/>
+        <w:jc w:val="both"/>
+        <w:rPr>
+          <w:rFonts w:hint="default" w:ascii="Times New Roman" w:hAnsi="Times New Roman" w:cs="Times New Roman"/>
+          <w:sz w:val="26"/>
+          <w:szCs w:val="26"/>
+          <w:lang w:val="en-US"/>
+        </w:rPr>
+      </w:pPr>
+      <w:r>
+        <w:rPr>
+          <w:rFonts w:hint="default" w:ascii="Times New Roman" w:hAnsi="Times New Roman" w:cs="Times New Roman"/>
+          <w:sz w:val="26"/>
+          <w:szCs w:val="26"/>
+          <w:lang w:val="en-US"/>
+        </w:rPr>
+        <w:t>-  Nhiều hệ điều hành (tiêu biểu là Microsoft Windows, Cisco IOS) không tuân thủ hoàn toàn RFC 793: Bất kể cổng đóng hay mở, chúng đều luôn trả về gói RST, làm kỹ thuật này nhận diện sai thành toàn bộ cổng đều closed.</w:t>
+      </w:r>
+    </w:p>
+    <w:p>
+      <w:pPr>
+        <w:numPr>
+          <w:ilvl w:val="0"/>
+          <w:numId w:val="3"/>
+        </w:numPr>
+        <w:spacing w:line="360" w:lineRule="auto"/>
+        <w:ind w:left="0" w:leftChars="0" w:firstLine="0" w:firstLineChars="0"/>
+        <w:jc w:val="both"/>
+        <w:rPr>
+          <w:rFonts w:hint="default" w:ascii="Times New Roman" w:hAnsi="Times New Roman" w:cs="Times New Roman"/>
+          <w:sz w:val="26"/>
+          <w:szCs w:val="26"/>
+          <w:lang w:val="en-US"/>
+        </w:rPr>
+      </w:pPr>
+      <w:r>
+        <w:rPr>
+          <w:rFonts w:hint="default" w:ascii="Times New Roman" w:hAnsi="Times New Roman" w:eastAsia="SimSun" w:cs="Times New Roman"/>
+          <w:sz w:val="26"/>
+          <w:szCs w:val="26"/>
+        </w:rPr>
+        <w:t>ACK scan trả lời câu hỏi gì khác với SYN scan?</w:t>
+      </w:r>
+    </w:p>
+    <w:p>
+      <w:pPr>
+        <w:numPr>
+          <w:numId w:val="0"/>
+        </w:numPr>
+        <w:spacing w:line="360" w:lineRule="auto"/>
+        <w:ind w:leftChars="0"/>
+        <w:jc w:val="both"/>
+        <w:rPr>
+          <w:rFonts w:hint="default" w:ascii="Times New Roman" w:hAnsi="Times New Roman" w:cs="Times New Roman"/>
+          <w:sz w:val="26"/>
+          <w:szCs w:val="26"/>
+          <w:lang w:val="en-US"/>
+        </w:rPr>
+      </w:pPr>
+      <w:r>
+        <w:rPr>
+          <w:rFonts w:hint="default" w:ascii="Times New Roman" w:hAnsi="Times New Roman" w:cs="Times New Roman"/>
+          <w:sz w:val="26"/>
+          <w:szCs w:val="26"/>
+          <w:lang w:val="en-US"/>
+        </w:rPr>
+        <w:t xml:space="preserve">- SYN scan (-sS) trả lời câu hỏi: "Cổng này có dịch vụ đang mở (open) để kết nối hay đang đóng (closed)?"   </w:t>
+      </w:r>
+    </w:p>
+    <w:p>
+      <w:pPr>
+        <w:numPr>
+          <w:numId w:val="0"/>
+        </w:numPr>
+        <w:spacing w:line="360" w:lineRule="auto"/>
+        <w:ind w:leftChars="0"/>
+        <w:jc w:val="both"/>
+        <w:rPr>
+          <w:rFonts w:hint="default" w:ascii="Times New Roman" w:hAnsi="Times New Roman" w:cs="Times New Roman"/>
+          <w:sz w:val="26"/>
+          <w:szCs w:val="26"/>
+          <w:lang w:val="en-US"/>
+        </w:rPr>
+      </w:pPr>
+      <w:r>
+        <w:rPr>
+          <w:rFonts w:hint="default" w:ascii="Times New Roman" w:hAnsi="Times New Roman" w:cs="Times New Roman"/>
+          <w:sz w:val="26"/>
+          <w:szCs w:val="26"/>
+          <w:lang w:val="en-US"/>
+        </w:rPr>
+        <w:t>- ACK scan (-sA) trả lời câu hỏi: "Các quy tắc của tường lửa (Firewall Ruleset) đang được thiết lập thế nào; gói tin gửi đến cổng này có bị tường lửa chặn (filtered) hay vượt qua được bộ lọc (unfiltered)?" Kỹ thuật này không xác định được trạng thái mở/đóng của dịch vụ.</w:t>
+      </w:r>
+    </w:p>
+    <w:p>
+      <w:pPr>
+        <w:numPr>
+          <w:ilvl w:val="0"/>
+          <w:numId w:val="3"/>
+        </w:numPr>
+        <w:spacing w:line="360" w:lineRule="auto"/>
+        <w:ind w:left="0" w:leftChars="0" w:firstLine="0" w:firstLineChars="0"/>
+        <w:jc w:val="both"/>
+        <w:rPr>
+          <w:rFonts w:hint="default" w:ascii="Times New Roman" w:hAnsi="Times New Roman" w:cs="Times New Roman"/>
+          <w:sz w:val="26"/>
+          <w:szCs w:val="26"/>
+          <w:lang w:val="en-US"/>
+        </w:rPr>
+      </w:pPr>
+      <w:r>
+        <w:rPr>
+          <w:rFonts w:hint="default" w:ascii="Times New Roman" w:hAnsi="Times New Roman" w:eastAsia="SimSun" w:cs="Times New Roman"/>
+          <w:sz w:val="26"/>
+          <w:szCs w:val="26"/>
+        </w:rPr>
+        <w:t>Tại sao UDP scan thường chậm và dễ xuất hiện open|filtered?</w:t>
+      </w:r>
+    </w:p>
+    <w:p>
+      <w:pPr>
+        <w:numPr>
+          <w:numId w:val="0"/>
+        </w:numPr>
+        <w:spacing w:line="360" w:lineRule="auto"/>
+        <w:ind w:leftChars="0"/>
+        <w:jc w:val="both"/>
+        <w:rPr>
+          <w:rFonts w:hint="default" w:ascii="Times New Roman" w:hAnsi="Times New Roman" w:cs="Times New Roman"/>
+          <w:sz w:val="26"/>
+          <w:szCs w:val="26"/>
+          <w:lang w:val="en-US"/>
+        </w:rPr>
+      </w:pPr>
+      <w:r>
+        <w:rPr>
+          <w:rFonts w:hint="default" w:ascii="Times New Roman" w:hAnsi="Times New Roman" w:cs="Times New Roman"/>
+          <w:sz w:val="26"/>
+          <w:szCs w:val="26"/>
+          <w:lang w:val="en-US"/>
+        </w:rPr>
+        <w:t xml:space="preserve">Chậm: Giao thức UDP phi kết nối, không có cơ chế bắt tay. Khi một cổng UDP đóng, máy đích thường trả về thông báo lỗi ICMP Port Unreachable, tuy nhiên nhân Linux/Windows áp dụng cơ chế giới hạn tần suất (Rate Limiting - ví dụ tối đa 1 gói ICMP mỗi giây). Nmap buộc phải giảm tốc độ quét xuống để không bỏ sót.  </w:t>
+      </w:r>
+    </w:p>
+    <w:p>
+      <w:pPr>
+        <w:numPr>
+          <w:numId w:val="0"/>
+        </w:numPr>
+        <w:spacing w:line="360" w:lineRule="auto"/>
+        <w:ind w:leftChars="0"/>
+        <w:jc w:val="both"/>
+        <w:rPr>
+          <w:rFonts w:hint="default" w:ascii="Times New Roman" w:hAnsi="Times New Roman" w:cs="Times New Roman"/>
+          <w:sz w:val="26"/>
+          <w:szCs w:val="26"/>
+          <w:lang w:val="en-US"/>
+        </w:rPr>
+      </w:pPr>
+      <w:r>
+        <w:rPr>
+          <w:rFonts w:hint="default" w:ascii="Times New Roman" w:hAnsi="Times New Roman" w:cs="Times New Roman"/>
+          <w:sz w:val="26"/>
+          <w:szCs w:val="26"/>
+          <w:lang w:val="en-US"/>
+        </w:rPr>
+        <w:t xml:space="preserve"> Dễ báo open|filtered:</w:t>
+      </w:r>
+    </w:p>
+    <w:p>
+      <w:pPr>
+        <w:numPr>
+          <w:numId w:val="0"/>
+        </w:numPr>
+        <w:spacing w:line="360" w:lineRule="auto"/>
+        <w:ind w:leftChars="0"/>
+        <w:jc w:val="both"/>
+        <w:rPr>
+          <w:rFonts w:hint="default" w:ascii="Times New Roman" w:hAnsi="Times New Roman" w:cs="Times New Roman"/>
+          <w:sz w:val="26"/>
+          <w:szCs w:val="26"/>
+          <w:lang w:val="en-US"/>
+        </w:rPr>
+      </w:pPr>
+      <w:r>
+        <w:rPr>
+          <w:rFonts w:hint="default" w:ascii="Times New Roman" w:hAnsi="Times New Roman" w:cs="Times New Roman"/>
+          <w:sz w:val="26"/>
+          <w:szCs w:val="26"/>
+          <w:lang w:val="en-US"/>
+        </w:rPr>
+        <w:t xml:space="preserve">-  Khi gửi một gói UDP rỗng:Nếu ứng dụng đang mở nhưng không cấu hình phản hồi với dữ liệu rỗng $\rightarrow$ không có phản hồi.   </w:t>
+      </w:r>
+    </w:p>
+    <w:p>
+      <w:pPr>
+        <w:numPr>
+          <w:numId w:val="0"/>
+        </w:numPr>
+        <w:spacing w:line="360" w:lineRule="auto"/>
+        <w:ind w:leftChars="0"/>
+        <w:jc w:val="both"/>
+        <w:rPr>
+          <w:rFonts w:hint="default" w:ascii="Times New Roman" w:hAnsi="Times New Roman" w:cs="Times New Roman"/>
+          <w:sz w:val="26"/>
+          <w:szCs w:val="26"/>
+          <w:lang w:val="en-US"/>
+        </w:rPr>
+      </w:pPr>
+      <w:r>
+        <w:rPr>
+          <w:rFonts w:hint="default" w:ascii="Times New Roman" w:hAnsi="Times New Roman" w:cs="Times New Roman"/>
+          <w:sz w:val="26"/>
+          <w:szCs w:val="26"/>
+          <w:lang w:val="en-US"/>
+        </w:rPr>
+        <w:t xml:space="preserve">- Nếu tường lửa chặn gói UDP $\rightarrow$ cũng không có phản hồi. </w:t>
+      </w:r>
+    </w:p>
+    <w:p>
+      <w:pPr>
+        <w:numPr>
+          <w:numId w:val="0"/>
+        </w:numPr>
+        <w:spacing w:line="360" w:lineRule="auto"/>
+        <w:ind w:leftChars="0"/>
+        <w:jc w:val="both"/>
+        <w:rPr>
+          <w:rFonts w:hint="default" w:ascii="Times New Roman" w:hAnsi="Times New Roman" w:cs="Times New Roman"/>
+          <w:sz w:val="26"/>
+          <w:szCs w:val="26"/>
+          <w:lang w:val="en-US"/>
+        </w:rPr>
+      </w:pPr>
+      <w:r>
+        <w:rPr>
+          <w:rFonts w:hint="default" w:ascii="Times New Roman" w:hAnsi="Times New Roman" w:cs="Times New Roman"/>
+          <w:sz w:val="26"/>
+          <w:szCs w:val="26"/>
+          <w:lang w:val="en-US"/>
+        </w:rPr>
+        <w:t xml:space="preserve">- Nmap không thể phân biệt giữa hai trường hợp trên nên báo open|filtered. </w:t>
+      </w:r>
+    </w:p>
+    <w:p>
+      <w:pPr>
+        <w:numPr>
+          <w:ilvl w:val="0"/>
+          <w:numId w:val="3"/>
+        </w:numPr>
+        <w:spacing w:line="360" w:lineRule="auto"/>
+        <w:ind w:left="0" w:leftChars="0" w:firstLine="0" w:firstLineChars="0"/>
+        <w:jc w:val="both"/>
+        <w:rPr>
+          <w:rFonts w:hint="default" w:ascii="Times New Roman" w:hAnsi="Times New Roman" w:cs="Times New Roman"/>
+          <w:sz w:val="26"/>
+          <w:szCs w:val="26"/>
+          <w:lang w:val="en-US"/>
+        </w:rPr>
+      </w:pPr>
+      <w:r>
+        <w:rPr>
+          <w:rFonts w:hint="default" w:ascii="Times New Roman" w:hAnsi="Times New Roman" w:eastAsia="SimSun" w:cs="Times New Roman"/>
+          <w:sz w:val="26"/>
+          <w:szCs w:val="26"/>
+        </w:rPr>
+        <w:t>-sV đóng vai trò gì trong quản lý lỗ hổng? Tại sao chỉ biết port 80 là chưa đủ?</w:t>
+      </w:r>
+    </w:p>
+    <w:p>
+      <w:pPr>
+        <w:numPr>
+          <w:numId w:val="0"/>
+        </w:numPr>
+        <w:spacing w:line="360" w:lineRule="auto"/>
+        <w:ind w:leftChars="0"/>
+        <w:jc w:val="both"/>
+        <w:rPr>
+          <w:rFonts w:hint="default" w:ascii="Times New Roman" w:hAnsi="Times New Roman" w:cs="Times New Roman"/>
+          <w:sz w:val="26"/>
+          <w:szCs w:val="26"/>
+          <w:lang w:val="en-US"/>
+        </w:rPr>
+      </w:pPr>
+      <w:r>
+        <w:rPr>
+          <w:rFonts w:hint="default" w:ascii="Times New Roman" w:hAnsi="Times New Roman" w:cs="Times New Roman"/>
+          <w:sz w:val="26"/>
+          <w:szCs w:val="26"/>
+          <w:lang w:val="en-US"/>
+        </w:rPr>
+        <w:t xml:space="preserve">Vai trò của -sV: Gửi các probe đặc thù để ép dịch vụ trả về banner chi tiết, từ đó xác định chính xác tên phần mềm và số phiên bản cụ thể (ví dụ: Apache 2.2.8 thay vì chỉ biết là http).   </w:t>
+      </w:r>
+    </w:p>
+    <w:p>
+      <w:pPr>
+        <w:numPr>
+          <w:numId w:val="0"/>
+        </w:numPr>
+        <w:spacing w:line="360" w:lineRule="auto"/>
+        <w:ind w:leftChars="0"/>
+        <w:jc w:val="both"/>
+        <w:rPr>
+          <w:rFonts w:hint="default" w:ascii="Times New Roman" w:hAnsi="Times New Roman" w:cs="Times New Roman"/>
+          <w:sz w:val="26"/>
+          <w:szCs w:val="26"/>
+          <w:lang w:val="en-US"/>
+        </w:rPr>
+      </w:pPr>
+      <w:r>
+        <w:rPr>
+          <w:rFonts w:hint="default" w:ascii="Times New Roman" w:hAnsi="Times New Roman" w:cs="Times New Roman"/>
+          <w:sz w:val="26"/>
+          <w:szCs w:val="26"/>
+          <w:lang w:val="en-US"/>
+        </w:rPr>
+        <w:t>Tại sao chỉ biết port 80 là chưa đủ:</w:t>
+      </w:r>
+    </w:p>
+    <w:p>
+      <w:pPr>
+        <w:numPr>
+          <w:numId w:val="0"/>
+        </w:numPr>
+        <w:spacing w:line="360" w:lineRule="auto"/>
+        <w:ind w:leftChars="0"/>
+        <w:jc w:val="both"/>
+        <w:rPr>
+          <w:rFonts w:hint="default" w:ascii="Times New Roman" w:hAnsi="Times New Roman" w:cs="Times New Roman"/>
+          <w:sz w:val="26"/>
+          <w:szCs w:val="26"/>
+          <w:lang w:val="en-US"/>
+        </w:rPr>
+      </w:pPr>
+      <w:r>
+        <w:rPr>
+          <w:rFonts w:hint="default" w:ascii="Times New Roman" w:hAnsi="Times New Roman" w:cs="Times New Roman"/>
+          <w:sz w:val="26"/>
+          <w:szCs w:val="26"/>
+          <w:lang w:val="en-US"/>
+        </w:rPr>
+        <w:t xml:space="preserve">- Port 80 chỉ là quy ước bề nổi; dịch vụ chạy trên đó có thể là Apache, Nginx, IIS hoặc một web framework tùy chỉnh.  </w:t>
+      </w:r>
+    </w:p>
+    <w:p>
+      <w:pPr>
+        <w:numPr>
+          <w:numId w:val="0"/>
+        </w:numPr>
+        <w:spacing w:line="360" w:lineRule="auto"/>
+        <w:ind w:leftChars="0"/>
+        <w:jc w:val="both"/>
+        <w:rPr>
+          <w:rFonts w:hint="default" w:ascii="Times New Roman" w:hAnsi="Times New Roman" w:cs="Times New Roman"/>
+          <w:sz w:val="26"/>
+          <w:szCs w:val="26"/>
+          <w:lang w:val="en-US"/>
+        </w:rPr>
+      </w:pPr>
+      <w:r>
+        <w:rPr>
+          <w:rFonts w:hint="default" w:ascii="Times New Roman" w:hAnsi="Times New Roman" w:cs="Times New Roman"/>
+          <w:sz w:val="26"/>
+          <w:szCs w:val="26"/>
+          <w:lang w:val="en-US"/>
+        </w:rPr>
+        <w:t xml:space="preserve">- Lỗ hổng bảo mật (CVE) gắn liền với phiên bản phần mềm cụ thể (ví dụ: lỗi RCE chỉ tồn tại trên Apache phiên bản cũ nhưng đã được vá ở phiên bản mới). Phải biết chính xác số phiên bản mới có thể tra cứu và đánh giá đúng rủi ro bảo mật. </w:t>
+      </w:r>
+    </w:p>
+    <w:p>
+      <w:pPr>
+        <w:numPr>
+          <w:ilvl w:val="0"/>
+          <w:numId w:val="3"/>
+        </w:numPr>
+        <w:spacing w:line="360" w:lineRule="auto"/>
+        <w:ind w:left="0" w:leftChars="0" w:firstLine="0" w:firstLineChars="0"/>
+        <w:jc w:val="both"/>
+        <w:rPr>
+          <w:rFonts w:hint="default" w:ascii="Times New Roman" w:hAnsi="Times New Roman" w:cs="Times New Roman"/>
+          <w:sz w:val="26"/>
+          <w:szCs w:val="26"/>
+          <w:lang w:val="en-US"/>
+        </w:rPr>
+      </w:pPr>
+      <w:r>
+        <w:rPr>
+          <w:rFonts w:hint="default" w:ascii="Times New Roman" w:hAnsi="Times New Roman" w:eastAsia="SimSun" w:cs="Times New Roman"/>
+          <w:sz w:val="26"/>
+          <w:szCs w:val="26"/>
+        </w:rPr>
+        <w:t>OS fingerprinting có những giới hạn nào? Vì sao không nên coi kết quả -O là tuyệt đối?</w:t>
+      </w:r>
+    </w:p>
+    <w:p>
+      <w:pPr>
+        <w:numPr>
+          <w:numId w:val="0"/>
+        </w:numPr>
+        <w:spacing w:line="360" w:lineRule="auto"/>
+        <w:ind w:leftChars="0" w:firstLine="720" w:firstLineChars="0"/>
+        <w:jc w:val="both"/>
+        <w:rPr>
+          <w:rFonts w:hint="default" w:ascii="Times New Roman" w:hAnsi="Times New Roman" w:cs="Times New Roman"/>
+          <w:sz w:val="26"/>
+          <w:szCs w:val="26"/>
+          <w:lang w:val="en-US"/>
+        </w:rPr>
+      </w:pPr>
+      <w:r>
+        <w:rPr>
+          <w:rFonts w:hint="default" w:ascii="Times New Roman" w:hAnsi="Times New Roman" w:cs="Times New Roman"/>
+          <w:sz w:val="26"/>
+          <w:szCs w:val="26"/>
+          <w:lang w:val="en-US"/>
+        </w:rPr>
+        <w:t>Giới hạn:</w:t>
+      </w:r>
+    </w:p>
+    <w:p>
+      <w:pPr>
+        <w:numPr>
+          <w:numId w:val="0"/>
+        </w:numPr>
+        <w:spacing w:line="360" w:lineRule="auto"/>
+        <w:ind w:leftChars="0"/>
+        <w:jc w:val="both"/>
+        <w:rPr>
+          <w:rFonts w:hint="default" w:ascii="Times New Roman" w:hAnsi="Times New Roman" w:cs="Times New Roman"/>
+          <w:sz w:val="26"/>
+          <w:szCs w:val="26"/>
+          <w:lang w:val="en-US"/>
+        </w:rPr>
+      </w:pPr>
+      <w:r>
+        <w:rPr>
+          <w:rFonts w:hint="default" w:ascii="Times New Roman" w:hAnsi="Times New Roman" w:cs="Times New Roman"/>
+          <w:sz w:val="26"/>
+          <w:szCs w:val="26"/>
+          <w:lang w:val="en-US"/>
+        </w:rPr>
+        <w:t xml:space="preserve">- Cần ít nhất 1 cổng mở (open) và 1 cổng đóng (closed) để đối chiếu hành vi TCP stack. Nếu thiếu một trong hai, độ chính xác giảm sút nghiêm trọng.  </w:t>
+      </w:r>
+    </w:p>
+    <w:p>
+      <w:pPr>
+        <w:numPr>
+          <w:numId w:val="0"/>
+        </w:numPr>
+        <w:spacing w:line="360" w:lineRule="auto"/>
+        <w:ind w:leftChars="0"/>
+        <w:jc w:val="both"/>
+        <w:rPr>
+          <w:rFonts w:hint="default" w:ascii="Times New Roman" w:hAnsi="Times New Roman" w:cs="Times New Roman"/>
+          <w:sz w:val="26"/>
+          <w:szCs w:val="26"/>
+          <w:lang w:val="en-US"/>
+        </w:rPr>
+      </w:pPr>
+      <w:r>
+        <w:rPr>
+          <w:rFonts w:hint="default" w:ascii="Times New Roman" w:hAnsi="Times New Roman" w:cs="Times New Roman"/>
+          <w:sz w:val="26"/>
+          <w:szCs w:val="26"/>
+          <w:lang w:val="en-US"/>
+        </w:rPr>
+        <w:t>- Các thiết bị mạng đứng giữa (như NAT, Proxy, Tường lửa thế hệ mới) có thể sửa đổi (rewrite) hoặc chuẩn hóa cờ TCP, TTL, Window size làm biến dạng dấu vết.</w:t>
+      </w:r>
+    </w:p>
+    <w:p>
+      <w:pPr>
+        <w:numPr>
+          <w:numId w:val="0"/>
+        </w:numPr>
+        <w:spacing w:line="360" w:lineRule="auto"/>
+        <w:ind w:leftChars="0" w:firstLine="720" w:firstLineChars="0"/>
+        <w:jc w:val="both"/>
+        <w:rPr>
+          <w:rFonts w:hint="default" w:ascii="Times New Roman" w:hAnsi="Times New Roman" w:cs="Times New Roman"/>
+          <w:sz w:val="26"/>
+          <w:szCs w:val="26"/>
+          <w:lang w:val="en-US"/>
+        </w:rPr>
+      </w:pPr>
+      <w:r>
+        <w:rPr>
+          <w:rFonts w:hint="default" w:ascii="Times New Roman" w:hAnsi="Times New Roman" w:cs="Times New Roman"/>
+          <w:sz w:val="26"/>
+          <w:szCs w:val="26"/>
+          <w:lang w:val="en-US"/>
+        </w:rPr>
+        <w:t>Không nên coi là tuyệt đối: Quản trị viên có thể tùy biến kernel hoặc thay đổi các tham số mạng trong Registry/sysctl để đánh lừa công cụ (OS Obfuscation), dẫn đến việc Nmap nhận diện sai.</w:t>
+      </w:r>
+    </w:p>
+    <w:p>
+      <w:pPr>
+        <w:numPr>
+          <w:ilvl w:val="0"/>
+          <w:numId w:val="3"/>
+        </w:numPr>
+        <w:spacing w:line="360" w:lineRule="auto"/>
+        <w:ind w:left="0" w:leftChars="0" w:firstLine="0" w:firstLineChars="0"/>
+        <w:jc w:val="both"/>
+        <w:rPr>
+          <w:rFonts w:hint="default" w:ascii="Times New Roman" w:hAnsi="Times New Roman" w:cs="Times New Roman"/>
+          <w:sz w:val="26"/>
+          <w:szCs w:val="26"/>
+          <w:lang w:val="en-US"/>
+        </w:rPr>
+      </w:pPr>
+      <w:r>
+        <w:rPr>
+          <w:rFonts w:hint="default" w:ascii="Times New Roman" w:hAnsi="Times New Roman" w:eastAsia="SimSun" w:cs="Times New Roman"/>
+          <w:sz w:val="26"/>
+          <w:szCs w:val="26"/>
+        </w:rPr>
+        <w:t>NSE script báo timeout có đồng nghĩa “không có lỗ hổng” không? Giải thích.</w:t>
+      </w:r>
+    </w:p>
+    <w:p>
+      <w:pPr>
+        <w:numPr>
+          <w:numId w:val="0"/>
+        </w:numPr>
+        <w:spacing w:line="360" w:lineRule="auto"/>
+        <w:ind w:leftChars="0"/>
+        <w:jc w:val="both"/>
+        <w:rPr>
+          <w:rFonts w:hint="default" w:ascii="Times New Roman" w:hAnsi="Times New Roman" w:cs="Times New Roman"/>
+          <w:sz w:val="26"/>
+          <w:szCs w:val="26"/>
+          <w:lang w:val="en-US"/>
+        </w:rPr>
+      </w:pPr>
+      <w:r>
+        <w:rPr>
+          <w:rFonts w:hint="default" w:ascii="Times New Roman" w:hAnsi="Times New Roman" w:cs="Times New Roman"/>
+          <w:sz w:val="26"/>
+          <w:szCs w:val="26"/>
+          <w:lang w:val="en-US"/>
+        </w:rPr>
+        <w:t xml:space="preserve">Không đồng nghĩa.  </w:t>
+      </w:r>
+    </w:p>
+    <w:p>
+      <w:pPr>
+        <w:numPr>
+          <w:numId w:val="0"/>
+        </w:numPr>
+        <w:spacing w:line="360" w:lineRule="auto"/>
+        <w:ind w:leftChars="0"/>
+        <w:jc w:val="both"/>
+        <w:rPr>
+          <w:rFonts w:hint="default" w:ascii="Times New Roman" w:hAnsi="Times New Roman" w:cs="Times New Roman"/>
+          <w:sz w:val="26"/>
+          <w:szCs w:val="26"/>
+          <w:lang w:val="en-US"/>
+        </w:rPr>
+      </w:pPr>
+      <w:r>
+        <w:rPr>
+          <w:rFonts w:hint="default" w:ascii="Times New Roman" w:hAnsi="Times New Roman" w:cs="Times New Roman"/>
+          <w:sz w:val="26"/>
+          <w:szCs w:val="26"/>
+          <w:lang w:val="en-US"/>
+        </w:rPr>
+        <w:t xml:space="preserve">=&gt;  Giải thích: Timeout chỉ thông báo rằng yêu cầu gửi đi từ script không nhận được phản hồi trong ngưỡng thời gian quy định. Nguyên nhân có thể do đường truyền nghẽn, dịch vụ trên máy đích bị quá tải/treo, hoặc tường lửa can thiệp ngắt kết nối. Không nhận được phản hồi không có nghĩa là dịch vụ an toàn hoặc đã được vá lỗi.   </w:t>
+      </w:r>
+    </w:p>
+    <w:p>
+      <w:pPr>
+        <w:numPr>
+          <w:ilvl w:val="0"/>
+          <w:numId w:val="3"/>
+        </w:numPr>
+        <w:spacing w:line="360" w:lineRule="auto"/>
+        <w:ind w:left="0" w:leftChars="0" w:firstLine="0" w:firstLineChars="0"/>
+        <w:jc w:val="both"/>
+        <w:rPr>
+          <w:rFonts w:hint="default" w:ascii="Times New Roman" w:hAnsi="Times New Roman" w:cs="Times New Roman"/>
+          <w:sz w:val="26"/>
+          <w:szCs w:val="26"/>
+          <w:lang w:val="en-US"/>
+        </w:rPr>
+      </w:pPr>
+      <w:r>
+        <w:rPr>
+          <w:rFonts w:hint="default" w:ascii="Times New Roman" w:hAnsi="Times New Roman" w:cs="Times New Roman"/>
+          <w:sz w:val="26"/>
+          <w:szCs w:val="26"/>
+          <w:lang w:val="en-US"/>
+        </w:rPr>
+        <w:t>So sánh before/after hardening: thay đổi nào trong port state chứng minh biện pháp phòng thủ có hiệu lực?</w:t>
+      </w:r>
+    </w:p>
+    <w:p>
+      <w:pPr>
+        <w:numPr>
+          <w:numId w:val="0"/>
+        </w:numPr>
+        <w:spacing w:line="360" w:lineRule="auto"/>
+        <w:ind w:leftChars="0"/>
+        <w:jc w:val="both"/>
+        <w:rPr>
+          <w:rFonts w:hint="default" w:ascii="Times New Roman" w:hAnsi="Times New Roman" w:cs="Times New Roman"/>
+          <w:sz w:val="26"/>
+          <w:szCs w:val="26"/>
+          <w:lang w:val="en-US"/>
+        </w:rPr>
+      </w:pPr>
+      <w:r>
+        <w:rPr>
+          <w:rFonts w:hint="default" w:ascii="Times New Roman" w:hAnsi="Times New Roman" w:cs="Times New Roman"/>
+          <w:sz w:val="26"/>
+          <w:szCs w:val="26"/>
+          <w:lang w:val="en-US"/>
+        </w:rPr>
+        <w:t>*Cổng dịch vụ chuyển từ trạng thái open sang:</w:t>
+      </w:r>
+    </w:p>
+    <w:p>
+      <w:pPr>
+        <w:numPr>
+          <w:numId w:val="0"/>
+        </w:numPr>
+        <w:spacing w:line="360" w:lineRule="auto"/>
+        <w:ind w:leftChars="0"/>
+        <w:jc w:val="both"/>
+        <w:rPr>
+          <w:rFonts w:hint="default" w:ascii="Times New Roman" w:hAnsi="Times New Roman" w:cs="Times New Roman"/>
+          <w:sz w:val="26"/>
+          <w:szCs w:val="26"/>
+          <w:lang w:val="en-US"/>
+        </w:rPr>
+      </w:pPr>
+      <w:r>
+        <w:rPr>
+          <w:rFonts w:hint="default" w:ascii="Times New Roman" w:hAnsi="Times New Roman" w:cs="Times New Roman"/>
+          <w:sz w:val="26"/>
+          <w:szCs w:val="26"/>
+          <w:lang w:val="en-US"/>
+        </w:rPr>
+        <w:t xml:space="preserve">- closed: Khi dịch vụ không cần thiết đã được dừng (stop) hoặc gỡ bỏ (disable service).  </w:t>
+      </w:r>
+    </w:p>
+    <w:p>
+      <w:pPr>
+        <w:numPr>
+          <w:numId w:val="0"/>
+        </w:numPr>
+        <w:spacing w:line="360" w:lineRule="auto"/>
+        <w:ind w:leftChars="0"/>
+        <w:jc w:val="both"/>
+        <w:rPr>
+          <w:rFonts w:hint="default" w:ascii="Times New Roman" w:hAnsi="Times New Roman" w:cs="Times New Roman"/>
+          <w:sz w:val="26"/>
+          <w:szCs w:val="26"/>
+          <w:lang w:val="en-US"/>
+        </w:rPr>
+      </w:pPr>
+      <w:r>
+        <w:rPr>
+          <w:rFonts w:hint="default" w:ascii="Times New Roman" w:hAnsi="Times New Roman" w:cs="Times New Roman"/>
+          <w:sz w:val="26"/>
+          <w:szCs w:val="26"/>
+          <w:lang w:val="en-US"/>
+        </w:rPr>
+        <w:t xml:space="preserve">-  filtered: Khi quy tắc tường lửa (Firewall Inbound Rule) đã được kích hoạt để chặn gói tin đi vào cổng đó.   </w:t>
+      </w:r>
+    </w:p>
+    <w:p>
+      <w:pPr>
+        <w:numPr>
+          <w:numId w:val="0"/>
+        </w:numPr>
+        <w:spacing w:line="360" w:lineRule="auto"/>
+        <w:ind w:leftChars="0"/>
+        <w:jc w:val="both"/>
+        <w:rPr>
+          <w:rFonts w:hint="default" w:ascii="Times New Roman" w:hAnsi="Times New Roman" w:cs="Times New Roman"/>
+          <w:sz w:val="26"/>
+          <w:szCs w:val="26"/>
+          <w:lang w:val="en-US"/>
+        </w:rPr>
+      </w:pPr>
+      <w:r>
+        <w:rPr>
+          <w:rFonts w:hint="default" w:ascii="Times New Roman" w:hAnsi="Times New Roman" w:cs="Times New Roman"/>
+          <w:sz w:val="26"/>
+          <w:szCs w:val="26"/>
+          <w:lang w:val="en-US"/>
+        </w:rPr>
+        <w:t>*Việc giảm số lượng cổng open trực tiếp chứng minh bề mặt tấn công của hệ thống đã được thu hẹp thành công.</w:t>
+      </w:r>
+    </w:p>
+    <w:p>
+      <w:pPr>
+        <w:numPr>
+          <w:ilvl w:val="0"/>
+          <w:numId w:val="3"/>
+        </w:numPr>
+        <w:spacing w:line="360" w:lineRule="auto"/>
+        <w:ind w:left="0" w:leftChars="0" w:firstLine="0" w:firstLineChars="0"/>
+        <w:jc w:val="both"/>
+        <w:rPr>
+          <w:rFonts w:hint="default" w:ascii="Times New Roman" w:hAnsi="Times New Roman" w:eastAsia="SimSun" w:cs="Times New Roman"/>
+          <w:sz w:val="26"/>
+          <w:szCs w:val="26"/>
+        </w:rPr>
+      </w:pPr>
+      <w:r>
+        <w:rPr>
+          <w:rFonts w:hint="default" w:ascii="Times New Roman" w:hAnsi="Times New Roman" w:eastAsia="SimSun" w:cs="Times New Roman"/>
+          <w:sz w:val="26"/>
+          <w:szCs w:val="26"/>
+        </w:rPr>
+        <w:t>Nêu ba cấu hình phòng thủ giúp giảm bề mặt tấn công mà không dựa vào “ẩn mình” trước Nmap.</w:t>
+      </w:r>
+    </w:p>
+    <w:p>
+      <w:pPr>
+        <w:numPr>
+          <w:numId w:val="0"/>
+        </w:numPr>
+        <w:spacing w:line="360" w:lineRule="auto"/>
+        <w:ind w:leftChars="0"/>
+        <w:jc w:val="both"/>
+        <w:rPr>
+          <w:rFonts w:hint="default" w:ascii="Times New Roman" w:hAnsi="Times New Roman" w:eastAsia="SimSun" w:cs="Times New Roman"/>
+          <w:sz w:val="26"/>
+          <w:szCs w:val="26"/>
+          <w:lang w:val="en-US"/>
+        </w:rPr>
+      </w:pPr>
+      <w:r>
+        <w:rPr>
+          <w:rFonts w:hint="default" w:ascii="Times New Roman" w:hAnsi="Times New Roman" w:eastAsia="SimSun" w:cs="Times New Roman"/>
+          <w:sz w:val="26"/>
+          <w:szCs w:val="26"/>
+          <w:lang w:val="en-US"/>
+        </w:rPr>
+        <w:t xml:space="preserve">- Tắt/gỡ bỏ toàn bộ dịch vụ và cổng không sử dụng: Áp dụng nguyên tắc tối thiểu (ví dụ: gỡ dịch vụ Telnet 23, FTP 21 không mã hóa, chỉ giữ SSH 22).   </w:t>
+      </w:r>
+    </w:p>
+    <w:p>
+      <w:pPr>
+        <w:numPr>
+          <w:numId w:val="0"/>
+        </w:numPr>
+        <w:spacing w:line="360" w:lineRule="auto"/>
+        <w:ind w:leftChars="0"/>
+        <w:jc w:val="both"/>
+        <w:rPr>
+          <w:rFonts w:hint="default" w:ascii="Times New Roman" w:hAnsi="Times New Roman" w:eastAsia="SimSun" w:cs="Times New Roman"/>
+          <w:sz w:val="26"/>
+          <w:szCs w:val="26"/>
+          <w:lang w:val="en-US"/>
+        </w:rPr>
+      </w:pPr>
+      <w:r>
+        <w:rPr>
+          <w:rFonts w:hint="default" w:ascii="Times New Roman" w:hAnsi="Times New Roman" w:eastAsia="SimSun" w:cs="Times New Roman"/>
+          <w:sz w:val="26"/>
+          <w:szCs w:val="26"/>
+          <w:lang w:val="en-US"/>
+        </w:rPr>
+        <w:t xml:space="preserve">- Cấu hình danh sách kiểm soát truy cập (IP Whitelisting / Firewall Rules): Chỉ cho phép các địa chỉ IP quản trị tin cậy được kết nối đến các cổng nhạy cảm (như SSH, RDP, Database).   </w:t>
+      </w:r>
+    </w:p>
+    <w:p>
+      <w:pPr>
+        <w:numPr>
+          <w:numId w:val="0"/>
+        </w:numPr>
+        <w:spacing w:line="360" w:lineRule="auto"/>
+        <w:ind w:leftChars="0"/>
+        <w:jc w:val="both"/>
+        <w:rPr>
+          <w:rFonts w:hint="default" w:ascii="Times New Roman" w:hAnsi="Times New Roman" w:eastAsia="SimSun" w:cs="Times New Roman"/>
+          <w:sz w:val="26"/>
+          <w:szCs w:val="26"/>
+          <w:lang w:val="en-US"/>
+        </w:rPr>
+      </w:pPr>
+      <w:r>
+        <w:rPr>
+          <w:rFonts w:hint="default" w:ascii="Times New Roman" w:hAnsi="Times New Roman" w:eastAsia="SimSun" w:cs="Times New Roman"/>
+          <w:sz w:val="26"/>
+          <w:szCs w:val="26"/>
+          <w:lang w:val="en-US"/>
+        </w:rPr>
+        <w:t>- Triển khai kiến trúc mạng Zero Trust và phân vùng mạng (Network Segmentation): Tách riêng phân vùng dịch vụ công khai (DMZ) và phân vùng máy chủ nội bộ, kiểm soát nghiêm ngặt lưu lượng di chuyển ngang (East-West traffic).</w:t>
+      </w:r>
+    </w:p>
+    <w:p>
+      <w:pPr>
+        <w:numPr>
+          <w:numId w:val="0"/>
+        </w:numPr>
+        <w:spacing w:line="360" w:lineRule="auto"/>
+        <w:jc w:val="both"/>
+        <w:rPr>
+          <w:rFonts w:hint="default" w:ascii="SimSun" w:hAnsi="SimSun" w:eastAsia="SimSun" w:cs="SimSun"/>
+          <w:sz w:val="24"/>
+          <w:szCs w:val="24"/>
           <w:lang w:val="en-US"/>
         </w:rPr>
       </w:pPr>
@@ -675,8 +6830,165 @@
       </w:rPr>
     </w:lvl>
   </w:abstractNum>
+  <w:abstractNum w:abstractNumId="1">
+    <w:nsid w:val="F8DEE892"/>
+    <w:multiLevelType w:val="singleLevel"/>
+    <w:tmpl w:val="F8DEE892"/>
+    <w:lvl w:ilvl="0" w:tentative="0">
+      <w:start w:val="1"/>
+      <w:numFmt w:val="decimal"/>
+      <w:suff w:val="space"/>
+      <w:lvlText w:val="%1."/>
+      <w:lvlJc w:val="left"/>
+    </w:lvl>
+  </w:abstractNum>
+  <w:abstractNum w:abstractNumId="2">
+    <w:nsid w:val="18C1B462"/>
+    <w:multiLevelType w:val="multilevel"/>
+    <w:tmpl w:val="18C1B462"/>
+    <w:lvl w:ilvl="0" w:tentative="0">
+      <w:start w:val="5"/>
+      <w:numFmt w:val="decimal"/>
+      <w:suff w:val="space"/>
+      <w:lvlText w:val="%1."/>
+      <w:lvlJc w:val="left"/>
+    </w:lvl>
+    <w:lvl w:ilvl="1" w:tentative="0">
+      <w:start w:val="1"/>
+      <w:numFmt w:val="decimal"/>
+      <w:suff w:val="space"/>
+      <w:lvlText w:val="%1.%2."/>
+      <w:lvlJc w:val="left"/>
+      <w:pPr>
+        <w:ind w:left="0" w:leftChars="0" w:firstLine="0" w:firstLineChars="0"/>
+      </w:pPr>
+      <w:rPr>
+        <w:rFonts w:hint="default"/>
+      </w:rPr>
+    </w:lvl>
+    <w:lvl w:ilvl="2" w:tentative="0">
+      <w:start w:val="1"/>
+      <w:numFmt w:val="decimal"/>
+      <w:suff w:val="space"/>
+      <w:lvlText w:val="%1.%2.%3."/>
+      <w:lvlJc w:val="left"/>
+      <w:pPr>
+        <w:ind w:left="0" w:leftChars="0" w:firstLine="0" w:firstLineChars="0"/>
+      </w:pPr>
+      <w:rPr>
+        <w:rFonts w:hint="default"/>
+      </w:rPr>
+    </w:lvl>
+    <w:lvl w:ilvl="3" w:tentative="0">
+      <w:start w:val="1"/>
+      <w:numFmt w:val="decimal"/>
+      <w:suff w:val="space"/>
+      <w:lvlText w:val="%1.%2.%3.%4."/>
+      <w:lvlJc w:val="left"/>
+      <w:pPr>
+        <w:ind w:left="0" w:leftChars="0" w:firstLine="0" w:firstLineChars="0"/>
+      </w:pPr>
+      <w:rPr>
+        <w:rFonts w:hint="default"/>
+      </w:rPr>
+    </w:lvl>
+    <w:lvl w:ilvl="4" w:tentative="0">
+      <w:start w:val="1"/>
+      <w:numFmt w:val="decimal"/>
+      <w:suff w:val="space"/>
+      <w:lvlText w:val="%1.%2.%3.%4.%5."/>
+      <w:lvlJc w:val="left"/>
+      <w:pPr>
+        <w:ind w:left="0" w:leftChars="0" w:firstLine="0" w:firstLineChars="0"/>
+      </w:pPr>
+      <w:rPr>
+        <w:rFonts w:hint="default"/>
+      </w:rPr>
+    </w:lvl>
+    <w:lvl w:ilvl="5" w:tentative="0">
+      <w:start w:val="1"/>
+      <w:numFmt w:val="decimal"/>
+      <w:suff w:val="space"/>
+      <w:lvlText w:val="%1.%2.%3.%4.%5.%6."/>
+      <w:lvlJc w:val="left"/>
+      <w:pPr>
+        <w:ind w:left="0" w:leftChars="0" w:firstLine="0" w:firstLineChars="0"/>
+      </w:pPr>
+      <w:rPr>
+        <w:rFonts w:hint="default"/>
+      </w:rPr>
+    </w:lvl>
+    <w:lvl w:ilvl="6" w:tentative="0">
+      <w:start w:val="1"/>
+      <w:numFmt w:val="decimal"/>
+      <w:suff w:val="space"/>
+      <w:lvlText w:val="%1.%2.%3.%4.%5.%6.%7."/>
+      <w:lvlJc w:val="left"/>
+      <w:pPr>
+        <w:ind w:left="0" w:leftChars="0" w:firstLine="0" w:firstLineChars="0"/>
+      </w:pPr>
+      <w:rPr>
+        <w:rFonts w:hint="default"/>
+      </w:rPr>
+    </w:lvl>
+    <w:lvl w:ilvl="7" w:tentative="0">
+      <w:start w:val="1"/>
+      <w:numFmt w:val="decimal"/>
+      <w:suff w:val="space"/>
+      <w:lvlText w:val="%1.%2.%3.%4.%5.%6.%7.%8."/>
+      <w:lvlJc w:val="left"/>
+      <w:pPr>
+        <w:ind w:left="0" w:leftChars="0" w:firstLine="0" w:firstLineChars="0"/>
+      </w:pPr>
+      <w:rPr>
+        <w:rFonts w:hint="default"/>
+      </w:rPr>
+    </w:lvl>
+    <w:lvl w:ilvl="8" w:tentative="0">
+      <w:start w:val="1"/>
+      <w:numFmt w:val="decimal"/>
+      <w:suff w:val="space"/>
+      <w:lvlText w:val="%1.%2.%3.%4.%5.%6.%7.%8.%9."/>
+      <w:lvlJc w:val="left"/>
+      <w:pPr>
+        <w:ind w:left="0" w:leftChars="0" w:firstLine="0" w:firstLineChars="0"/>
+      </w:pPr>
+      <w:rPr>
+        <w:rFonts w:hint="default"/>
+      </w:rPr>
+    </w:lvl>
+  </w:abstractNum>
+  <w:abstractNum w:abstractNumId="3">
+    <w:nsid w:val="2602BE73"/>
+    <w:multiLevelType w:val="singleLevel"/>
+    <w:tmpl w:val="2602BE73"/>
+    <w:lvl w:ilvl="0" w:tentative="0">
+      <w:start w:val="1"/>
+      <w:numFmt w:val="bullet"/>
+      <w:lvlText w:val=""/>
+      <w:lvlJc w:val="left"/>
+      <w:pPr>
+        <w:tabs>
+          <w:tab w:val="left" w:pos="420"/>
+        </w:tabs>
+        <w:ind w:left="420" w:leftChars="0" w:hanging="420" w:firstLineChars="0"/>
+      </w:pPr>
+      <w:rPr>
+        <w:rFonts w:hint="default" w:ascii="Wingdings" w:hAnsi="Wingdings"/>
+      </w:rPr>
+    </w:lvl>
+  </w:abstractNum>
   <w:num w:numId="1">
     <w:abstractNumId w:val="0"/>
+  </w:num>
+  <w:num w:numId="2">
+    <w:abstractNumId w:val="2"/>
+  </w:num>
+  <w:num w:numId="3">
+    <w:abstractNumId w:val="1"/>
+  </w:num>
+  <w:num w:numId="4">
+    <w:abstractNumId w:val="3"/>
   </w:num>
 </w:numbering>
 </file>
@@ -970,6 +7282,34 @@
       </w:tblCellMar>
     </w:tblPr>
   </w:style>
+  <w:style w:type="character" w:styleId="4">
+    <w:name w:val="Hyperlink"/>
+    <w:basedOn w:val="2"/>
+    <w:uiPriority w:val="0"/>
+    <w:rPr>
+      <w:color w:val="0000FF"/>
+      <w:u w:val="single"/>
+    </w:rPr>
+  </w:style>
+  <w:style w:type="table" w:styleId="5">
+    <w:name w:val="Table Grid"/>
+    <w:basedOn w:val="3"/>
+    <w:uiPriority w:val="0"/>
+    <w:pPr>
+      <w:widowControl w:val="0"/>
+      <w:jc w:val="both"/>
+    </w:pPr>
+    <w:tblPr>
+      <w:tblBorders>
+        <w:top w:val="single" w:color="auto" w:sz="4" w:space="0"/>
+        <w:left w:val="single" w:color="auto" w:sz="4" w:space="0"/>
+        <w:bottom w:val="single" w:color="auto" w:sz="4" w:space="0"/>
+        <w:right w:val="single" w:color="auto" w:sz="4" w:space="0"/>
+        <w:insideH w:val="single" w:color="auto" w:sz="4" w:space="0"/>
+        <w:insideV w:val="single" w:color="auto" w:sz="4" w:space="0"/>
+      </w:tblBorders>
+    </w:tblPr>
+  </w:style>
 </w:styles>
 </file>
 
